--- a/docs/ai-cold-race-20260908/AI赛马制测试数据报告_批注版_byGPT56.docx
+++ b/docs/ai-cold-race-20260908/AI赛马制测试数据报告_批注版_byGPT56.docx
@@ -13,7 +13,7 @@
           <w:color w:val="17365D"/>
           <w:sz w:val="48"/>
         </w:rPr>
-        <w:t>AI「赛马制」测试数据报告</w:t>
+        <w:t>AI“赛马制”测试数据报告</w:t>
       </w:r>
     </w:p>
     <w:p>
@@ -26,7 +26,7 @@
           <w:color w:val="1F4E78"/>
           <w:sz w:val="32"/>
         </w:rPr>
-        <w:t>审查复原稿 · 批注版</w:t>
+        <w:t>全文抽提 · 审查批注版</w:t>
       </w:r>
     </w:p>
     <w:p/>
@@ -35,33 +35,7 @@
         <w:jc w:val="center"/>
       </w:pPr>
       <w:r>
-        <w:rPr>
-          <w:sz w:val="24"/>
-        </w:rPr>
-        <w:t>日期：2026年9月8日</w:t>
-      </w:r>
-    </w:p>
-    <w:p>
-      <w:pPr>
-        <w:jc w:val="center"/>
-      </w:pPr>
-      <w:r>
-        <w:t>参赛队伍名称：</w:t>
-      </w:r>
-      <w:commentRangeStart w:id="0"/>
-      <w:r>
-        <w:rPr>
-          <w:color w:val="9C5700"/>
-          <w:highlight w:val="yellow"/>
-        </w:rPr>
-        <w:t>____________________</w:t>
-      </w:r>
-      <w:commentRangeEnd w:id="0"/>
-      <w:r>
-        <w:rPr>
-          <w:rStyle w:val="CommentReference"/>
-        </w:rPr>
-        <w:commentReference w:id="0"/>
+        <w:t>审查人：GPT-5.6　｜　日期：2026年9月8日</w:t>
       </w:r>
     </w:p>
     <w:p/>
@@ -69,177 +43,680 @@
       <w:tblPr>
         <w:tblW w:type="auto" w:w="0"/>
         <w:jc w:val="center"/>
-        <w:tblLayout w:type="autofit"/>
         <w:tblLook w:firstColumn="1" w:firstRow="1" w:lastColumn="0" w:lastRow="0" w:noHBand="0" w:noVBand="1" w:val="04A0"/>
       </w:tblPr>
       <w:tblGrid>
-        <w:gridCol w:w="9632"/>
+        <w:gridCol w:w="9689"/>
       </w:tblGrid>
       <w:tr>
         <w:tc>
           <w:tcPr>
-            <w:tcW w:type="dxa" w:w="9632"/>
+            <w:tcW w:type="dxa" w:w="9689"/>
             <w:shd w:fill="FFF2CC"/>
             <w:tcMar>
-              <w:top w:w="160" w:type="dxa"/>
-              <w:start w:w="180" w:type="dxa"/>
-              <w:bottom w:w="160" w:type="dxa"/>
-              <w:end w:w="180" w:type="dxa"/>
+              <w:top w:w="170" w:type="dxa"/>
+              <w:start w:w="170" w:type="dxa"/>
+              <w:bottom w:w="170" w:type="dxa"/>
+              <w:end w:w="170" w:type="dxa"/>
             </w:tcMar>
           </w:tcPr>
           <w:p>
             <w:r>
-              <w:t>重要说明：仓库未提供原始提交稿。本文件依据委托方给出的结构化 dump 复原，用于承载审查批注；它不是原始 Word 的无损副本。黄色高亮为批注落点，原生评论与文末批注索引使用同一问题编号。所有未知数据均保留为【请填写数据】或“未知”，未作任何推算。</w:t>
-            </w:r>
-          </w:p>
-        </w:tc>
-      </w:tr>
-    </w:tbl>
-    <w:p/>
-    <w:p>
-      <w:pPr>
-        <w:jc w:val="center"/>
-      </w:pPr>
-      <w:r>
-        <w:rPr>
-          <w:color w:val="646464"/>
-          <w:sz w:val="18"/>
-        </w:rPr>
-        <w:t>审查人：GPT-5.6　｜　审查日期：2026-09-08</w:t>
-      </w:r>
-    </w:p>
-    <w:p>
-      <w:r>
-        <w:br w:type="page"/>
-      </w:r>
-    </w:p>
-    <w:p>
-      <w:pPr>
-        <w:pStyle w:val="Heading1"/>
-        <w:keepNext/>
-      </w:pPr>
-      <w:r>
-        <w:t>执行审查摘要</w:t>
-      </w:r>
-    </w:p>
-    <w:p>
-      <w:r>
-        <w:rPr>
-          <w:b/>
-          <w:color w:val="C00000"/>
-        </w:rPr>
-        <w:t>审查结论：当前版本不具备直接提交条件，建议在补齐阻断项并完成一次交叉复核后再定稿。</w:t>
-      </w:r>
-    </w:p>
-    <w:p>
-      <w:r>
-        <w:t>报告已形成项目A、C的负荷预测与部分设备参数预测链路，包含数据体检、掩码清洗、TFT日前预测、五随机种子、样本外窗口、无泄漏扰动和物理闭环等要素。项目A逐时结果、项目C逐时结果及部分设备指标已有数据，项目A仿真节能率填报为5.54%。这些内容可作为定稿基础，但完整性、评分风险和方法一致性仍有明显缺口。</w:t>
-      </w:r>
-    </w:p>
-    <w:p>
-      <w:r>
-        <w:t>首要问题是项目B几乎未形成可评审证据：逐时结果、设备结果及节能结果仍为占位符，极端工况表也有空缺，正文对B的分析很少。封面和基本信息表中的队伍名称同样未填写。上述问题会直接影响形式审查或分项评分，不能用推测值补齐。</w:t>
-      </w:r>
-    </w:p>
-    <w:p>
-      <w:r>
-        <w:t>第二类风险集中在项目C设备指标。冷机功率第三项为24.33、水泵第三项为10.01；若该列确为MAPE，则均高于任务提示的≤6%目标。必须先核实原表列名、单位、公式和阈值出处，再决定修模或如实解释。表8只有项目A完整，项目C有策略描述却无节能数据，B/C和加权结果均空。</w:t>
-      </w:r>
-    </w:p>
-    <w:p>
-      <w:r>
-        <w:t>第三类风险是评测协议一致性。§2.2将TFT写为主线，而§3.1说明项目A因考核日落在训练期内，改用仅含此前173个有效小时的每日重训GBM。该处理可能用于防泄漏，但需补足GBM配置、滚动边界、五种子含义及与TFT的关系，避免被质疑为临时换模或口径不一致。</w:t>
-      </w:r>
-    </w:p>
-    <w:p>
-      <w:r>
-        <w:t>建议依次完成：队名及项目B全链路、项目C与加权节能、项目C设备指标复核、TFT—GBM口径说明，最后统一百分号、机构名称、表号和字数。由于缺少原始.docx，本次无法对122段、15表和各节字数作精确终检。</w:t>
-      </w:r>
-    </w:p>
-    <w:p>
-      <w:pPr>
-        <w:pStyle w:val="Heading2"/>
-        <w:keepNext/>
-      </w:pPr>
-      <w:r>
-        <w:t>审查导航</w:t>
-      </w:r>
-    </w:p>
-    <w:p>
-      <w:pPr>
-        <w:pStyle w:val="ListBullet"/>
-      </w:pPr>
-      <w:r>
-        <w:t>阻断：队名、项目B全链路、表8 B/C与加权结果、原始源稿终检。</w:t>
-      </w:r>
-    </w:p>
-    <w:p>
-      <w:pPr>
-        <w:pStyle w:val="ListBullet"/>
-      </w:pPr>
-      <w:r>
-        <w:t>高风险：项目C设备MAPE、项目A评测协议与防泄漏、极端工况、范围边界。</w:t>
-      </w:r>
-    </w:p>
-    <w:p>
-      <w:pPr>
-        <w:pStyle w:val="ListBullet"/>
-      </w:pPr>
-      <w:r>
-        <w:t>中低风险：字数、单位、机构名、气象补值、公式、复现要素、日期与编辑规范。</w:t>
-      </w:r>
-    </w:p>
-    <w:p>
-      <w:r>
-        <w:br w:type="page"/>
-      </w:r>
-    </w:p>
-    <w:p>
-      <w:pPr>
-        <w:pStyle w:val="Heading1"/>
-        <w:keepNext/>
-      </w:pPr>
-      <w:r>
-        <w:t>结构化复原稿与批注</w:t>
-      </w:r>
-    </w:p>
-    <w:tbl>
-      <w:tblPr>
-        <w:tblW w:type="auto" w:w="0"/>
-        <w:jc w:val="center"/>
-        <w:tblLayout w:type="autofit"/>
-        <w:tblLook w:firstColumn="1" w:firstRow="1" w:lastColumn="0" w:lastRow="0" w:noHBand="0" w:noVBand="1" w:val="04A0"/>
-      </w:tblPr>
-      <w:tblGrid>
-        <w:gridCol w:w="9632"/>
-      </w:tblGrid>
-      <w:tr>
-        <w:tc>
-          <w:tcPr>
-            <w:tcW w:type="dxa" w:w="9632"/>
-            <w:shd w:fill="DDEBF7"/>
-            <w:tcMar>
-              <w:top w:w="160" w:type="dxa"/>
-              <w:start w:w="180" w:type="dxa"/>
-              <w:bottom w:w="160" w:type="dxa"/>
-              <w:end w:w="180" w:type="dxa"/>
-            </w:tcMar>
-          </w:tcPr>
-          <w:p>
-            <w:r>
-              <w:t>本章只重排结构化 dump 中可核实的信息。未提供的段落、表头和单元格明确标注未知，不视为原文全文。</w:t>
+              <w:t>说明：本文件以同目录全文抽提为唯一内容依据。黄色高亮是原生Word评论落点，评论编号与文末索引及详细问题清单一致。抽提中未给出的数值不展开、不推算；【请填写数据】和空白项保持原状态。</w:t>
             </w:r>
           </w:p>
         </w:tc>
       </w:tr>
     </w:tbl>
     <w:p>
+      <w:r>
+        <w:br w:type="page"/>
+      </w:r>
+    </w:p>
+    <w:p>
+      <w:pPr>
+        <w:pStyle w:val="Heading1"/>
+      </w:pPr>
+      <w:r>
+        <w:t>执行审查摘要</w:t>
+      </w:r>
+    </w:p>
+    <w:p>
+      <w:r>
+        <w:rPr>
+          <w:b/>
+          <w:color w:val="C00000"/>
+        </w:rPr>
+        <w:t>审查结论：当前版本不具备直接提交条件，建议在补齐阻断项并完成一次交叉复核后再定稿。</w:t>
+      </w:r>
+    </w:p>
+    <w:p>
+      <w:r>
+        <w:t>报告在项目A、C上已形成较完整的预测叙述：P16覆盖数据体检、掩码清洗、168小时历史窗口、日前24小时预测、五种子集成、bootstrap显著性和无泄漏测试；P21给出TFT结构、训练参数、独立归一化、累计电度还原及冷冻水流量物理派生。T1、T3和T7已有结果，T13中项目A节能率为5.54%。这些内容可作为定稿基础，但完整性、评分指标和评测协议仍有实质风险。</w:t>
+      </w:r>
+    </w:p>
+    <w:p>
+      <w:r>
+        <w:t>首要阻断项是必填内容缺失。P11明确说明【请填写】和【请填写数据】均为必填，超字数部分不予评审；目前P8及T0的队伍名称未填，项目B的T2逐时结果和T8设备结果全部为【请填写数据】，T5极端工况MAPE为空，T10–T12中B也接近空白，正文对B几乎未写。T13仅项目A有节能结果，B/C仍为占位符，加权结果为空。上述内容不能依据竞赛逻辑推算，必须从最终脚本和仿真记录回填。</w:t>
+      </w:r>
+    </w:p>
+    <w:p>
+      <w:r>
+        <w:t>评分风险以项目C设备预测最突出。T9明确记录冷机24.33、水泵10.01、冷冻水流量3.56，并标注多项超过“≤6%”线；冷机和水泵均需优先复算MAPE、核对纳入样本与停机低分母处理，再决定重训或如实解释。不得为了满足阈值直接修改结果。T3部分相对误差缺少百分号，T4—T6及T10—T12又有空白或部分填写，指标口径和极端工况证据尚未闭环。</w:t>
+      </w:r>
+    </w:p>
+    <w:p>
+      <w:r>
+        <w:t>方法一致性同样需要补强。P21将TFT作为联合预测主线，P32却因项目A考核日位于训练数据期内，将表1改用仅含此前173个有效小时的每日重训梯度提升树。报告应明确该例外的触发条件、特征、超参数、滚动截止时点、五种子含义及与TFT结果的边界，并证明清洗、归一化、天气代理和累计量基数均未使用未来信息。P32还把“外部气象+1°C”称为完美预报代理，需说明数据可得时间和与真实日前预报的差异。</w:t>
+      </w:r>
+    </w:p>
+    <w:p>
+      <w:r>
+        <w:t>建议定稿顺序为：确认队名；补齐项目B全链路；补齐T13项目C与加权节能；复算并处置T9超阈值项；补足TFT—GBM和防泄漏说明；最后检查P13每部分600字限制、全部百分号、单位、表格空值和签字日期。P16称优化控制仿真不在本队范围，而§5又填报节能结果，也应同步澄清数据来源和责任边界。</w:t>
+      </w:r>
+    </w:p>
+    <w:p>
+      <w:r>
+        <w:br w:type="page"/>
+      </w:r>
+    </w:p>
+    <w:p>
+      <w:pPr>
+        <w:pStyle w:val="Heading1"/>
+      </w:pPr>
+      <w:r>
+        <w:t>全文抽提与原生批注</w:t>
+      </w:r>
+    </w:p>
+    <w:tbl>
+      <w:tblPr>
+        <w:tblW w:type="auto" w:w="0"/>
+        <w:jc w:val="center"/>
+        <w:tblLook w:firstColumn="1" w:firstRow="1" w:lastColumn="0" w:lastRow="0" w:noHBand="0" w:noVBand="1" w:val="04A0"/>
+      </w:tblPr>
+      <w:tblGrid>
+        <w:gridCol w:w="9689"/>
+      </w:tblGrid>
+      <w:tr>
+        <w:tc>
+          <w:tcPr>
+            <w:tcW w:type="dxa" w:w="9689"/>
+            <w:shd w:fill="DDEBF7"/>
+            <w:tcMar>
+              <w:top w:w="170" w:type="dxa"/>
+              <w:start w:w="170" w:type="dxa"/>
+              <w:bottom w:w="170" w:type="dxa"/>
+              <w:end w:w="170" w:type="dxa"/>
+            </w:tcMar>
+          </w:tcPr>
+          <w:p>
+            <w:r>
+              <w:t>以下内容按 source-extract 文件顺序编排。P/T编号保持不变；表格状态只呈现抽提已给出的数字。</w:t>
+            </w:r>
+          </w:p>
+        </w:tc>
+      </w:tr>
+    </w:tbl>
+    <w:p>
+      <w:pPr>
+        <w:pStyle w:val="Heading1"/>
+      </w:pPr>
+      <w:r>
+        <w:t>AI赛马制测试数据报告 · 全文抽提</w:t>
+      </w:r>
+    </w:p>
+    <w:p>
+      <w:r>
+        <w:t>源文件: attachments hash docx · 提交日期见正文</w:t>
+      </w:r>
+    </w:p>
+    <w:p>
       <w:pPr>
         <w:pStyle w:val="Heading2"/>
-        <w:keepNext/>
-      </w:pPr>
-      <w:r>
-        <w:t>基本信息  [SRC-T0]</w:t>
+      </w:pPr>
+      <w:r>
+        <w:t>P1</w:t>
+      </w:r>
+    </w:p>
+    <w:p>
+      <w:r>
+        <w:t>AI“赛马制”测试数据报告提交模板</w:t>
+      </w:r>
+    </w:p>
+    <w:p>
+      <w:pPr>
+        <w:pStyle w:val="Heading2"/>
+      </w:pPr>
+      <w:r>
+        <w:t>P8</w:t>
+      </w:r>
+    </w:p>
+    <w:p>
+      <w:r>
+        <w:t>参赛队伍名称：</w:t>
+      </w:r>
+      <w:commentRangeStart w:id="0"/>
+      <w:r>
+        <w:rPr>
+          <w:color w:val="9C5700"/>
+          <w:highlight w:val="yellow"/>
+        </w:rPr>
+        <w:t>____________________</w:t>
+      </w:r>
+      <w:commentRangeEnd w:id="0"/>
+      <w:r>
+        <w:rPr>
+          <w:rStyle w:val="CommentReference"/>
+        </w:rPr>
+        <w:commentReference w:id="0"/>
+      </w:r>
+    </w:p>
+    <w:p>
+      <w:pPr>
+        <w:pStyle w:val="Heading2"/>
+      </w:pPr>
+      <w:r>
+        <w:t>P9</w:t>
+      </w:r>
+    </w:p>
+    <w:p>
+      <w:r>
+        <w:t>提交日期：</w:t>
+      </w:r>
+      <w:commentRangeStart w:id="1"/>
+      <w:r>
+        <w:rPr>
+          <w:color w:val="9C5700"/>
+          <w:highlight w:val="yellow"/>
+        </w:rPr>
+        <w:t>__2026__年__9__月__8__日</w:t>
+      </w:r>
+      <w:commentRangeEnd w:id="1"/>
+      <w:r>
+        <w:rPr>
+          <w:rStyle w:val="CommentReference"/>
+        </w:rPr>
+        <w:commentReference w:id="1"/>
+      </w:r>
+    </w:p>
+    <w:p>
+      <w:pPr>
+        <w:pStyle w:val="Heading2"/>
+      </w:pPr>
+      <w:r>
+        <w:t>P11</w:t>
+      </w:r>
+    </w:p>
+    <w:p>
+      <w:r>
+        <w:t>【填写说明】本报告为初赛结果报告模板，各参赛队伍须严格按照评分细则要求如实填写。</w:t>
+      </w:r>
+      <w:commentRangeStart w:id="2"/>
+      <w:r>
+        <w:rPr>
+          <w:color w:val="9C5700"/>
+          <w:highlight w:val="yellow"/>
+        </w:rPr>
+        <w:t>标注“【请填写】”的区域为必填内容</w:t>
+      </w:r>
+      <w:commentRangeEnd w:id="2"/>
+      <w:r>
+        <w:rPr>
+          <w:rStyle w:val="CommentReference"/>
+        </w:rPr>
+        <w:commentReference w:id="2"/>
+      </w:r>
+      <w:r>
+        <w:t>，</w:t>
+      </w:r>
+      <w:commentRangeStart w:id="3"/>
+      <w:r>
+        <w:rPr>
+          <w:color w:val="9C5700"/>
+          <w:highlight w:val="yellow"/>
+        </w:rPr>
+        <w:t>标注“【请填写数据】”的表格须填入实测/仿真数据</w:t>
+      </w:r>
+      <w:commentRangeEnd w:id="3"/>
+      <w:r>
+        <w:rPr>
+          <w:rStyle w:val="CommentReference"/>
+        </w:rPr>
+        <w:commentReference w:id="3"/>
+      </w:r>
+      <w:r>
+        <w:t>。</w:t>
+      </w:r>
+      <w:commentRangeStart w:id="4"/>
+      <w:r>
+        <w:rPr>
+          <w:color w:val="9C5700"/>
+          <w:highlight w:val="yellow"/>
+        </w:rPr>
+        <w:t>文字部分须控制在规定字数以内，超出部分不予评审</w:t>
+      </w:r>
+      <w:commentRangeEnd w:id="4"/>
+      <w:r>
+        <w:rPr>
+          <w:rStyle w:val="CommentReference"/>
+        </w:rPr>
+        <w:commentReference w:id="4"/>
+      </w:r>
+      <w:r>
+        <w:t>。</w:t>
+      </w:r>
+    </w:p>
+    <w:p>
+      <w:pPr>
+        <w:pStyle w:val="Heading2"/>
+      </w:pPr>
+      <w:r>
+        <w:t>P12</w:t>
+      </w:r>
+    </w:p>
+    <w:p>
+      <w:r>
+        <w:t>一、参赛队伍基本信息</w:t>
+      </w:r>
+    </w:p>
+    <w:p>
+      <w:pPr>
+        <w:pStyle w:val="Heading2"/>
+      </w:pPr>
+      <w:r>
+        <w:t>P13</w:t>
+      </w:r>
+    </w:p>
+    <w:p>
+      <w:r>
+        <w:t>二、技术方案与创新性（</w:t>
+      </w:r>
+      <w:commentRangeStart w:id="5"/>
+      <w:r>
+        <w:rPr>
+          <w:color w:val="9C5700"/>
+          <w:highlight w:val="yellow"/>
+        </w:rPr>
+        <w:t>每部分各限600字</w:t>
+      </w:r>
+      <w:commentRangeEnd w:id="5"/>
+      <w:r>
+        <w:rPr>
+          <w:rStyle w:val="CommentReference"/>
+        </w:rPr>
+        <w:commentReference w:id="5"/>
+      </w:r>
+      <w:r>
+        <w:t>）</w:t>
+      </w:r>
+    </w:p>
+    <w:p>
+      <w:pPr>
+        <w:pStyle w:val="Heading2"/>
+      </w:pPr>
+      <w:r>
+        <w:t>P14</w:t>
+      </w:r>
+    </w:p>
+    <w:p>
+      <w:r>
+        <w:t>2.1 技术路线概述（必填，不作为打分项）</w:t>
+      </w:r>
+    </w:p>
+    <w:p>
+      <w:pPr>
+        <w:pStyle w:val="Heading2"/>
+      </w:pPr>
+      <w:r>
+        <w:t>P15</w:t>
+      </w:r>
+    </w:p>
+    <w:p>
+      <w:r>
+        <w:t>请简要描述本项目AI优化控制的整体技术路线，包括数据预处理方法、特征工程策略、模型架构选择及</w:t>
+      </w:r>
+      <w:commentRangeStart w:id="6"/>
+      <w:r>
+        <w:rPr>
+          <w:color w:val="9C5700"/>
+          <w:highlight w:val="yellow"/>
+        </w:rPr>
+        <w:t>优化控制流程</w:t>
+      </w:r>
+      <w:commentRangeEnd w:id="6"/>
+      <w:r>
+        <w:rPr>
+          <w:rStyle w:val="CommentReference"/>
+        </w:rPr>
+        <w:commentReference w:id="6"/>
+      </w:r>
+      <w:r>
+        <w:t>。</w:t>
+      </w:r>
+    </w:p>
+    <w:p>
+      <w:pPr>
+        <w:pStyle w:val="Heading2"/>
+      </w:pPr>
+      <w:r>
+        <w:t>P16</w:t>
+      </w:r>
+    </w:p>
+    <w:p>
+      <w:r>
+        <w:t>技术路线四步：①数据体检——按七类通病系统扫描（时间轴/哨兵值/非有限值/卡值冻结/累计量倒退/物理不可能/越界），并以“≥80%测点同步不变”判据识别全站采集冻结段；②掩码化清洗——每条规则生成标志列、原始数据不删，</w:t>
+      </w:r>
+      <w:commentRangeStart w:id="7"/>
+      <w:r>
+        <w:rPr>
+          <w:color w:val="9C5700"/>
+          <w:highlight w:val="yellow"/>
+        </w:rPr>
+        <w:t>弃用窗（A 4/1–22、C 3月）整段剔除</w:t>
+      </w:r>
+      <w:commentRangeEnd w:id="7"/>
+      <w:r>
+        <w:rPr>
+          <w:rStyle w:val="CommentReference"/>
+        </w:rPr>
+        <w:commentReference w:id="7"/>
+      </w:r>
+      <w:r>
+        <w:t>，</w:t>
+      </w:r>
+      <w:commentRangeStart w:id="8"/>
+      <w:r>
+        <w:rPr>
+          <w:color w:val="9C5700"/>
+          <w:highlight w:val="yellow"/>
+        </w:rPr>
+        <w:t>气象坏段以外部气象+1°C补值并打补值标志</w:t>
+      </w:r>
+      <w:commentRangeEnd w:id="8"/>
+      <w:r>
+        <w:rPr>
+          <w:rStyle w:val="CommentReference"/>
+        </w:rPr>
+        <w:commentReference w:id="8"/>
+      </w:r>
+      <w:r>
+        <w:t>；③特征与建模——按主办方表头构造小时表，采用多输出时序深度模型做日前24小时逐时预测，历史168小时+日历编码+目标日干球预报为输入；④评估——固定样本外测试窗、验证窗调参、5随机种子集成、</w:t>
+      </w:r>
+      <w:commentRangeStart w:id="9"/>
+      <w:r>
+        <w:rPr>
+          <w:color w:val="9C5700"/>
+          <w:highlight w:val="yellow"/>
+        </w:rPr>
+        <w:t>按天配对bootstrap给显著性</w:t>
+      </w:r>
+      <w:commentRangeEnd w:id="9"/>
+      <w:r>
+        <w:rPr>
+          <w:rStyle w:val="CommentReference"/>
+        </w:rPr>
+        <w:commentReference w:id="9"/>
+      </w:r>
+      <w:r>
+        <w:t>，并以“未来数据扰动零变化”测试验证无泄漏。本阶段工作范围为负荷与设备参数预测；</w:t>
+      </w:r>
+      <w:commentRangeStart w:id="10"/>
+      <w:r>
+        <w:rPr>
+          <w:color w:val="9C5700"/>
+          <w:highlight w:val="yellow"/>
+        </w:rPr>
+        <w:t>优化控制仿真未在本队本阶段范围内</w:t>
+      </w:r>
+      <w:commentRangeEnd w:id="10"/>
+      <w:r>
+        <w:rPr>
+          <w:rStyle w:val="CommentReference"/>
+        </w:rPr>
+        <w:commentReference w:id="10"/>
+      </w:r>
+      <w:r>
+        <w:t>。</w:t>
+      </w:r>
+    </w:p>
+    <w:p>
+      <w:pPr>
+        <w:pStyle w:val="Heading2"/>
+      </w:pPr>
+      <w:r>
+        <w:t>P19</w:t>
+      </w:r>
+    </w:p>
+    <w:p>
+      <w:r>
+        <w:t>2.2 核心建模方法（必填，不作为打分项）</w:t>
+      </w:r>
+    </w:p>
+    <w:p>
+      <w:pPr>
+        <w:pStyle w:val="Heading2"/>
+      </w:pPr>
+      <w:r>
+        <w:t>P21</w:t>
+      </w:r>
+    </w:p>
+    <w:p>
+      <w:r>
+        <w:t xml:space="preserve">负荷与设备参数由同一多输出 </w:t>
+      </w:r>
+      <w:commentRangeStart w:id="11"/>
+      <w:r>
+        <w:rPr>
+          <w:color w:val="9C5700"/>
+          <w:highlight w:val="yellow"/>
+        </w:rPr>
+        <w:t>Temporal Fusion Transformer</w:t>
+      </w:r>
+      <w:commentRangeEnd w:id="11"/>
+      <w:r>
+        <w:rPr>
+          <w:rStyle w:val="CommentReference"/>
+        </w:rPr>
+        <w:commentReference w:id="11"/>
+      </w:r>
+      <w:r>
+        <w:t xml:space="preserve"> 联合预测：编码器读取过去168小时的全部输出量历史与室外干湿球实测，解码器输入日历三角编码与目标日逐时干球预报，一次输出未来</w:t>
+      </w:r>
+      <w:commentRangeStart w:id="12"/>
+      <w:r>
+        <w:rPr>
+          <w:color w:val="9C5700"/>
+          <w:highlight w:val="yellow"/>
+        </w:rPr>
+        <w:t>24小时×17维（项目A）/13维（项目C）</w:t>
+      </w:r>
+      <w:commentRangeEnd w:id="12"/>
+      <w:r>
+        <w:rPr>
+          <w:rStyle w:val="CommentReference"/>
+        </w:rPr>
+        <w:commentReference w:id="12"/>
+      </w:r>
+      <w:r>
+        <w:t>。结构：隐宽A=128/C=64（由容量诊断与验证窗选优确定）、LSTM 2层、注意力头4、连续变量嵌入32、dropout 0.1；训练 Adam、batch 32、上限100轮、验证窗早停（耐心12）、每目标独立归一化（统计仅取训练段）；5个随机种子分别训练后预测取均值（集成）。冷机电度按小时差分训练、填报时以预测起点前最近的实测累计读数为基数、逐时累加预测电量还原；</w:t>
+      </w:r>
+      <w:commentRangeStart w:id="13"/>
+      <w:r>
+        <w:rPr>
+          <w:color w:val="9C5700"/>
+          <w:highlight w:val="yellow"/>
+        </w:rPr>
+        <w:t>冷冻水流量不作为模型输入输出，由冷量恒等式反解派生并作自洽校验</w:t>
+      </w:r>
+      <w:commentRangeEnd w:id="13"/>
+      <w:r>
+        <w:rPr>
+          <w:rStyle w:val="CommentReference"/>
+        </w:rPr>
+        <w:commentReference w:id="13"/>
+      </w:r>
+      <w:r>
+        <w:t>。训练数据量：</w:t>
+      </w:r>
+      <w:commentRangeStart w:id="14"/>
+      <w:r>
+        <w:rPr>
+          <w:color w:val="9C5700"/>
+          <w:highlight w:val="yellow"/>
+        </w:rPr>
+        <w:t>A 1462有效小时、C 1285有效小时</w:t>
+      </w:r>
+      <w:commentRangeEnd w:id="14"/>
+      <w:r>
+        <w:rPr>
+          <w:rStyle w:val="CommentReference"/>
+        </w:rPr>
+        <w:commentReference w:id="14"/>
+      </w:r>
+      <w:r>
+        <w:t>；验证：数据期最后7天样本外测试，逐维MAPE与集成MAPE并报。</w:t>
+      </w:r>
+    </w:p>
+    <w:p>
+      <w:pPr>
+        <w:pStyle w:val="Heading2"/>
+      </w:pPr>
+      <w:r>
+        <w:t>P23–P28 创新点</w:t>
+      </w:r>
+    </w:p>
+    <w:p>
+      <w:r>
+        <w:t xml:space="preserve">①证据链与无泄漏验证；②物理约束闭环 </w:t>
+      </w:r>
+      <w:commentRangeStart w:id="15"/>
+      <w:r>
+        <w:rPr>
+          <w:color w:val="9C5700"/>
+          <w:highlight w:val="yellow"/>
+        </w:rPr>
+        <w:t>冷量=流量×温差×4.187/3.6</w:t>
+      </w:r>
+      <w:commentRangeEnd w:id="15"/>
+      <w:r>
+        <w:rPr>
+          <w:rStyle w:val="CommentReference"/>
+        </w:rPr>
+        <w:commentReference w:id="15"/>
+      </w:r>
+      <w:r>
+        <w:t>；③容量甜点定位 A=128/C=64；④</w:t>
+      </w:r>
+      <w:commentRangeStart w:id="16"/>
+      <w:r>
+        <w:rPr>
+          <w:color w:val="9C5700"/>
+          <w:highlight w:val="yellow"/>
+        </w:rPr>
+        <w:t>可复现交付</w:t>
+      </w:r>
+      <w:commentRangeEnd w:id="16"/>
+      <w:r>
+        <w:rPr>
+          <w:rStyle w:val="CommentReference"/>
+        </w:rPr>
+        <w:commentReference w:id="16"/>
+      </w:r>
+      <w:r>
+        <w:t>。</w:t>
+      </w:r>
+    </w:p>
+    <w:p>
+      <w:pPr>
+        <w:pStyle w:val="Heading2"/>
+      </w:pPr>
+      <w:r>
+        <w:t>P32 §3.1</w:t>
+      </w:r>
+    </w:p>
+    <w:p>
+      <w:r>
+        <w:t>输入特征：过去168小时冷负荷与设备参数、室外干/湿球、日历三角、目标日干球预报（训练期</w:t>
+      </w:r>
+      <w:commentRangeStart w:id="17"/>
+      <w:r>
+        <w:rPr>
+          <w:color w:val="9C5700"/>
+          <w:highlight w:val="yellow"/>
+        </w:rPr>
+        <w:t>外部气象+1°C作完美预报代理</w:t>
+      </w:r>
+      <w:commentRangeEnd w:id="17"/>
+      <w:r>
+        <w:rPr>
+          <w:rStyle w:val="CommentReference"/>
+        </w:rPr>
+        <w:commentReference w:id="17"/>
+      </w:r>
+      <w:r>
+        <w:t>）。TFT 5种子。训练 A1462/C1285。验证最后7天测试+前7天验证；±1/±2°C噪声退化≤0.2pp。表1协议：</w:t>
+      </w:r>
+      <w:commentRangeStart w:id="18"/>
+      <w:r>
+        <w:rPr>
+          <w:color w:val="9C5700"/>
+          <w:highlight w:val="yellow"/>
+        </w:rPr>
+        <w:t>项目A考核日2025-07-16位于训练数据期内</w:t>
+      </w:r>
+      <w:commentRangeEnd w:id="18"/>
+      <w:r>
+        <w:rPr>
+          <w:rStyle w:val="CommentReference"/>
+        </w:rPr>
+        <w:commentReference w:id="18"/>
+      </w:r>
+      <w:r>
+        <w:t>，</w:t>
+      </w:r>
+      <w:commentRangeStart w:id="19"/>
+      <w:r>
+        <w:rPr>
+          <w:color w:val="9C5700"/>
+          <w:highlight w:val="yellow"/>
+        </w:rPr>
+        <w:t>改用每日重训梯度提升树（该日之前173有效小时</w:t>
+      </w:r>
+      <w:commentRangeEnd w:id="19"/>
+      <w:r>
+        <w:rPr>
+          <w:rStyle w:val="CommentReference"/>
+        </w:rPr>
+        <w:commentReference w:id="19"/>
+      </w:r>
+      <w:r>
+        <w:t>，</w:t>
+      </w:r>
+      <w:commentRangeStart w:id="20"/>
+      <w:r>
+        <w:rPr>
+          <w:color w:val="9C5700"/>
+          <w:highlight w:val="yellow"/>
+        </w:rPr>
+        <w:t>5种子均值</w:t>
+      </w:r>
+      <w:commentRangeEnd w:id="20"/>
+      <w:r>
+        <w:rPr>
+          <w:rStyle w:val="CommentReference"/>
+        </w:rPr>
+        <w:commentReference w:id="20"/>
+      </w:r>
+      <w:r>
+        <w:t>）；项目C考核日2023-10-25为样本外测试窗首日，用交付TFT集成。</w:t>
+      </w:r>
+    </w:p>
+    <w:p>
+      <w:pPr>
+        <w:pStyle w:val="Heading2"/>
+      </w:pPr>
+      <w:r>
+        <w:t>Tables key status</w:t>
       </w:r>
     </w:p>
     <w:tbl>
@@ -247,12 +724,11 @@
         <w:tblStyle w:val="TableGrid"/>
         <w:tblW w:type="auto" w:w="0"/>
         <w:jc w:val="center"/>
-        <w:tblLayout w:type="autofit"/>
         <w:tblLook w:firstColumn="1" w:firstRow="1" w:lastColumn="0" w:lastRow="0" w:noHBand="0" w:noVBand="1" w:val="04A0"/>
       </w:tblPr>
       <w:tblGrid>
-        <w:gridCol w:w="4816"/>
-        <w:gridCol w:w="4816"/>
+        <w:gridCol w:w="4844"/>
+        <w:gridCol w:w="4844"/>
       </w:tblGrid>
       <w:tr>
         <w:trPr>
@@ -260,51 +736,43 @@
         </w:trPr>
         <w:tc>
           <w:tcPr>
-            <w:tcW w:type="dxa" w:w="4816"/>
+            <w:tcW w:type="dxa" w:w="4844"/>
             <w:shd w:fill="1F4E78"/>
             <w:tcMar>
-              <w:top w:w="100" w:type="dxa"/>
-              <w:start w:w="120" w:type="dxa"/>
-              <w:bottom w:w="100" w:type="dxa"/>
-              <w:end w:w="120" w:type="dxa"/>
+              <w:top w:w="110" w:type="dxa"/>
+              <w:start w:w="110" w:type="dxa"/>
+              <w:bottom w:w="110" w:type="dxa"/>
+              <w:end w:w="110" w:type="dxa"/>
             </w:tcMar>
-            <w:vAlign w:val="center"/>
           </w:tcPr>
           <w:p>
-            <w:pPr>
-              <w:jc w:val="center"/>
-            </w:pPr>
             <w:r>
               <w:rPr>
                 <w:b/>
                 <w:color w:val="FFFFFF"/>
               </w:rPr>
-              <w:t>字段</w:t>
+              <w:t>表格锚点</w:t>
             </w:r>
           </w:p>
         </w:tc>
         <w:tc>
           <w:tcPr>
-            <w:tcW w:type="dxa" w:w="4816"/>
+            <w:tcW w:type="dxa" w:w="4844"/>
             <w:shd w:fill="1F4E78"/>
             <w:tcMar>
-              <w:top w:w="100" w:type="dxa"/>
-              <w:start w:w="120" w:type="dxa"/>
-              <w:bottom w:w="100" w:type="dxa"/>
-              <w:end w:w="120" w:type="dxa"/>
+              <w:top w:w="110" w:type="dxa"/>
+              <w:start w:w="110" w:type="dxa"/>
+              <w:bottom w:w="110" w:type="dxa"/>
+              <w:end w:w="110" w:type="dxa"/>
             </w:tcMar>
-            <w:vAlign w:val="center"/>
           </w:tcPr>
           <w:p>
-            <w:pPr>
-              <w:jc w:val="center"/>
-            </w:pPr>
             <w:r>
               <w:rPr>
                 <w:b/>
                 <w:color w:val="FFFFFF"/>
               </w:rPr>
-              <w:t>抽取值</w:t>
+              <w:t>抽提状态（原文）</w:t>
             </w:r>
           </w:p>
         </w:tc>
@@ -312,2857 +780,29 @@
       <w:tr>
         <w:tc>
           <w:tcPr>
-            <w:tcW w:type="dxa" w:w="4816"/>
+            <w:tcW w:type="dxa" w:w="4844"/>
             <w:tcMar>
-              <w:top w:w="100" w:type="dxa"/>
-              <w:start w:w="120" w:type="dxa"/>
-              <w:bottom w:w="100" w:type="dxa"/>
-              <w:end w:w="120" w:type="dxa"/>
+              <w:top w:w="110" w:type="dxa"/>
+              <w:start w:w="110" w:type="dxa"/>
+              <w:bottom w:w="110" w:type="dxa"/>
+              <w:end w:w="110" w:type="dxa"/>
             </w:tcMar>
             <w:vAlign w:val="center"/>
           </w:tcPr>
           <w:p>
             <w:r>
-              <w:t>队伍名称</w:t>
+              <w:t>T0</w:t>
             </w:r>
           </w:p>
         </w:tc>
         <w:tc>
           <w:tcPr>
-            <w:tcW w:type="dxa" w:w="4816"/>
+            <w:tcW w:type="dxa" w:w="4844"/>
             <w:tcMar>
-              <w:top w:w="100" w:type="dxa"/>
-              <w:start w:w="120" w:type="dxa"/>
-              <w:bottom w:w="100" w:type="dxa"/>
-              <w:end w:w="120" w:type="dxa"/>
-            </w:tcMar>
-            <w:vAlign w:val="center"/>
-          </w:tcPr>
-          <w:p>
-            <w:commentRangeStart w:id="1"/>
-            <w:r>
-              <w:rPr>
-                <w:color w:val="9C5700"/>
-                <w:highlight w:val="yellow"/>
-              </w:rPr>
-              <w:t>【请填写】</w:t>
-            </w:r>
-            <w:commentRangeEnd w:id="1"/>
-            <w:r>
-              <w:rPr>
-                <w:rStyle w:val="CommentReference"/>
-              </w:rPr>
-              <w:commentReference w:id="1"/>
-            </w:r>
-          </w:p>
-        </w:tc>
-      </w:tr>
-      <w:tr>
-        <w:tc>
-          <w:tcPr>
-            <w:tcW w:type="dxa" w:w="4816"/>
-            <w:tcMar>
-              <w:top w:w="100" w:type="dxa"/>
-              <w:start w:w="120" w:type="dxa"/>
-              <w:bottom w:w="100" w:type="dxa"/>
-              <w:end w:w="120" w:type="dxa"/>
-            </w:tcMar>
-            <w:vAlign w:val="center"/>
-            <w:shd w:fill="F2F6F9"/>
-          </w:tcPr>
-          <w:p>
-            <w:r>
-              <w:t>项目负责人</w:t>
-            </w:r>
-          </w:p>
-        </w:tc>
-        <w:tc>
-          <w:tcPr>
-            <w:tcW w:type="dxa" w:w="4816"/>
-            <w:tcMar>
-              <w:top w:w="100" w:type="dxa"/>
-              <w:start w:w="120" w:type="dxa"/>
-              <w:bottom w:w="100" w:type="dxa"/>
-              <w:end w:w="120" w:type="dxa"/>
-            </w:tcMar>
-            <w:vAlign w:val="center"/>
-            <w:shd w:fill="F2F6F9"/>
-          </w:tcPr>
-          <w:p>
-            <w:r>
-              <w:t>陈思安</w:t>
-            </w:r>
-          </w:p>
-        </w:tc>
-      </w:tr>
-      <w:tr>
-        <w:tc>
-          <w:tcPr>
-            <w:tcW w:type="dxa" w:w="4816"/>
-            <w:tcMar>
-              <w:top w:w="100" w:type="dxa"/>
-              <w:start w:w="120" w:type="dxa"/>
-              <w:bottom w:w="100" w:type="dxa"/>
-              <w:end w:w="120" w:type="dxa"/>
-            </w:tcMar>
-            <w:vAlign w:val="center"/>
-          </w:tcPr>
-          <w:p>
-            <w:r>
-              <w:t>团队成员</w:t>
-            </w:r>
-          </w:p>
-        </w:tc>
-        <w:tc>
-          <w:tcPr>
-            <w:tcW w:type="dxa" w:w="4816"/>
-            <w:tcMar>
-              <w:top w:w="100" w:type="dxa"/>
-              <w:start w:w="120" w:type="dxa"/>
-              <w:bottom w:w="100" w:type="dxa"/>
-              <w:end w:w="120" w:type="dxa"/>
-            </w:tcMar>
-            <w:vAlign w:val="center"/>
-          </w:tcPr>
-          <w:p>
-            <w:r>
-              <w:t>李春龙／南方电网综合能源（广东）有限公司／项目C模型；王天智／南方电网综合能源（广东）有限公司／项目C验证；乔镖／中国建筑科学院有限公司／项目A验证及优化；康旭源／中国科学院大学／核心建模机理及项目B验证；李铭宇／中国科学院大学／核心算法实现及项目B验证</w:t>
-            </w:r>
-          </w:p>
-        </w:tc>
-      </w:tr>
-      <w:tr>
-        <w:tc>
-          <w:tcPr>
-            <w:tcW w:type="dxa" w:w="4816"/>
-            <w:tcMar>
-              <w:top w:w="100" w:type="dxa"/>
-              <w:start w:w="120" w:type="dxa"/>
-              <w:bottom w:w="100" w:type="dxa"/>
-              <w:end w:w="120" w:type="dxa"/>
-            </w:tcMar>
-            <w:vAlign w:val="center"/>
-            <w:shd w:fill="F2F6F9"/>
-          </w:tcPr>
-          <w:p>
-            <w:r>
-              <w:t>所属单位</w:t>
-            </w:r>
-          </w:p>
-        </w:tc>
-        <w:tc>
-          <w:tcPr>
-            <w:tcW w:type="dxa" w:w="4816"/>
-            <w:tcMar>
-              <w:top w:w="100" w:type="dxa"/>
-              <w:start w:w="120" w:type="dxa"/>
-              <w:bottom w:w="100" w:type="dxa"/>
-              <w:end w:w="120" w:type="dxa"/>
-            </w:tcMar>
-            <w:vAlign w:val="center"/>
-            <w:shd w:fill="F2F6F9"/>
-          </w:tcPr>
-          <w:p>
-            <w:r>
-              <w:t>华北电力大学</w:t>
-            </w:r>
-          </w:p>
-        </w:tc>
-      </w:tr>
-      <w:tr>
-        <w:tc>
-          <w:tcPr>
-            <w:tcW w:type="dxa" w:w="4816"/>
-            <w:tcMar>
-              <w:top w:w="100" w:type="dxa"/>
-              <w:start w:w="120" w:type="dxa"/>
-              <w:bottom w:w="100" w:type="dxa"/>
-              <w:end w:w="120" w:type="dxa"/>
-            </w:tcMar>
-            <w:vAlign w:val="center"/>
-          </w:tcPr>
-          <w:p>
-            <w:r>
-              <w:t>联系电话</w:t>
-            </w:r>
-          </w:p>
-        </w:tc>
-        <w:tc>
-          <w:tcPr>
-            <w:tcW w:type="dxa" w:w="4816"/>
-            <w:tcMar>
-              <w:top w:w="100" w:type="dxa"/>
-              <w:start w:w="120" w:type="dxa"/>
-              <w:bottom w:w="100" w:type="dxa"/>
-              <w:end w:w="120" w:type="dxa"/>
-            </w:tcMar>
-            <w:vAlign w:val="center"/>
-          </w:tcPr>
-          <w:p>
-            <w:r>
-              <w:t>18910259047</w:t>
-            </w:r>
-          </w:p>
-        </w:tc>
-      </w:tr>
-      <w:tr>
-        <w:tc>
-          <w:tcPr>
-            <w:tcW w:type="dxa" w:w="4816"/>
-            <w:tcMar>
-              <w:top w:w="100" w:type="dxa"/>
-              <w:start w:w="120" w:type="dxa"/>
-              <w:bottom w:w="100" w:type="dxa"/>
-              <w:end w:w="120" w:type="dxa"/>
-            </w:tcMar>
-            <w:vAlign w:val="center"/>
-            <w:shd w:fill="F2F6F9"/>
-          </w:tcPr>
-          <w:p>
-            <w:r>
-              <w:t>电子邮箱</w:t>
-            </w:r>
-          </w:p>
-        </w:tc>
-        <w:tc>
-          <w:tcPr>
-            <w:tcW w:type="dxa" w:w="4816"/>
-            <w:tcMar>
-              <w:top w:w="100" w:type="dxa"/>
-              <w:start w:w="120" w:type="dxa"/>
-              <w:bottom w:w="100" w:type="dxa"/>
-              <w:end w:w="120" w:type="dxa"/>
-            </w:tcMar>
-            <w:vAlign w:val="center"/>
-            <w:shd w:fill="F2F6F9"/>
-          </w:tcPr>
-          <w:p>
-            <w:r>
-              <w:t>chensi.an@qq.com</w:t>
-            </w:r>
-          </w:p>
-        </w:tc>
-      </w:tr>
-    </w:tbl>
-    <w:p>
-      <w:r>
-        <w:t>机构名称核对：乔镖所属单位当前写作</w:t>
-      </w:r>
-      <w:commentRangeStart w:id="2"/>
-      <w:r>
-        <w:rPr>
-          <w:color w:val="9C5700"/>
-          <w:highlight w:val="yellow"/>
-        </w:rPr>
-        <w:t>“中国建筑科学院有限公司”</w:t>
-      </w:r>
-      <w:commentRangeEnd w:id="2"/>
-      <w:r>
-        <w:rPr>
-          <w:rStyle w:val="CommentReference"/>
-        </w:rPr>
-        <w:commentReference w:id="2"/>
-      </w:r>
-      <w:r>
-        <w:t>，未核实前不直接替换。</w:t>
-      </w:r>
-    </w:p>
-    <w:p>
-      <w:pPr>
-        <w:pStyle w:val="Heading2"/>
-        <w:keepNext/>
-      </w:pPr>
-      <w:r>
-        <w:t>2.1 技术路线  [SRC-2.1]</w:t>
-      </w:r>
-    </w:p>
-    <w:p>
-      <w:pPr>
-        <w:pStyle w:val="ListNumber"/>
-      </w:pPr>
-      <w:r>
-        <w:t>数据体检：覆盖七类通病；以“≥80%测点同步不变”判定全站冻结。</w:t>
-      </w:r>
-    </w:p>
-    <w:p>
-      <w:pPr>
-        <w:pStyle w:val="ListNumber"/>
-      </w:pPr>
-      <w:commentRangeStart w:id="3"/>
-      <w:r>
-        <w:rPr>
-          <w:color w:val="9C5700"/>
-          <w:highlight w:val="yellow"/>
-        </w:rPr>
-        <w:t>掩码化清洗：A弃用4月1日至22日、C弃用3月；气象坏段采用外部气象并加1°C补值。</w:t>
-      </w:r>
-      <w:commentRangeEnd w:id="3"/>
-      <w:r>
-        <w:rPr>
-          <w:rStyle w:val="CommentReference"/>
-        </w:rPr>
-        <w:commentReference w:id="3"/>
-      </w:r>
-    </w:p>
-    <w:p>
-      <w:commentRangeStart w:id="4"/>
-      <w:r>
-        <w:rPr>
-          <w:color w:val="9C5700"/>
-          <w:highlight w:val="yellow"/>
-        </w:rPr>
-        <w:t>清洗后有效训练小时为A=1462、C=1285；当前未见逐规则样本损失漏斗。</w:t>
-      </w:r>
-      <w:commentRangeEnd w:id="4"/>
-      <w:r>
-        <w:rPr>
-          <w:rStyle w:val="CommentReference"/>
-        </w:rPr>
-        <w:commentReference w:id="4"/>
-      </w:r>
-    </w:p>
-    <w:p>
-      <w:pPr>
-        <w:pStyle w:val="ListNumber"/>
-      </w:pPr>
-      <w:r>
-        <w:t>多输出时序深度模型执行日前24小时预测，输入历史168小时、日历和干球预报。</w:t>
-      </w:r>
-    </w:p>
-    <w:p>
-      <w:pPr>
-        <w:pStyle w:val="ListNumber"/>
-      </w:pPr>
-      <w:r>
-        <w:t>验证采用样本外窗口、5个随机种子及无泄漏扰动。</w:t>
-      </w:r>
-    </w:p>
-    <w:p>
-      <w:pPr>
-        <w:pStyle w:val="ListNumber"/>
-      </w:pPr>
-      <w:r>
-        <w:t>阶段范围为负荷与设备参数预测；</w:t>
-      </w:r>
-      <w:commentRangeStart w:id="5"/>
-      <w:r>
-        <w:rPr>
-          <w:color w:val="9C5700"/>
-          <w:highlight w:val="yellow"/>
-        </w:rPr>
-        <w:t>优化控制仿真不在本队本阶段范围内。</w:t>
-      </w:r>
-      <w:commentRangeEnd w:id="5"/>
-      <w:r>
-        <w:rPr>
-          <w:rStyle w:val="CommentReference"/>
-        </w:rPr>
-        <w:commentReference w:id="5"/>
-      </w:r>
-    </w:p>
-    <w:p>
-      <w:pPr>
-        <w:pStyle w:val="Heading2"/>
-        <w:keepNext/>
-      </w:pPr>
-      <w:r>
-        <w:t>2.2 多输出TFT联合预测  [SRC-2.2]</w:t>
-      </w:r>
-    </w:p>
-    <w:p>
-      <w:pPr>
-        <w:pStyle w:val="ListBullet"/>
-      </w:pPr>
-      <w:r>
-        <w:t>编码端：168小时输出及干湿球；解码端：日历三角编码及目标日干球预报。</w:t>
-      </w:r>
-    </w:p>
-    <w:p>
-      <w:pPr>
-        <w:pStyle w:val="ListBullet"/>
-      </w:pPr>
-      <w:r>
-        <w:t>输出：24 h×17维（A）、24 h×13维（C）。</w:t>
-      </w:r>
-    </w:p>
-    <w:p>
-      <w:pPr>
-        <w:pStyle w:val="ListBullet"/>
-      </w:pPr>
-      <w:r>
-        <w:t>参数：隐藏宽度A=128/C=64，LSTM=2层，heads=4，embedding=32，dropout=0.1。</w:t>
-      </w:r>
-    </w:p>
-    <w:p>
-      <w:pPr>
-        <w:pStyle w:val="ListBullet"/>
-      </w:pPr>
-      <w:r>
-        <w:t>训练：Adam，batch=32，最大100轮，early stopping=12，5种子均值。</w:t>
-      </w:r>
-    </w:p>
-    <w:p>
-      <w:pPr>
-        <w:pStyle w:val="ListBullet"/>
-      </w:pPr>
-      <w:r>
-        <w:t>冷机电度按小时差分训练，填报以起点前最近实测累计为基数累加。</w:t>
-      </w:r>
-    </w:p>
-    <w:p>
-      <w:pPr>
-        <w:pStyle w:val="ListBullet"/>
-      </w:pPr>
-      <w:commentRangeStart w:id="6"/>
-      <w:r>
-        <w:rPr>
-          <w:color w:val="9C5700"/>
-          <w:highlight w:val="yellow"/>
-        </w:rPr>
-        <w:t>冷冻水流量由“冷量=流量×温差×4.187/3.6”派生；变量单位、密度和小温差保护未见说明。</w:t>
-      </w:r>
-      <w:commentRangeEnd w:id="6"/>
-      <w:r>
-        <w:rPr>
-          <w:rStyle w:val="CommentReference"/>
-        </w:rPr>
-        <w:commentReference w:id="6"/>
-      </w:r>
-    </w:p>
-    <w:p>
-      <w:pPr>
-        <w:pStyle w:val="ListBullet"/>
-      </w:pPr>
-      <w:r>
-        <w:t>有效训练小时：A=1462、C=1285；测试窗口为数据期最后7天。</w:t>
-      </w:r>
-    </w:p>
-    <w:p>
-      <w:pPr>
-        <w:pStyle w:val="ListBullet"/>
-      </w:pPr>
-      <w:commentRangeStart w:id="7"/>
-      <w:r>
-        <w:rPr>
-          <w:color w:val="9C5700"/>
-          <w:highlight w:val="yellow"/>
-        </w:rPr>
-        <w:t>项目B的输出维度、训练规模和模型参数：未知。</w:t>
-      </w:r>
-      <w:commentRangeEnd w:id="7"/>
-      <w:r>
-        <w:rPr>
-          <w:rStyle w:val="CommentReference"/>
-        </w:rPr>
-        <w:commentReference w:id="7"/>
-      </w:r>
-    </w:p>
-    <w:p>
-      <w:pPr>
-        <w:pStyle w:val="Heading2"/>
-        <w:keepNext/>
-      </w:pPr>
-      <w:r>
-        <w:t>2.3 创新点  [SRC-2.3]</w:t>
-      </w:r>
-    </w:p>
-    <w:p>
-      <w:pPr>
-        <w:pStyle w:val="ListBullet"/>
-      </w:pPr>
-      <w:r>
-        <w:t>证据链及“未来输入扰动后输出零变化”的无泄漏检查。</w:t>
-      </w:r>
-    </w:p>
-    <w:p>
-      <w:pPr>
-        <w:pStyle w:val="ListBullet"/>
-      </w:pPr>
-      <w:r>
-        <w:t>冷量—流量—温差物理闭环。</w:t>
-      </w:r>
-    </w:p>
-    <w:p>
-      <w:pPr>
-        <w:pStyle w:val="ListBullet"/>
-      </w:pPr>
-      <w:r>
-        <w:t>容量甜点U曲线。</w:t>
-      </w:r>
-    </w:p>
-    <w:p>
-      <w:pPr>
-        <w:pStyle w:val="ListBullet"/>
-      </w:pPr>
-      <w:commentRangeStart w:id="8"/>
-      <w:r>
-        <w:rPr>
-          <w:color w:val="9C5700"/>
-          <w:highlight w:val="yellow"/>
-        </w:rPr>
-        <w:t>可复现交付。</w:t>
-      </w:r>
-      <w:commentRangeEnd w:id="8"/>
-      <w:r>
-        <w:rPr>
-          <w:rStyle w:val="CommentReference"/>
-        </w:rPr>
-        <w:commentReference w:id="8"/>
-      </w:r>
-    </w:p>
-    <w:p>
-      <w:pPr>
-        <w:pStyle w:val="Heading2"/>
-        <w:keepNext/>
-      </w:pPr>
-      <w:r>
-        <w:t>3.1 评测协议  [SRC-3.1]</w:t>
-      </w:r>
-    </w:p>
-    <w:p>
-      <w:r>
-        <w:t>项目A考核日2025-07-16位于训练期内，表1改用</w:t>
-      </w:r>
-      <w:commentRangeStart w:id="9"/>
-      <w:r>
-        <w:rPr>
-          <w:color w:val="9C5700"/>
-          <w:highlight w:val="yellow"/>
-        </w:rPr>
-        <w:t>“每日重训梯度提升树”协议（仅该日前173个有效小时，5种子）</w:t>
-      </w:r>
-      <w:commentRangeEnd w:id="9"/>
-      <w:r>
-        <w:rPr>
-          <w:rStyle w:val="CommentReference"/>
-        </w:rPr>
-        <w:commentReference w:id="9"/>
-      </w:r>
-      <w:r>
-        <w:t>。</w:t>
-      </w:r>
-    </w:p>
-    <w:p>
-      <w:commentRangeStart w:id="10"/>
-      <w:r>
-        <w:rPr>
-          <w:color w:val="9C5700"/>
-          <w:highlight w:val="yellow"/>
-        </w:rPr>
-        <w:t>现有摘要未给出清洗、标准化、天气补值和累计电度基数的完整防泄漏时间边界。</w:t>
-      </w:r>
-      <w:commentRangeEnd w:id="10"/>
-      <w:r>
-        <w:rPr>
-          <w:rStyle w:val="CommentReference"/>
-        </w:rPr>
-        <w:commentReference w:id="10"/>
-      </w:r>
-    </w:p>
-    <w:p>
-      <w:r>
-        <w:t>项目C考核日2023-10-25为样本外测试窗首日，采用TFT集成。</w:t>
-      </w:r>
-    </w:p>
-    <w:p>
-      <w:r>
-        <w:t>干球预报施加±1°C/±2°C噪声后，退化不超过0.2 pp。</w:t>
-      </w:r>
-    </w:p>
-    <w:p>
-      <w:pPr>
-        <w:pStyle w:val="Heading2"/>
-        <w:keepNext/>
-      </w:pPr>
-      <w:r>
-        <w:t>表1：项目A 2025-07-16逐时结果  [SRC-T1]</w:t>
-      </w:r>
-    </w:p>
-    <w:tbl>
-      <w:tblPr>
-        <w:tblStyle w:val="TableGrid"/>
-        <w:tblW w:type="auto" w:w="0"/>
-        <w:jc w:val="center"/>
-        <w:tblLayout w:type="autofit"/>
-        <w:tblLook w:firstColumn="1" w:firstRow="1" w:lastColumn="0" w:lastRow="0" w:noHBand="0" w:noVBand="1" w:val="04A0"/>
-      </w:tblPr>
-      <w:tblGrid>
-        <w:gridCol w:w="1926"/>
-        <w:gridCol w:w="1926"/>
-        <w:gridCol w:w="1926"/>
-        <w:gridCol w:w="1926"/>
-        <w:gridCol w:w="1926"/>
-      </w:tblGrid>
-      <w:tr>
-        <w:trPr>
-          <w:tblHeader w:val="true"/>
-        </w:trPr>
-        <w:tc>
-          <w:tcPr>
-            <w:tcW w:type="dxa" w:w="1926"/>
-            <w:shd w:fill="1F4E78"/>
-            <w:tcMar>
-              <w:top w:w="100" w:type="dxa"/>
-              <w:start w:w="120" w:type="dxa"/>
-              <w:bottom w:w="100" w:type="dxa"/>
-              <w:end w:w="120" w:type="dxa"/>
-            </w:tcMar>
-            <w:vAlign w:val="center"/>
-          </w:tcPr>
-          <w:p>
-            <w:pPr>
-              <w:jc w:val="center"/>
-            </w:pPr>
-            <w:r>
-              <w:rPr>
-                <w:b/>
-                <w:color w:val="FFFFFF"/>
-              </w:rPr>
-              <w:t>时间</w:t>
-            </w:r>
-          </w:p>
-        </w:tc>
-        <w:tc>
-          <w:tcPr>
-            <w:tcW w:type="dxa" w:w="1926"/>
-            <w:shd w:fill="1F4E78"/>
-            <w:tcMar>
-              <w:top w:w="100" w:type="dxa"/>
-              <w:start w:w="120" w:type="dxa"/>
-              <w:bottom w:w="100" w:type="dxa"/>
-              <w:end w:w="120" w:type="dxa"/>
-            </w:tcMar>
-            <w:vAlign w:val="center"/>
-          </w:tcPr>
-          <w:p>
-            <w:pPr>
-              <w:jc w:val="center"/>
-            </w:pPr>
-            <w:r>
-              <w:rPr>
-                <w:b/>
-                <w:color w:val="FFFFFF"/>
-              </w:rPr>
-              <w:t>实际</w:t>
-            </w:r>
-          </w:p>
-        </w:tc>
-        <w:tc>
-          <w:tcPr>
-            <w:tcW w:type="dxa" w:w="1926"/>
-            <w:shd w:fill="1F4E78"/>
-            <w:tcMar>
-              <w:top w:w="100" w:type="dxa"/>
-              <w:start w:w="120" w:type="dxa"/>
-              <w:bottom w:w="100" w:type="dxa"/>
-              <w:end w:w="120" w:type="dxa"/>
-            </w:tcMar>
-            <w:vAlign w:val="center"/>
-          </w:tcPr>
-          <w:p>
-            <w:pPr>
-              <w:jc w:val="center"/>
-            </w:pPr>
-            <w:r>
-              <w:rPr>
-                <w:b/>
-                <w:color w:val="FFFFFF"/>
-              </w:rPr>
-              <w:t>预测</w:t>
-            </w:r>
-          </w:p>
-        </w:tc>
-        <w:tc>
-          <w:tcPr>
-            <w:tcW w:type="dxa" w:w="1926"/>
-            <w:shd w:fill="1F4E78"/>
-            <w:tcMar>
-              <w:top w:w="100" w:type="dxa"/>
-              <w:start w:w="120" w:type="dxa"/>
-              <w:bottom w:w="100" w:type="dxa"/>
-              <w:end w:w="120" w:type="dxa"/>
-            </w:tcMar>
-            <w:vAlign w:val="center"/>
-          </w:tcPr>
-          <w:p>
-            <w:pPr>
-              <w:jc w:val="center"/>
-            </w:pPr>
-            <w:r>
-              <w:rPr>
-                <w:b/>
-                <w:color w:val="FFFFFF"/>
-              </w:rPr>
-              <w:t>绝对误差</w:t>
-            </w:r>
-          </w:p>
-        </w:tc>
-        <w:tc>
-          <w:tcPr>
-            <w:tcW w:type="dxa" w:w="1926"/>
-            <w:shd w:fill="1F4E78"/>
-            <w:tcMar>
-              <w:top w:w="100" w:type="dxa"/>
-              <w:start w:w="120" w:type="dxa"/>
-              <w:bottom w:w="100" w:type="dxa"/>
-              <w:end w:w="120" w:type="dxa"/>
-            </w:tcMar>
-            <w:vAlign w:val="center"/>
-          </w:tcPr>
-          <w:p>
-            <w:pPr>
-              <w:jc w:val="center"/>
-            </w:pPr>
-            <w:r>
-              <w:rPr>
-                <w:b/>
-                <w:color w:val="FFFFFF"/>
-              </w:rPr>
-              <w:t>相对误差</w:t>
-            </w:r>
-          </w:p>
-        </w:tc>
-      </w:tr>
-      <w:tr>
-        <w:tc>
-          <w:tcPr>
-            <w:tcW w:type="dxa" w:w="1926"/>
-            <w:tcMar>
-              <w:top w:w="100" w:type="dxa"/>
-              <w:start w:w="120" w:type="dxa"/>
-              <w:bottom w:w="100" w:type="dxa"/>
-              <w:end w:w="120" w:type="dxa"/>
-            </w:tcMar>
-            <w:vAlign w:val="center"/>
-          </w:tcPr>
-          <w:p>
-            <w:r>
-              <w:t>0:00</w:t>
-            </w:r>
-          </w:p>
-        </w:tc>
-        <w:tc>
-          <w:tcPr>
-            <w:tcW w:type="dxa" w:w="1926"/>
-            <w:tcMar>
-              <w:top w:w="100" w:type="dxa"/>
-              <w:start w:w="120" w:type="dxa"/>
-              <w:bottom w:w="100" w:type="dxa"/>
-              <w:end w:w="120" w:type="dxa"/>
-            </w:tcMar>
-            <w:vAlign w:val="center"/>
-          </w:tcPr>
-          <w:p>
-            <w:r>
-              <w:t>2423.04</w:t>
-            </w:r>
-          </w:p>
-        </w:tc>
-        <w:tc>
-          <w:tcPr>
-            <w:tcW w:type="dxa" w:w="1926"/>
-            <w:tcMar>
-              <w:top w:w="100" w:type="dxa"/>
-              <w:start w:w="120" w:type="dxa"/>
-              <w:bottom w:w="100" w:type="dxa"/>
-              <w:end w:w="120" w:type="dxa"/>
-            </w:tcMar>
-            <w:vAlign w:val="center"/>
-          </w:tcPr>
-          <w:p>
-            <w:r>
-              <w:t>2354.09</w:t>
-            </w:r>
-          </w:p>
-        </w:tc>
-        <w:tc>
-          <w:tcPr>
-            <w:tcW w:type="dxa" w:w="1926"/>
-            <w:tcMar>
-              <w:top w:w="100" w:type="dxa"/>
-              <w:start w:w="120" w:type="dxa"/>
-              <w:bottom w:w="100" w:type="dxa"/>
-              <w:end w:w="120" w:type="dxa"/>
-            </w:tcMar>
-            <w:vAlign w:val="center"/>
-          </w:tcPr>
-          <w:p>
-            <w:r>
-              <w:t>68.95</w:t>
-            </w:r>
-          </w:p>
-        </w:tc>
-        <w:tc>
-          <w:tcPr>
-            <w:tcW w:type="dxa" w:w="1926"/>
-            <w:tcMar>
-              <w:top w:w="100" w:type="dxa"/>
-              <w:start w:w="120" w:type="dxa"/>
-              <w:bottom w:w="100" w:type="dxa"/>
-              <w:end w:w="120" w:type="dxa"/>
-            </w:tcMar>
-            <w:vAlign w:val="center"/>
-          </w:tcPr>
-          <w:p>
-            <w:r>
-              <w:t>2.85%</w:t>
-            </w:r>
-          </w:p>
-        </w:tc>
-      </w:tr>
-      <w:tr>
-        <w:tc>
-          <w:tcPr>
-            <w:tcW w:type="dxa" w:w="1926"/>
-            <w:tcMar>
-              <w:top w:w="100" w:type="dxa"/>
-              <w:start w:w="120" w:type="dxa"/>
-              <w:bottom w:w="100" w:type="dxa"/>
-              <w:end w:w="120" w:type="dxa"/>
-            </w:tcMar>
-            <w:vAlign w:val="center"/>
-            <w:shd w:fill="F2F6F9"/>
-          </w:tcPr>
-          <w:p>
-            <w:r>
-              <w:t>其余23行</w:t>
-            </w:r>
-          </w:p>
-        </w:tc>
-        <w:tc>
-          <w:tcPr>
-            <w:tcW w:type="dxa" w:w="1926"/>
-            <w:tcMar>
-              <w:top w:w="100" w:type="dxa"/>
-              <w:start w:w="120" w:type="dxa"/>
-              <w:bottom w:w="100" w:type="dxa"/>
-              <w:end w:w="120" w:type="dxa"/>
-            </w:tcMar>
-            <w:vAlign w:val="center"/>
-            <w:shd w:fill="F2F6F9"/>
-          </w:tcPr>
-          <w:p>
-            <w:r>
-              <w:t>未知</w:t>
-            </w:r>
-          </w:p>
-        </w:tc>
-        <w:tc>
-          <w:tcPr>
-            <w:tcW w:type="dxa" w:w="1926"/>
-            <w:tcMar>
-              <w:top w:w="100" w:type="dxa"/>
-              <w:start w:w="120" w:type="dxa"/>
-              <w:bottom w:w="100" w:type="dxa"/>
-              <w:end w:w="120" w:type="dxa"/>
-            </w:tcMar>
-            <w:vAlign w:val="center"/>
-            <w:shd w:fill="F2F6F9"/>
-          </w:tcPr>
-          <w:p>
-            <w:r>
-              <w:t>未知</w:t>
-            </w:r>
-          </w:p>
-        </w:tc>
-        <w:tc>
-          <w:tcPr>
-            <w:tcW w:type="dxa" w:w="1926"/>
-            <w:tcMar>
-              <w:top w:w="100" w:type="dxa"/>
-              <w:start w:w="120" w:type="dxa"/>
-              <w:bottom w:w="100" w:type="dxa"/>
-              <w:end w:w="120" w:type="dxa"/>
-            </w:tcMar>
-            <w:vAlign w:val="center"/>
-            <w:shd w:fill="F2F6F9"/>
-          </w:tcPr>
-          <w:p>
-            <w:r>
-              <w:t>未知</w:t>
-            </w:r>
-          </w:p>
-        </w:tc>
-        <w:tc>
-          <w:tcPr>
-            <w:tcW w:type="dxa" w:w="1926"/>
-            <w:tcMar>
-              <w:top w:w="100" w:type="dxa"/>
-              <w:start w:w="120" w:type="dxa"/>
-              <w:bottom w:w="100" w:type="dxa"/>
-              <w:end w:w="120" w:type="dxa"/>
-            </w:tcMar>
-            <w:vAlign w:val="center"/>
-            <w:shd w:fill="F2F6F9"/>
-          </w:tcPr>
-          <w:p>
-            <w:r>
-              <w:t>原始dump未提供</w:t>
-            </w:r>
-          </w:p>
-        </w:tc>
-      </w:tr>
-    </w:tbl>
-    <w:p>
-      <w:r>
-        <w:t>dump说明：24小时已填满；除示例行外，具体数值未知。</w:t>
-      </w:r>
-    </w:p>
-    <w:p>
-      <w:pPr>
-        <w:pStyle w:val="Heading2"/>
-        <w:keepNext/>
-      </w:pPr>
-      <w:r>
-        <w:t>表2：项目B 2021-07-15逐时结果  [SRC-T2]</w:t>
-      </w:r>
-    </w:p>
-    <w:tbl>
-      <w:tblPr>
-        <w:tblStyle w:val="TableGrid"/>
-        <w:tblW w:type="auto" w:w="0"/>
-        <w:jc w:val="center"/>
-        <w:tblLayout w:type="autofit"/>
-        <w:tblLook w:firstColumn="1" w:firstRow="1" w:lastColumn="0" w:lastRow="0" w:noHBand="0" w:noVBand="1" w:val="04A0"/>
-      </w:tblPr>
-      <w:tblGrid>
-        <w:gridCol w:w="1926"/>
-        <w:gridCol w:w="1926"/>
-        <w:gridCol w:w="1926"/>
-        <w:gridCol w:w="1926"/>
-        <w:gridCol w:w="1926"/>
-      </w:tblGrid>
-      <w:tr>
-        <w:trPr>
-          <w:tblHeader w:val="true"/>
-        </w:trPr>
-        <w:tc>
-          <w:tcPr>
-            <w:tcW w:type="dxa" w:w="1926"/>
-            <w:shd w:fill="1F4E78"/>
-            <w:tcMar>
-              <w:top w:w="100" w:type="dxa"/>
-              <w:start w:w="120" w:type="dxa"/>
-              <w:bottom w:w="100" w:type="dxa"/>
-              <w:end w:w="120" w:type="dxa"/>
-            </w:tcMar>
-            <w:vAlign w:val="center"/>
-          </w:tcPr>
-          <w:p>
-            <w:pPr>
-              <w:jc w:val="center"/>
-            </w:pPr>
-            <w:r>
-              <w:rPr>
-                <w:b/>
-                <w:color w:val="FFFFFF"/>
-              </w:rPr>
-              <w:t>时间范围</w:t>
-            </w:r>
-          </w:p>
-        </w:tc>
-        <w:tc>
-          <w:tcPr>
-            <w:tcW w:type="dxa" w:w="1926"/>
-            <w:shd w:fill="1F4E78"/>
-            <w:tcMar>
-              <w:top w:w="100" w:type="dxa"/>
-              <w:start w:w="120" w:type="dxa"/>
-              <w:bottom w:w="100" w:type="dxa"/>
-              <w:end w:w="120" w:type="dxa"/>
-            </w:tcMar>
-            <w:vAlign w:val="center"/>
-          </w:tcPr>
-          <w:p>
-            <w:pPr>
-              <w:jc w:val="center"/>
-            </w:pPr>
-            <w:r>
-              <w:rPr>
-                <w:b/>
-                <w:color w:val="FFFFFF"/>
-              </w:rPr>
-              <w:t>实际</w:t>
-            </w:r>
-          </w:p>
-        </w:tc>
-        <w:tc>
-          <w:tcPr>
-            <w:tcW w:type="dxa" w:w="1926"/>
-            <w:shd w:fill="1F4E78"/>
-            <w:tcMar>
-              <w:top w:w="100" w:type="dxa"/>
-              <w:start w:w="120" w:type="dxa"/>
-              <w:bottom w:w="100" w:type="dxa"/>
-              <w:end w:w="120" w:type="dxa"/>
-            </w:tcMar>
-            <w:vAlign w:val="center"/>
-          </w:tcPr>
-          <w:p>
-            <w:pPr>
-              <w:jc w:val="center"/>
-            </w:pPr>
-            <w:r>
-              <w:rPr>
-                <w:b/>
-                <w:color w:val="FFFFFF"/>
-              </w:rPr>
-              <w:t>预测</w:t>
-            </w:r>
-          </w:p>
-        </w:tc>
-        <w:tc>
-          <w:tcPr>
-            <w:tcW w:type="dxa" w:w="1926"/>
-            <w:shd w:fill="1F4E78"/>
-            <w:tcMar>
-              <w:top w:w="100" w:type="dxa"/>
-              <w:start w:w="120" w:type="dxa"/>
-              <w:bottom w:w="100" w:type="dxa"/>
-              <w:end w:w="120" w:type="dxa"/>
-            </w:tcMar>
-            <w:vAlign w:val="center"/>
-          </w:tcPr>
-          <w:p>
-            <w:pPr>
-              <w:jc w:val="center"/>
-            </w:pPr>
-            <w:r>
-              <w:rPr>
-                <w:b/>
-                <w:color w:val="FFFFFF"/>
-              </w:rPr>
-              <w:t>绝对误差</w:t>
-            </w:r>
-          </w:p>
-        </w:tc>
-        <w:tc>
-          <w:tcPr>
-            <w:tcW w:type="dxa" w:w="1926"/>
-            <w:shd w:fill="1F4E78"/>
-            <w:tcMar>
-              <w:top w:w="100" w:type="dxa"/>
-              <w:start w:w="120" w:type="dxa"/>
-              <w:bottom w:w="100" w:type="dxa"/>
-              <w:end w:w="120" w:type="dxa"/>
-            </w:tcMar>
-            <w:vAlign w:val="center"/>
-          </w:tcPr>
-          <w:p>
-            <w:pPr>
-              <w:jc w:val="center"/>
-            </w:pPr>
-            <w:r>
-              <w:rPr>
-                <w:b/>
-                <w:color w:val="FFFFFF"/>
-              </w:rPr>
-              <w:t>相对误差</w:t>
-            </w:r>
-          </w:p>
-        </w:tc>
-      </w:tr>
-      <w:tr>
-        <w:tc>
-          <w:tcPr>
-            <w:tcW w:type="dxa" w:w="1926"/>
-            <w:tcMar>
-              <w:top w:w="100" w:type="dxa"/>
-              <w:start w:w="120" w:type="dxa"/>
-              <w:bottom w:w="100" w:type="dxa"/>
-              <w:end w:w="120" w:type="dxa"/>
-            </w:tcMar>
-            <w:vAlign w:val="center"/>
-          </w:tcPr>
-          <w:p>
-            <w:r>
-              <w:t>24小时</w:t>
-            </w:r>
-          </w:p>
-        </w:tc>
-        <w:tc>
-          <w:tcPr>
-            <w:tcW w:type="dxa" w:w="1926"/>
-            <w:tcMar>
-              <w:top w:w="100" w:type="dxa"/>
-              <w:start w:w="120" w:type="dxa"/>
-              <w:bottom w:w="100" w:type="dxa"/>
-              <w:end w:w="120" w:type="dxa"/>
-            </w:tcMar>
-            <w:vAlign w:val="center"/>
-          </w:tcPr>
-          <w:p>
-            <w:commentRangeStart w:id="11"/>
-            <w:r>
-              <w:rPr>
-                <w:color w:val="9C5700"/>
-                <w:highlight w:val="yellow"/>
-              </w:rPr>
-              <w:t>【请填写数据】</w:t>
-            </w:r>
-            <w:commentRangeEnd w:id="11"/>
-            <w:r>
-              <w:rPr>
-                <w:rStyle w:val="CommentReference"/>
-              </w:rPr>
-              <w:commentReference w:id="11"/>
-            </w:r>
-          </w:p>
-        </w:tc>
-        <w:tc>
-          <w:tcPr>
-            <w:tcW w:type="dxa" w:w="1926"/>
-            <w:tcMar>
-              <w:top w:w="100" w:type="dxa"/>
-              <w:start w:w="120" w:type="dxa"/>
-              <w:bottom w:w="100" w:type="dxa"/>
-              <w:end w:w="120" w:type="dxa"/>
-            </w:tcMar>
-            <w:vAlign w:val="center"/>
-          </w:tcPr>
-          <w:p>
-            <w:r>
-              <w:t>【请填写数据】</w:t>
-            </w:r>
-          </w:p>
-        </w:tc>
-        <w:tc>
-          <w:tcPr>
-            <w:tcW w:type="dxa" w:w="1926"/>
-            <w:tcMar>
-              <w:top w:w="100" w:type="dxa"/>
-              <w:start w:w="120" w:type="dxa"/>
-              <w:bottom w:w="100" w:type="dxa"/>
-              <w:end w:w="120" w:type="dxa"/>
-            </w:tcMar>
-            <w:vAlign w:val="center"/>
-          </w:tcPr>
-          <w:p>
-            <w:r>
-              <w:t>【请填写数据】</w:t>
-            </w:r>
-          </w:p>
-        </w:tc>
-        <w:tc>
-          <w:tcPr>
-            <w:tcW w:type="dxa" w:w="1926"/>
-            <w:tcMar>
-              <w:top w:w="100" w:type="dxa"/>
-              <w:start w:w="120" w:type="dxa"/>
-              <w:bottom w:w="100" w:type="dxa"/>
-              <w:end w:w="120" w:type="dxa"/>
-            </w:tcMar>
-            <w:vAlign w:val="center"/>
-          </w:tcPr>
-          <w:p>
-            <w:r>
-              <w:t>【请填写数据】</w:t>
-            </w:r>
-          </w:p>
-        </w:tc>
-      </w:tr>
-    </w:tbl>
-    <w:p>
-      <w:pPr>
-        <w:pStyle w:val="Heading2"/>
-        <w:keepNext/>
-      </w:pPr>
-      <w:r>
-        <w:t>表3：项目C 2023-10-25逐时结果  [SRC-T3]</w:t>
-      </w:r>
-    </w:p>
-    <w:tbl>
-      <w:tblPr>
-        <w:tblStyle w:val="TableGrid"/>
-        <w:tblW w:type="auto" w:w="0"/>
-        <w:jc w:val="center"/>
-        <w:tblLayout w:type="autofit"/>
-        <w:tblLook w:firstColumn="1" w:firstRow="1" w:lastColumn="0" w:lastRow="0" w:noHBand="0" w:noVBand="1" w:val="04A0"/>
-      </w:tblPr>
-      <w:tblGrid>
-        <w:gridCol w:w="1926"/>
-        <w:gridCol w:w="1926"/>
-        <w:gridCol w:w="1926"/>
-        <w:gridCol w:w="1926"/>
-        <w:gridCol w:w="1926"/>
-      </w:tblGrid>
-      <w:tr>
-        <w:trPr>
-          <w:tblHeader w:val="true"/>
-        </w:trPr>
-        <w:tc>
-          <w:tcPr>
-            <w:tcW w:type="dxa" w:w="1926"/>
-            <w:shd w:fill="1F4E78"/>
-            <w:tcMar>
-              <w:top w:w="100" w:type="dxa"/>
-              <w:start w:w="120" w:type="dxa"/>
-              <w:bottom w:w="100" w:type="dxa"/>
-              <w:end w:w="120" w:type="dxa"/>
-            </w:tcMar>
-            <w:vAlign w:val="center"/>
-          </w:tcPr>
-          <w:p>
-            <w:pPr>
-              <w:jc w:val="center"/>
-            </w:pPr>
-            <w:r>
-              <w:rPr>
-                <w:b/>
-                <w:color w:val="FFFFFF"/>
-              </w:rPr>
-              <w:t>时间</w:t>
-            </w:r>
-          </w:p>
-        </w:tc>
-        <w:tc>
-          <w:tcPr>
-            <w:tcW w:type="dxa" w:w="1926"/>
-            <w:shd w:fill="1F4E78"/>
-            <w:tcMar>
-              <w:top w:w="100" w:type="dxa"/>
-              <w:start w:w="120" w:type="dxa"/>
-              <w:bottom w:w="100" w:type="dxa"/>
-              <w:end w:w="120" w:type="dxa"/>
-            </w:tcMar>
-            <w:vAlign w:val="center"/>
-          </w:tcPr>
-          <w:p>
-            <w:pPr>
-              <w:jc w:val="center"/>
-            </w:pPr>
-            <w:r>
-              <w:rPr>
-                <w:b/>
-                <w:color w:val="FFFFFF"/>
-              </w:rPr>
-              <w:t>值1</w:t>
-            </w:r>
-          </w:p>
-        </w:tc>
-        <w:tc>
-          <w:tcPr>
-            <w:tcW w:type="dxa" w:w="1926"/>
-            <w:shd w:fill="1F4E78"/>
-            <w:tcMar>
-              <w:top w:w="100" w:type="dxa"/>
-              <w:start w:w="120" w:type="dxa"/>
-              <w:bottom w:w="100" w:type="dxa"/>
-              <w:end w:w="120" w:type="dxa"/>
-            </w:tcMar>
-            <w:vAlign w:val="center"/>
-          </w:tcPr>
-          <w:p>
-            <w:pPr>
-              <w:jc w:val="center"/>
-            </w:pPr>
-            <w:r>
-              <w:rPr>
-                <w:b/>
-                <w:color w:val="FFFFFF"/>
-              </w:rPr>
-              <w:t>值2</w:t>
-            </w:r>
-          </w:p>
-        </w:tc>
-        <w:tc>
-          <w:tcPr>
-            <w:tcW w:type="dxa" w:w="1926"/>
-            <w:shd w:fill="1F4E78"/>
-            <w:tcMar>
-              <w:top w:w="100" w:type="dxa"/>
-              <w:start w:w="120" w:type="dxa"/>
-              <w:bottom w:w="100" w:type="dxa"/>
-              <w:end w:w="120" w:type="dxa"/>
-            </w:tcMar>
-            <w:vAlign w:val="center"/>
-          </w:tcPr>
-          <w:p>
-            <w:pPr>
-              <w:jc w:val="center"/>
-            </w:pPr>
-            <w:r>
-              <w:rPr>
-                <w:b/>
-                <w:color w:val="FFFFFF"/>
-              </w:rPr>
-              <w:t>值3</w:t>
-            </w:r>
-          </w:p>
-        </w:tc>
-        <w:tc>
-          <w:tcPr>
-            <w:tcW w:type="dxa" w:w="1926"/>
-            <w:shd w:fill="1F4E78"/>
-            <w:tcMar>
-              <w:top w:w="100" w:type="dxa"/>
-              <w:start w:w="120" w:type="dxa"/>
-              <w:bottom w:w="100" w:type="dxa"/>
-              <w:end w:w="120" w:type="dxa"/>
-            </w:tcMar>
-            <w:vAlign w:val="center"/>
-          </w:tcPr>
-          <w:p>
-            <w:pPr>
-              <w:jc w:val="center"/>
-            </w:pPr>
-            <w:r>
-              <w:rPr>
-                <w:b/>
-                <w:color w:val="FFFFFF"/>
-              </w:rPr>
-              <w:t>相对误差（原表单位待核）</w:t>
-            </w:r>
-          </w:p>
-        </w:tc>
-      </w:tr>
-      <w:tr>
-        <w:tc>
-          <w:tcPr>
-            <w:tcW w:type="dxa" w:w="1926"/>
-            <w:tcMar>
-              <w:top w:w="100" w:type="dxa"/>
-              <w:start w:w="120" w:type="dxa"/>
-              <w:bottom w:w="100" w:type="dxa"/>
-              <w:end w:w="120" w:type="dxa"/>
-            </w:tcMar>
-            <w:vAlign w:val="center"/>
-          </w:tcPr>
-          <w:p>
-            <w:r>
-              <w:t>0:00</w:t>
-            </w:r>
-          </w:p>
-        </w:tc>
-        <w:tc>
-          <w:tcPr>
-            <w:tcW w:type="dxa" w:w="1926"/>
-            <w:tcMar>
-              <w:top w:w="100" w:type="dxa"/>
-              <w:start w:w="120" w:type="dxa"/>
-              <w:bottom w:w="100" w:type="dxa"/>
-              <w:end w:w="120" w:type="dxa"/>
-            </w:tcMar>
-            <w:vAlign w:val="center"/>
-          </w:tcPr>
-          <w:p>
-            <w:r>
-              <w:t>497.7</w:t>
-            </w:r>
-          </w:p>
-        </w:tc>
-        <w:tc>
-          <w:tcPr>
-            <w:tcW w:type="dxa" w:w="1926"/>
-            <w:tcMar>
-              <w:top w:w="100" w:type="dxa"/>
-              <w:start w:w="120" w:type="dxa"/>
-              <w:bottom w:w="100" w:type="dxa"/>
-              <w:end w:w="120" w:type="dxa"/>
-            </w:tcMar>
-            <w:vAlign w:val="center"/>
-          </w:tcPr>
-          <w:p>
-            <w:r>
-              <w:t>505.2</w:t>
-            </w:r>
-          </w:p>
-        </w:tc>
-        <w:tc>
-          <w:tcPr>
-            <w:tcW w:type="dxa" w:w="1926"/>
-            <w:tcMar>
-              <w:top w:w="100" w:type="dxa"/>
-              <w:start w:w="120" w:type="dxa"/>
-              <w:bottom w:w="100" w:type="dxa"/>
-              <w:end w:w="120" w:type="dxa"/>
-            </w:tcMar>
-            <w:vAlign w:val="center"/>
-          </w:tcPr>
-          <w:p>
-            <w:r>
-              <w:t>7.5</w:t>
-            </w:r>
-          </w:p>
-        </w:tc>
-        <w:tc>
-          <w:tcPr>
-            <w:tcW w:type="dxa" w:w="1926"/>
-            <w:tcMar>
-              <w:top w:w="100" w:type="dxa"/>
-              <w:start w:w="120" w:type="dxa"/>
-              <w:bottom w:w="100" w:type="dxa"/>
-              <w:end w:w="120" w:type="dxa"/>
-            </w:tcMar>
-            <w:vAlign w:val="center"/>
-          </w:tcPr>
-          <w:p>
-            <w:commentRangeStart w:id="12"/>
-            <w:r>
-              <w:rPr>
-                <w:color w:val="9C5700"/>
-                <w:highlight w:val="yellow"/>
-              </w:rPr>
-              <w:t>1.51（dump提示部分行缺少%）</w:t>
-            </w:r>
-            <w:commentRangeEnd w:id="12"/>
-            <w:r>
-              <w:rPr>
-                <w:rStyle w:val="CommentReference"/>
-              </w:rPr>
-              <w:commentReference w:id="12"/>
-            </w:r>
-          </w:p>
-        </w:tc>
-      </w:tr>
-      <w:tr>
-        <w:tc>
-          <w:tcPr>
-            <w:tcW w:type="dxa" w:w="1926"/>
-            <w:tcMar>
-              <w:top w:w="100" w:type="dxa"/>
-              <w:start w:w="120" w:type="dxa"/>
-              <w:bottom w:w="100" w:type="dxa"/>
-              <w:end w:w="120" w:type="dxa"/>
-            </w:tcMar>
-            <w:vAlign w:val="center"/>
-            <w:shd w:fill="F2F6F9"/>
-          </w:tcPr>
-          <w:p>
-            <w:r>
-              <w:t>其余23行</w:t>
-            </w:r>
-          </w:p>
-        </w:tc>
-        <w:tc>
-          <w:tcPr>
-            <w:tcW w:type="dxa" w:w="1926"/>
-            <w:tcMar>
-              <w:top w:w="100" w:type="dxa"/>
-              <w:start w:w="120" w:type="dxa"/>
-              <w:bottom w:w="100" w:type="dxa"/>
-              <w:end w:w="120" w:type="dxa"/>
-            </w:tcMar>
-            <w:vAlign w:val="center"/>
-            <w:shd w:fill="F2F6F9"/>
-          </w:tcPr>
-          <w:p>
-            <w:r>
-              <w:t>未知</w:t>
-            </w:r>
-          </w:p>
-        </w:tc>
-        <w:tc>
-          <w:tcPr>
-            <w:tcW w:type="dxa" w:w="1926"/>
-            <w:tcMar>
-              <w:top w:w="100" w:type="dxa"/>
-              <w:start w:w="120" w:type="dxa"/>
-              <w:bottom w:w="100" w:type="dxa"/>
-              <w:end w:w="120" w:type="dxa"/>
-            </w:tcMar>
-            <w:vAlign w:val="center"/>
-            <w:shd w:fill="F2F6F9"/>
-          </w:tcPr>
-          <w:p>
-            <w:r>
-              <w:t>未知</w:t>
-            </w:r>
-          </w:p>
-        </w:tc>
-        <w:tc>
-          <w:tcPr>
-            <w:tcW w:type="dxa" w:w="1926"/>
-            <w:tcMar>
-              <w:top w:w="100" w:type="dxa"/>
-              <w:start w:w="120" w:type="dxa"/>
-              <w:bottom w:w="100" w:type="dxa"/>
-              <w:end w:w="120" w:type="dxa"/>
-            </w:tcMar>
-            <w:vAlign w:val="center"/>
-            <w:shd w:fill="F2F6F9"/>
-          </w:tcPr>
-          <w:p>
-            <w:r>
-              <w:t>未知</w:t>
-            </w:r>
-          </w:p>
-        </w:tc>
-        <w:tc>
-          <w:tcPr>
-            <w:tcW w:type="dxa" w:w="1926"/>
-            <w:tcMar>
-              <w:top w:w="100" w:type="dxa"/>
-              <w:start w:w="120" w:type="dxa"/>
-              <w:bottom w:w="100" w:type="dxa"/>
-              <w:end w:w="120" w:type="dxa"/>
-            </w:tcMar>
-            <w:vAlign w:val="center"/>
-            <w:shd w:fill="F2F6F9"/>
-          </w:tcPr>
-          <w:p>
-            <w:r>
-              <w:t>原始dump未提供</w:t>
-            </w:r>
-          </w:p>
-        </w:tc>
-      </w:tr>
-    </w:tbl>
-    <w:p>
-      <w:pPr>
-        <w:pStyle w:val="Heading2"/>
-        <w:keepNext/>
-      </w:pPr>
-      <w:r>
-        <w:t>表4  [SRC-T4]</w:t>
-      </w:r>
-    </w:p>
-    <w:p>
-      <w:commentRangeStart w:id="13"/>
-      <w:r>
-        <w:rPr>
-          <w:color w:val="9C5700"/>
-          <w:highlight w:val="yellow"/>
-        </w:rPr>
-        <w:t>未知：原始dump未提供标题、行列或数值。</w:t>
-      </w:r>
-      <w:commentRangeEnd w:id="13"/>
-      <w:r>
-        <w:rPr>
-          <w:rStyle w:val="CommentReference"/>
-        </w:rPr>
-        <w:commentReference w:id="13"/>
-      </w:r>
-    </w:p>
-    <w:p>
-      <w:pPr>
-        <w:pStyle w:val="Heading2"/>
-        <w:keepNext/>
-      </w:pPr>
-      <w:r>
-        <w:t>表5：极端工况负荷预测  [SRC-T5A]、[SRC-T5B-C]</w:t>
-      </w:r>
-    </w:p>
-    <w:tbl>
-      <w:tblPr>
-        <w:tblStyle w:val="TableGrid"/>
-        <w:tblW w:type="auto" w:w="0"/>
-        <w:jc w:val="center"/>
-        <w:tblLayout w:type="autofit"/>
-        <w:tblLook w:firstColumn="1" w:firstRow="1" w:lastColumn="0" w:lastRow="0" w:noHBand="0" w:noVBand="1" w:val="04A0"/>
-      </w:tblPr>
-      <w:tblGrid>
-        <w:gridCol w:w="3211"/>
-        <w:gridCol w:w="3211"/>
-        <w:gridCol w:w="3211"/>
-      </w:tblGrid>
-      <w:tr>
-        <w:trPr>
-          <w:tblHeader w:val="true"/>
-        </w:trPr>
-        <w:tc>
-          <w:tcPr>
-            <w:tcW w:type="dxa" w:w="3211"/>
-            <w:shd w:fill="1F4E78"/>
-            <w:tcMar>
-              <w:top w:w="100" w:type="dxa"/>
-              <w:start w:w="120" w:type="dxa"/>
-              <w:bottom w:w="100" w:type="dxa"/>
-              <w:end w:w="120" w:type="dxa"/>
-            </w:tcMar>
-            <w:vAlign w:val="center"/>
-          </w:tcPr>
-          <w:p>
-            <w:pPr>
-              <w:jc w:val="center"/>
-            </w:pPr>
-            <w:r>
-              <w:rPr>
-                <w:b/>
-                <w:color w:val="FFFFFF"/>
-              </w:rPr>
-              <w:t>项目/工况</w:t>
-            </w:r>
-          </w:p>
-        </w:tc>
-        <w:tc>
-          <w:tcPr>
-            <w:tcW w:type="dxa" w:w="3211"/>
-            <w:shd w:fill="1F4E78"/>
-            <w:tcMar>
-              <w:top w:w="100" w:type="dxa"/>
-              <w:start w:w="120" w:type="dxa"/>
-              <w:bottom w:w="100" w:type="dxa"/>
-              <w:end w:w="120" w:type="dxa"/>
-            </w:tcMar>
-            <w:vAlign w:val="center"/>
-          </w:tcPr>
-          <w:p>
-            <w:pPr>
-              <w:jc w:val="center"/>
-            </w:pPr>
-            <w:r>
-              <w:rPr>
-                <w:b/>
-                <w:color w:val="FFFFFF"/>
-              </w:rPr>
-              <w:t>MAPE或状态</w:t>
-            </w:r>
-          </w:p>
-        </w:tc>
-        <w:tc>
-          <w:tcPr>
-            <w:tcW w:type="dxa" w:w="3211"/>
-            <w:shd w:fill="1F4E78"/>
-            <w:tcMar>
-              <w:top w:w="100" w:type="dxa"/>
-              <w:start w:w="120" w:type="dxa"/>
-              <w:bottom w:w="100" w:type="dxa"/>
-              <w:end w:w="120" w:type="dxa"/>
-            </w:tcMar>
-            <w:vAlign w:val="center"/>
-          </w:tcPr>
-          <w:p>
-            <w:pPr>
-              <w:jc w:val="center"/>
-            </w:pPr>
-            <w:r>
-              <w:rPr>
-                <w:b/>
-                <w:color w:val="FFFFFF"/>
-              </w:rPr>
-              <w:t>来源边界</w:t>
-            </w:r>
-          </w:p>
-        </w:tc>
-      </w:tr>
-      <w:tr>
-        <w:tc>
-          <w:tcPr>
-            <w:tcW w:type="dxa" w:w="3211"/>
-            <w:tcMar>
-              <w:top w:w="100" w:type="dxa"/>
-              <w:start w:w="120" w:type="dxa"/>
-              <w:bottom w:w="100" w:type="dxa"/>
-              <w:end w:w="120" w:type="dxa"/>
-            </w:tcMar>
-            <w:vAlign w:val="center"/>
-          </w:tcPr>
-          <w:p>
-            <w:r>
-              <w:t>A/高温</w:t>
-            </w:r>
-          </w:p>
-        </w:tc>
-        <w:tc>
-          <w:tcPr>
-            <w:tcW w:type="dxa" w:w="3211"/>
-            <w:tcMar>
-              <w:top w:w="100" w:type="dxa"/>
-              <w:start w:w="120" w:type="dxa"/>
-              <w:bottom w:w="100" w:type="dxa"/>
-              <w:end w:w="120" w:type="dxa"/>
-            </w:tcMar>
-            <w:vAlign w:val="center"/>
-          </w:tcPr>
-          <w:p>
-            <w:commentRangeStart w:id="14"/>
-            <w:r>
-              <w:rPr>
-                <w:color w:val="9C5700"/>
-                <w:highlight w:val="yellow"/>
-              </w:rPr>
-              <w:t>7.93（%待核）</w:t>
-            </w:r>
-            <w:commentRangeEnd w:id="14"/>
-            <w:r>
-              <w:rPr>
-                <w:rStyle w:val="CommentReference"/>
-              </w:rPr>
-              <w:commentReference w:id="14"/>
-            </w:r>
-          </w:p>
-        </w:tc>
-        <w:tc>
-          <w:tcPr>
-            <w:tcW w:type="dxa" w:w="3211"/>
-            <w:tcMar>
-              <w:top w:w="100" w:type="dxa"/>
-              <w:start w:w="120" w:type="dxa"/>
-              <w:bottom w:w="100" w:type="dxa"/>
-              <w:end w:w="120" w:type="dxa"/>
-            </w:tcMar>
-            <w:vAlign w:val="center"/>
-          </w:tcPr>
-          <w:p>
-            <w:r>
-              <w:t>dump给定</w:t>
-            </w:r>
-          </w:p>
-        </w:tc>
-      </w:tr>
-      <w:tr>
-        <w:tc>
-          <w:tcPr>
-            <w:tcW w:type="dxa" w:w="3211"/>
-            <w:tcMar>
-              <w:top w:w="100" w:type="dxa"/>
-              <w:start w:w="120" w:type="dxa"/>
-              <w:bottom w:w="100" w:type="dxa"/>
-              <w:end w:w="120" w:type="dxa"/>
-            </w:tcMar>
-            <w:vAlign w:val="center"/>
-            <w:shd w:fill="F2F6F9"/>
-          </w:tcPr>
-          <w:p>
-            <w:r>
-              <w:t>A/高湿</w:t>
-            </w:r>
-          </w:p>
-        </w:tc>
-        <w:tc>
-          <w:tcPr>
-            <w:tcW w:type="dxa" w:w="3211"/>
-            <w:tcMar>
-              <w:top w:w="100" w:type="dxa"/>
-              <w:start w:w="120" w:type="dxa"/>
-              <w:bottom w:w="100" w:type="dxa"/>
-              <w:end w:w="120" w:type="dxa"/>
-            </w:tcMar>
-            <w:vAlign w:val="center"/>
-            <w:shd w:fill="F2F6F9"/>
-          </w:tcPr>
-          <w:p>
-            <w:r>
-              <w:t>7.85（%待核）</w:t>
-            </w:r>
-          </w:p>
-        </w:tc>
-        <w:tc>
-          <w:tcPr>
-            <w:tcW w:type="dxa" w:w="3211"/>
-            <w:tcMar>
-              <w:top w:w="100" w:type="dxa"/>
-              <w:start w:w="120" w:type="dxa"/>
-              <w:bottom w:w="100" w:type="dxa"/>
-              <w:end w:w="120" w:type="dxa"/>
-            </w:tcMar>
-            <w:vAlign w:val="center"/>
-            <w:shd w:fill="F2F6F9"/>
-          </w:tcPr>
-          <w:p>
-            <w:r>
-              <w:t>dump给定</w:t>
-            </w:r>
-          </w:p>
-        </w:tc>
-      </w:tr>
-      <w:tr>
-        <w:tc>
-          <w:tcPr>
-            <w:tcW w:type="dxa" w:w="3211"/>
-            <w:tcMar>
-              <w:top w:w="100" w:type="dxa"/>
-              <w:start w:w="120" w:type="dxa"/>
-              <w:bottom w:w="100" w:type="dxa"/>
-              <w:end w:w="120" w:type="dxa"/>
-            </w:tcMar>
-            <w:vAlign w:val="center"/>
-          </w:tcPr>
-          <w:p>
-            <w:r>
-              <w:t>A/突变等其他行</w:t>
-            </w:r>
-          </w:p>
-        </w:tc>
-        <w:tc>
-          <w:tcPr>
-            <w:tcW w:type="dxa" w:w="3211"/>
-            <w:tcMar>
-              <w:top w:w="100" w:type="dxa"/>
-              <w:start w:w="120" w:type="dxa"/>
-              <w:bottom w:w="100" w:type="dxa"/>
-              <w:end w:w="120" w:type="dxa"/>
-            </w:tcMar>
-            <w:vAlign w:val="center"/>
-          </w:tcPr>
-          <w:p>
-            <w:r>
-              <w:t>未知</w:t>
-            </w:r>
-          </w:p>
-        </w:tc>
-        <w:tc>
-          <w:tcPr>
-            <w:tcW w:type="dxa" w:w="3211"/>
-            <w:tcMar>
-              <w:top w:w="100" w:type="dxa"/>
-              <w:start w:w="120" w:type="dxa"/>
-              <w:bottom w:w="100" w:type="dxa"/>
-              <w:end w:w="120" w:type="dxa"/>
-            </w:tcMar>
-            <w:vAlign w:val="center"/>
-          </w:tcPr>
-          <w:p>
-            <w:r>
-              <w:t>需从原稿核对</w:t>
-            </w:r>
-          </w:p>
-        </w:tc>
-      </w:tr>
-      <w:tr>
-        <w:tc>
-          <w:tcPr>
-            <w:tcW w:type="dxa" w:w="3211"/>
-            <w:tcMar>
-              <w:top w:w="100" w:type="dxa"/>
-              <w:start w:w="120" w:type="dxa"/>
-              <w:bottom w:w="100" w:type="dxa"/>
-              <w:end w:w="120" w:type="dxa"/>
-            </w:tcMar>
-            <w:vAlign w:val="center"/>
-            <w:shd w:fill="F2F6F9"/>
-          </w:tcPr>
-          <w:p>
-            <w:r>
-              <w:t>B</w:t>
-            </w:r>
-          </w:p>
-        </w:tc>
-        <w:tc>
-          <w:tcPr>
-            <w:tcW w:type="dxa" w:w="3211"/>
-            <w:tcMar>
-              <w:top w:w="100" w:type="dxa"/>
-              <w:start w:w="120" w:type="dxa"/>
-              <w:bottom w:w="100" w:type="dxa"/>
-              <w:end w:w="120" w:type="dxa"/>
-            </w:tcMar>
-            <w:vAlign w:val="center"/>
-            <w:shd w:fill="F2F6F9"/>
-          </w:tcPr>
-          <w:p>
-            <w:commentRangeStart w:id="15"/>
-            <w:r>
-              <w:rPr>
-                <w:color w:val="9C5700"/>
-                <w:highlight w:val="yellow"/>
-              </w:rPr>
-              <w:t>多数空或仅标准行</w:t>
-            </w:r>
-            <w:commentRangeEnd w:id="15"/>
-            <w:r>
-              <w:rPr>
-                <w:rStyle w:val="CommentReference"/>
-              </w:rPr>
-              <w:commentReference w:id="15"/>
-            </w:r>
-          </w:p>
-        </w:tc>
-        <w:tc>
-          <w:tcPr>
-            <w:tcW w:type="dxa" w:w="3211"/>
-            <w:tcMar>
-              <w:top w:w="100" w:type="dxa"/>
-              <w:start w:w="120" w:type="dxa"/>
-              <w:bottom w:w="100" w:type="dxa"/>
-              <w:end w:w="120" w:type="dxa"/>
-            </w:tcMar>
-            <w:vAlign w:val="center"/>
-            <w:shd w:fill="F2F6F9"/>
-          </w:tcPr>
-          <w:p>
-            <w:r>
-              <w:t>具体位置未知</w:t>
-            </w:r>
-          </w:p>
-        </w:tc>
-      </w:tr>
-      <w:tr>
-        <w:tc>
-          <w:tcPr>
-            <w:tcW w:type="dxa" w:w="3211"/>
-            <w:tcMar>
-              <w:top w:w="100" w:type="dxa"/>
-              <w:start w:w="120" w:type="dxa"/>
-              <w:bottom w:w="100" w:type="dxa"/>
-              <w:end w:w="120" w:type="dxa"/>
-            </w:tcMar>
-            <w:vAlign w:val="center"/>
-          </w:tcPr>
-          <w:p>
-            <w:r>
-              <w:t>C</w:t>
-            </w:r>
-          </w:p>
-        </w:tc>
-        <w:tc>
-          <w:tcPr>
-            <w:tcW w:type="dxa" w:w="3211"/>
-            <w:tcMar>
-              <w:top w:w="100" w:type="dxa"/>
-              <w:start w:w="120" w:type="dxa"/>
-              <w:bottom w:w="100" w:type="dxa"/>
-              <w:end w:w="120" w:type="dxa"/>
-            </w:tcMar>
-            <w:vAlign w:val="center"/>
-          </w:tcPr>
-          <w:p>
-            <w:r>
-              <w:t>多数空或仅标准行</w:t>
-            </w:r>
-          </w:p>
-        </w:tc>
-        <w:tc>
-          <w:tcPr>
-            <w:tcW w:type="dxa" w:w="3211"/>
-            <w:tcMar>
-              <w:top w:w="100" w:type="dxa"/>
-              <w:start w:w="120" w:type="dxa"/>
-              <w:bottom w:w="100" w:type="dxa"/>
-              <w:end w:w="120" w:type="dxa"/>
-            </w:tcMar>
-            <w:vAlign w:val="center"/>
-          </w:tcPr>
-          <w:p>
-            <w:r>
-              <w:t>具体位置未知</w:t>
-            </w:r>
-          </w:p>
-        </w:tc>
-      </w:tr>
-    </w:tbl>
-    <w:p>
-      <w:pPr>
-        <w:pStyle w:val="Heading2"/>
-        <w:keepNext/>
-      </w:pPr>
-      <w:r>
-        <w:t>表6：设备参数预测  [SRC-T6A]、[SRC-T6B]、[SRC-T6C]</w:t>
-      </w:r>
-    </w:p>
-    <w:p>
-      <w:pPr>
-        <w:pStyle w:val="Heading3"/>
-        <w:keepNext/>
-      </w:pPr>
-      <w:r>
-        <w:t>表6A 项目A</w:t>
-      </w:r>
-    </w:p>
-    <w:tbl>
-      <w:tblPr>
-        <w:tblStyle w:val="TableGrid"/>
-        <w:tblW w:type="auto" w:w="0"/>
-        <w:jc w:val="center"/>
-        <w:tblLayout w:type="autofit"/>
-        <w:tblLook w:firstColumn="1" w:firstRow="1" w:lastColumn="0" w:lastRow="0" w:noHBand="0" w:noVBand="1" w:val="04A0"/>
-      </w:tblPr>
-      <w:tblGrid>
-        <w:gridCol w:w="4816"/>
-        <w:gridCol w:w="4816"/>
-      </w:tblGrid>
-      <w:tr>
-        <w:trPr>
-          <w:tblHeader w:val="true"/>
-        </w:trPr>
-        <w:tc>
-          <w:tcPr>
-            <w:tcW w:type="dxa" w:w="4816"/>
-            <w:shd w:fill="1F4E78"/>
-            <w:tcMar>
-              <w:top w:w="100" w:type="dxa"/>
-              <w:start w:w="120" w:type="dxa"/>
-              <w:bottom w:w="100" w:type="dxa"/>
-              <w:end w:w="120" w:type="dxa"/>
-            </w:tcMar>
-            <w:vAlign w:val="center"/>
-          </w:tcPr>
-          <w:p>
-            <w:pPr>
-              <w:jc w:val="center"/>
-            </w:pPr>
-            <w:r>
-              <w:rPr>
-                <w:b/>
-                <w:color w:val="FFFFFF"/>
-              </w:rPr>
-              <w:t>参数</w:t>
-            </w:r>
-          </w:p>
-        </w:tc>
-        <w:tc>
-          <w:tcPr>
-            <w:tcW w:type="dxa" w:w="4816"/>
-            <w:shd w:fill="1F4E78"/>
-            <w:tcMar>
-              <w:top w:w="100" w:type="dxa"/>
-              <w:start w:w="120" w:type="dxa"/>
-              <w:bottom w:w="100" w:type="dxa"/>
-              <w:end w:w="120" w:type="dxa"/>
-            </w:tcMar>
-            <w:vAlign w:val="center"/>
-          </w:tcPr>
-          <w:p>
-            <w:pPr>
-              <w:jc w:val="center"/>
-            </w:pPr>
-            <w:r>
-              <w:rPr>
-                <w:b/>
-                <w:color w:val="FFFFFF"/>
-              </w:rPr>
-              <w:t>MAPE</w:t>
-            </w:r>
-          </w:p>
-        </w:tc>
-      </w:tr>
-      <w:tr>
-        <w:tc>
-          <w:tcPr>
-            <w:tcW w:type="dxa" w:w="4816"/>
-            <w:tcMar>
-              <w:top w:w="100" w:type="dxa"/>
-              <w:start w:w="120" w:type="dxa"/>
-              <w:bottom w:w="100" w:type="dxa"/>
-              <w:end w:w="120" w:type="dxa"/>
-            </w:tcMar>
-            <w:vAlign w:val="center"/>
-          </w:tcPr>
-          <w:p>
-            <w:r>
-              <w:t>冷机功率</w:t>
-            </w:r>
-          </w:p>
-        </w:tc>
-        <w:tc>
-          <w:tcPr>
-            <w:tcW w:type="dxa" w:w="4816"/>
-            <w:tcMar>
-              <w:top w:w="100" w:type="dxa"/>
-              <w:start w:w="120" w:type="dxa"/>
-              <w:bottom w:w="100" w:type="dxa"/>
-              <w:end w:w="120" w:type="dxa"/>
-            </w:tcMar>
-            <w:vAlign w:val="center"/>
-          </w:tcPr>
-          <w:p>
-            <w:r>
-              <w:t>5.72%</w:t>
-            </w:r>
-          </w:p>
-        </w:tc>
-      </w:tr>
-      <w:tr>
-        <w:tc>
-          <w:tcPr>
-            <w:tcW w:type="dxa" w:w="4816"/>
-            <w:tcMar>
-              <w:top w:w="100" w:type="dxa"/>
-              <w:start w:w="120" w:type="dxa"/>
-              <w:bottom w:w="100" w:type="dxa"/>
-              <w:end w:w="120" w:type="dxa"/>
-            </w:tcMar>
-            <w:vAlign w:val="center"/>
-            <w:shd w:fill="F2F6F9"/>
-          </w:tcPr>
-          <w:p>
-            <w:commentRangeStart w:id="16"/>
-            <w:r>
-              <w:rPr>
-                <w:color w:val="9C5700"/>
-                <w:highlight w:val="yellow"/>
-              </w:rPr>
-              <w:t>水泵（对象待明确）</w:t>
-            </w:r>
-            <w:commentRangeEnd w:id="16"/>
-            <w:r>
-              <w:rPr>
-                <w:rStyle w:val="CommentReference"/>
-              </w:rPr>
-              <w:commentReference w:id="16"/>
-            </w:r>
-          </w:p>
-        </w:tc>
-        <w:tc>
-          <w:tcPr>
-            <w:tcW w:type="dxa" w:w="4816"/>
-            <w:tcMar>
-              <w:top w:w="100" w:type="dxa"/>
-              <w:start w:w="120" w:type="dxa"/>
-              <w:bottom w:w="100" w:type="dxa"/>
-              <w:end w:w="120" w:type="dxa"/>
-            </w:tcMar>
-            <w:vAlign w:val="center"/>
-            <w:shd w:fill="F2F6F9"/>
-          </w:tcPr>
-          <w:p>
-            <w:r>
-              <w:t>5.87%</w:t>
-            </w:r>
-          </w:p>
-        </w:tc>
-      </w:tr>
-      <w:tr>
-        <w:tc>
-          <w:tcPr>
-            <w:tcW w:type="dxa" w:w="4816"/>
-            <w:tcMar>
-              <w:top w:w="100" w:type="dxa"/>
-              <w:start w:w="120" w:type="dxa"/>
-              <w:bottom w:w="100" w:type="dxa"/>
-              <w:end w:w="120" w:type="dxa"/>
-            </w:tcMar>
-            <w:vAlign w:val="center"/>
-          </w:tcPr>
-          <w:p>
-            <w:r>
-              <w:t>冷冻水流量</w:t>
-            </w:r>
-          </w:p>
-        </w:tc>
-        <w:tc>
-          <w:tcPr>
-            <w:tcW w:type="dxa" w:w="4816"/>
-            <w:tcMar>
-              <w:top w:w="100" w:type="dxa"/>
-              <w:start w:w="120" w:type="dxa"/>
-              <w:bottom w:w="100" w:type="dxa"/>
-              <w:end w:w="120" w:type="dxa"/>
-            </w:tcMar>
-            <w:vAlign w:val="center"/>
-          </w:tcPr>
-          <w:p>
-            <w:r>
-              <w:t>4.82%</w:t>
-            </w:r>
-          </w:p>
-        </w:tc>
-      </w:tr>
-      <w:tr>
-        <w:tc>
-          <w:tcPr>
-            <w:tcW w:type="dxa" w:w="4816"/>
-            <w:tcMar>
-              <w:top w:w="100" w:type="dxa"/>
-              <w:start w:w="120" w:type="dxa"/>
-              <w:bottom w:w="100" w:type="dxa"/>
-              <w:end w:w="120" w:type="dxa"/>
-            </w:tcMar>
-            <w:vAlign w:val="center"/>
-            <w:shd w:fill="F2F6F9"/>
-          </w:tcPr>
-          <w:p>
-            <w:r>
-              <w:t>其他</w:t>
-            </w:r>
-          </w:p>
-        </w:tc>
-        <w:tc>
-          <w:tcPr>
-            <w:tcW w:type="dxa" w:w="4816"/>
-            <w:tcMar>
-              <w:top w:w="100" w:type="dxa"/>
-              <w:start w:w="120" w:type="dxa"/>
-              <w:bottom w:w="100" w:type="dxa"/>
-              <w:end w:w="120" w:type="dxa"/>
-            </w:tcMar>
-            <w:vAlign w:val="center"/>
-            <w:shd w:fill="F2F6F9"/>
-          </w:tcPr>
-          <w:p>
-            <w:r>
-              <w:t>已填，具体值未知</w:t>
-            </w:r>
-          </w:p>
-        </w:tc>
-      </w:tr>
-    </w:tbl>
-    <w:p>
-      <w:pPr>
-        <w:pStyle w:val="Heading3"/>
-        <w:keepNext/>
-      </w:pPr>
-      <w:r>
-        <w:t>表6B 项目B</w:t>
-      </w:r>
-    </w:p>
-    <w:tbl>
-      <w:tblPr>
-        <w:tblStyle w:val="TableGrid"/>
-        <w:tblW w:type="auto" w:w="0"/>
-        <w:jc w:val="center"/>
-        <w:tblLayout w:type="autofit"/>
-        <w:tblLook w:firstColumn="1" w:firstRow="1" w:lastColumn="0" w:lastRow="0" w:noHBand="0" w:noVBand="1" w:val="04A0"/>
-      </w:tblPr>
-      <w:tblGrid>
-        <w:gridCol w:w="4816"/>
-        <w:gridCol w:w="4816"/>
-      </w:tblGrid>
-      <w:tr>
-        <w:trPr>
-          <w:tblHeader w:val="true"/>
-        </w:trPr>
-        <w:tc>
-          <w:tcPr>
-            <w:tcW w:type="dxa" w:w="4816"/>
-            <w:shd w:fill="1F4E78"/>
-            <w:tcMar>
-              <w:top w:w="100" w:type="dxa"/>
-              <w:start w:w="120" w:type="dxa"/>
-              <w:bottom w:w="100" w:type="dxa"/>
-              <w:end w:w="120" w:type="dxa"/>
-            </w:tcMar>
-            <w:vAlign w:val="center"/>
-          </w:tcPr>
-          <w:p>
-            <w:pPr>
-              <w:jc w:val="center"/>
-            </w:pPr>
-            <w:r>
-              <w:rPr>
-                <w:b/>
-                <w:color w:val="FFFFFF"/>
-              </w:rPr>
-              <w:t>范围</w:t>
-            </w:r>
-          </w:p>
-        </w:tc>
-        <w:tc>
-          <w:tcPr>
-            <w:tcW w:type="dxa" w:w="4816"/>
-            <w:shd w:fill="1F4E78"/>
-            <w:tcMar>
-              <w:top w:w="100" w:type="dxa"/>
-              <w:start w:w="120" w:type="dxa"/>
-              <w:bottom w:w="100" w:type="dxa"/>
-              <w:end w:w="120" w:type="dxa"/>
-            </w:tcMar>
-            <w:vAlign w:val="center"/>
-          </w:tcPr>
-          <w:p>
-            <w:pPr>
-              <w:jc w:val="center"/>
-            </w:pPr>
-            <w:r>
-              <w:rPr>
-                <w:b/>
-                <w:color w:val="FFFFFF"/>
-              </w:rPr>
-              <w:t>状态</w:t>
-            </w:r>
-          </w:p>
-        </w:tc>
-      </w:tr>
-      <w:tr>
-        <w:tc>
-          <w:tcPr>
-            <w:tcW w:type="dxa" w:w="4816"/>
-            <w:tcMar>
-              <w:top w:w="100" w:type="dxa"/>
-              <w:start w:w="120" w:type="dxa"/>
-              <w:bottom w:w="100" w:type="dxa"/>
-              <w:end w:w="120" w:type="dxa"/>
-            </w:tcMar>
-            <w:vAlign w:val="center"/>
-          </w:tcPr>
-          <w:p>
-            <w:r>
-              <w:t>全部设备参数</w:t>
-            </w:r>
-          </w:p>
-        </w:tc>
-        <w:tc>
-          <w:tcPr>
-            <w:tcW w:type="dxa" w:w="4816"/>
-            <w:tcMar>
-              <w:top w:w="100" w:type="dxa"/>
-              <w:start w:w="120" w:type="dxa"/>
-              <w:bottom w:w="100" w:type="dxa"/>
-              <w:end w:w="120" w:type="dxa"/>
-            </w:tcMar>
-            <w:vAlign w:val="center"/>
-          </w:tcPr>
-          <w:p>
-            <w:commentRangeStart w:id="17"/>
-            <w:r>
-              <w:rPr>
-                <w:color w:val="9C5700"/>
-                <w:highlight w:val="yellow"/>
-              </w:rPr>
-              <w:t>【请填写数据】</w:t>
-            </w:r>
-            <w:commentRangeEnd w:id="17"/>
-            <w:r>
-              <w:rPr>
-                <w:rStyle w:val="CommentReference"/>
-              </w:rPr>
-              <w:commentReference w:id="17"/>
-            </w:r>
-          </w:p>
-        </w:tc>
-      </w:tr>
-    </w:tbl>
-    <w:p>
-      <w:pPr>
-        <w:pStyle w:val="Heading3"/>
-        <w:keepNext/>
-      </w:pPr>
-      <w:r>
-        <w:t>表6C 项目C</w:t>
-      </w:r>
-    </w:p>
-    <w:p>
-      <w:r>
-        <w:t>注意：dump未提供三个数值列的表头，以下按原顺序记录，不推断列义。</w:t>
-      </w:r>
-    </w:p>
-    <w:tbl>
-      <w:tblPr>
-        <w:tblStyle w:val="TableGrid"/>
-        <w:tblW w:type="auto" w:w="0"/>
-        <w:jc w:val="center"/>
-        <w:tblLayout w:type="autofit"/>
-        <w:tblLook w:firstColumn="1" w:firstRow="1" w:lastColumn="0" w:lastRow="0" w:noHBand="0" w:noVBand="1" w:val="04A0"/>
-      </w:tblPr>
-      <w:tblGrid>
-        <w:gridCol w:w="2408"/>
-        <w:gridCol w:w="2408"/>
-        <w:gridCol w:w="2408"/>
-        <w:gridCol w:w="2408"/>
-      </w:tblGrid>
-      <w:tr>
-        <w:trPr>
-          <w:tblHeader w:val="true"/>
-        </w:trPr>
-        <w:tc>
-          <w:tcPr>
-            <w:tcW w:type="dxa" w:w="2408"/>
-            <w:shd w:fill="1F4E78"/>
-            <w:tcMar>
-              <w:top w:w="100" w:type="dxa"/>
-              <w:start w:w="120" w:type="dxa"/>
-              <w:bottom w:w="100" w:type="dxa"/>
-              <w:end w:w="120" w:type="dxa"/>
-            </w:tcMar>
-            <w:vAlign w:val="center"/>
-          </w:tcPr>
-          <w:p>
-            <w:pPr>
-              <w:jc w:val="center"/>
-            </w:pPr>
-            <w:r>
-              <w:rPr>
-                <w:b/>
-                <w:color w:val="FFFFFF"/>
-              </w:rPr>
-              <w:t>参数</w:t>
-            </w:r>
-          </w:p>
-        </w:tc>
-        <w:tc>
-          <w:tcPr>
-            <w:tcW w:type="dxa" w:w="2408"/>
-            <w:shd w:fill="1F4E78"/>
-            <w:tcMar>
-              <w:top w:w="100" w:type="dxa"/>
-              <w:start w:w="120" w:type="dxa"/>
-              <w:bottom w:w="100" w:type="dxa"/>
-              <w:end w:w="120" w:type="dxa"/>
-            </w:tcMar>
-            <w:vAlign w:val="center"/>
-          </w:tcPr>
-          <w:p>
-            <w:pPr>
-              <w:jc w:val="center"/>
-            </w:pPr>
-            <w:r>
-              <w:rPr>
-                <w:b/>
-                <w:color w:val="FFFFFF"/>
-              </w:rPr>
-              <w:t>值1</w:t>
-            </w:r>
-          </w:p>
-        </w:tc>
-        <w:tc>
-          <w:tcPr>
-            <w:tcW w:type="dxa" w:w="2408"/>
-            <w:shd w:fill="1F4E78"/>
-            <w:tcMar>
-              <w:top w:w="100" w:type="dxa"/>
-              <w:start w:w="120" w:type="dxa"/>
-              <w:bottom w:w="100" w:type="dxa"/>
-              <w:end w:w="120" w:type="dxa"/>
-            </w:tcMar>
-            <w:vAlign w:val="center"/>
-          </w:tcPr>
-          <w:p>
-            <w:pPr>
-              <w:jc w:val="center"/>
-            </w:pPr>
-            <w:r>
-              <w:rPr>
-                <w:b/>
-                <w:color w:val="FFFFFF"/>
-              </w:rPr>
-              <w:t>值2</w:t>
-            </w:r>
-          </w:p>
-        </w:tc>
-        <w:tc>
-          <w:tcPr>
-            <w:tcW w:type="dxa" w:w="2408"/>
-            <w:shd w:fill="1F4E78"/>
-            <w:tcMar>
-              <w:top w:w="100" w:type="dxa"/>
-              <w:start w:w="120" w:type="dxa"/>
-              <w:bottom w:w="100" w:type="dxa"/>
-              <w:end w:w="120" w:type="dxa"/>
-            </w:tcMar>
-            <w:vAlign w:val="center"/>
-          </w:tcPr>
-          <w:p>
-            <w:pPr>
-              <w:jc w:val="center"/>
-            </w:pPr>
-            <w:r>
-              <w:rPr>
-                <w:b/>
-                <w:color w:val="FFFFFF"/>
-              </w:rPr>
-              <w:t>值3</w:t>
-            </w:r>
-          </w:p>
-        </w:tc>
-      </w:tr>
-      <w:tr>
-        <w:tc>
-          <w:tcPr>
-            <w:tcW w:type="dxa" w:w="2408"/>
-            <w:tcMar>
-              <w:top w:w="100" w:type="dxa"/>
-              <w:start w:w="120" w:type="dxa"/>
-              <w:bottom w:w="100" w:type="dxa"/>
-              <w:end w:w="120" w:type="dxa"/>
-            </w:tcMar>
-            <w:vAlign w:val="center"/>
-          </w:tcPr>
-          <w:p>
-            <w:r>
-              <w:t>冷机功率</w:t>
-            </w:r>
-          </w:p>
-        </w:tc>
-        <w:tc>
-          <w:tcPr>
-            <w:tcW w:type="dxa" w:w="2408"/>
-            <w:tcMar>
-              <w:top w:w="100" w:type="dxa"/>
-              <w:start w:w="120" w:type="dxa"/>
-              <w:bottom w:w="100" w:type="dxa"/>
-              <w:end w:w="120" w:type="dxa"/>
-            </w:tcMar>
-            <w:vAlign w:val="center"/>
-          </w:tcPr>
-          <w:p>
-            <w:r>
-              <w:t>94.2</w:t>
-            </w:r>
-          </w:p>
-        </w:tc>
-        <w:tc>
-          <w:tcPr>
-            <w:tcW w:type="dxa" w:w="2408"/>
-            <w:tcMar>
-              <w:top w:w="100" w:type="dxa"/>
-              <w:start w:w="120" w:type="dxa"/>
-              <w:bottom w:w="100" w:type="dxa"/>
-              <w:end w:w="120" w:type="dxa"/>
-            </w:tcMar>
-            <w:vAlign w:val="center"/>
-          </w:tcPr>
-          <w:p>
-            <w:r>
-              <w:t>69.8</w:t>
-            </w:r>
-          </w:p>
-        </w:tc>
-        <w:tc>
-          <w:tcPr>
-            <w:tcW w:type="dxa" w:w="2408"/>
-            <w:tcMar>
-              <w:top w:w="100" w:type="dxa"/>
-              <w:start w:w="120" w:type="dxa"/>
-              <w:bottom w:w="100" w:type="dxa"/>
-              <w:end w:w="120" w:type="dxa"/>
-            </w:tcMar>
-            <w:vAlign w:val="center"/>
-          </w:tcPr>
-          <w:p>
-            <w:commentRangeStart w:id="18"/>
-            <w:r>
-              <w:rPr>
-                <w:color w:val="9C5700"/>
-                <w:highlight w:val="yellow"/>
-              </w:rPr>
-              <w:t>24.33</w:t>
-            </w:r>
-            <w:commentRangeEnd w:id="18"/>
-            <w:r>
-              <w:rPr>
-                <w:rStyle w:val="CommentReference"/>
-              </w:rPr>
-              <w:commentReference w:id="18"/>
-            </w:r>
-          </w:p>
-        </w:tc>
-      </w:tr>
-      <w:tr>
-        <w:tc>
-          <w:tcPr>
-            <w:tcW w:type="dxa" w:w="2408"/>
-            <w:tcMar>
-              <w:top w:w="100" w:type="dxa"/>
-              <w:start w:w="120" w:type="dxa"/>
-              <w:bottom w:w="100" w:type="dxa"/>
-              <w:end w:w="120" w:type="dxa"/>
-            </w:tcMar>
-            <w:vAlign w:val="center"/>
-            <w:shd w:fill="F2F6F9"/>
-          </w:tcPr>
-          <w:p>
-            <w:commentRangeStart w:id="19"/>
-            <w:r>
-              <w:rPr>
-                <w:color w:val="9C5700"/>
-                <w:highlight w:val="yellow"/>
-              </w:rPr>
-              <w:t>水泵（对象待明确）</w:t>
-            </w:r>
-            <w:commentRangeEnd w:id="19"/>
-            <w:r>
-              <w:rPr>
-                <w:rStyle w:val="CommentReference"/>
-              </w:rPr>
-              <w:commentReference w:id="19"/>
-            </w:r>
-          </w:p>
-        </w:tc>
-        <w:tc>
-          <w:tcPr>
-            <w:tcW w:type="dxa" w:w="2408"/>
-            <w:tcMar>
-              <w:top w:w="100" w:type="dxa"/>
-              <w:start w:w="120" w:type="dxa"/>
-              <w:bottom w:w="100" w:type="dxa"/>
-              <w:end w:w="120" w:type="dxa"/>
-            </w:tcMar>
-            <w:vAlign w:val="center"/>
-            <w:shd w:fill="F2F6F9"/>
-          </w:tcPr>
-          <w:p>
-            <w:r>
-              <w:t>7.6</w:t>
-            </w:r>
-          </w:p>
-        </w:tc>
-        <w:tc>
-          <w:tcPr>
-            <w:tcW w:type="dxa" w:w="2408"/>
-            <w:tcMar>
-              <w:top w:w="100" w:type="dxa"/>
-              <w:start w:w="120" w:type="dxa"/>
-              <w:bottom w:w="100" w:type="dxa"/>
-              <w:end w:w="120" w:type="dxa"/>
-            </w:tcMar>
-            <w:vAlign w:val="center"/>
-            <w:shd w:fill="F2F6F9"/>
-          </w:tcPr>
-          <w:p>
-            <w:r>
-              <w:t>7.1</w:t>
-            </w:r>
-          </w:p>
-        </w:tc>
-        <w:tc>
-          <w:tcPr>
-            <w:tcW w:type="dxa" w:w="2408"/>
-            <w:tcMar>
-              <w:top w:w="100" w:type="dxa"/>
-              <w:start w:w="120" w:type="dxa"/>
-              <w:bottom w:w="100" w:type="dxa"/>
-              <w:end w:w="120" w:type="dxa"/>
-            </w:tcMar>
-            <w:vAlign w:val="center"/>
-            <w:shd w:fill="F2F6F9"/>
-          </w:tcPr>
-          <w:p>
-            <w:commentRangeStart w:id="20"/>
-            <w:r>
-              <w:rPr>
-                <w:color w:val="9C5700"/>
-                <w:highlight w:val="yellow"/>
-              </w:rPr>
-              <w:t>10.01</w:t>
-            </w:r>
-            <w:commentRangeEnd w:id="20"/>
-            <w:r>
-              <w:rPr>
-                <w:rStyle w:val="CommentReference"/>
-              </w:rPr>
-              <w:commentReference w:id="20"/>
-            </w:r>
-          </w:p>
-        </w:tc>
-      </w:tr>
-      <w:tr>
-        <w:tc>
-          <w:tcPr>
-            <w:tcW w:type="dxa" w:w="2408"/>
-            <w:tcMar>
-              <w:top w:w="100" w:type="dxa"/>
-              <w:start w:w="120" w:type="dxa"/>
-              <w:bottom w:w="100" w:type="dxa"/>
-              <w:end w:w="120" w:type="dxa"/>
-            </w:tcMar>
-            <w:vAlign w:val="center"/>
-          </w:tcPr>
-          <w:p>
-            <w:r>
-              <w:t>冷冻水流量</w:t>
-            </w:r>
-          </w:p>
-        </w:tc>
-        <w:tc>
-          <w:tcPr>
-            <w:tcW w:type="dxa" w:w="2408"/>
-            <w:tcMar>
-              <w:top w:w="100" w:type="dxa"/>
-              <w:start w:w="120" w:type="dxa"/>
-              <w:bottom w:w="100" w:type="dxa"/>
-              <w:end w:w="120" w:type="dxa"/>
-            </w:tcMar>
-            <w:vAlign w:val="center"/>
-          </w:tcPr>
-          <w:p>
-            <w:r>
-              <w:t>193.6</w:t>
-            </w:r>
-          </w:p>
-        </w:tc>
-        <w:tc>
-          <w:tcPr>
-            <w:tcW w:type="dxa" w:w="2408"/>
-            <w:tcMar>
-              <w:top w:w="100" w:type="dxa"/>
-              <w:start w:w="120" w:type="dxa"/>
-              <w:bottom w:w="100" w:type="dxa"/>
-              <w:end w:w="120" w:type="dxa"/>
-            </w:tcMar>
-            <w:vAlign w:val="center"/>
-          </w:tcPr>
-          <w:p>
-            <w:r>
-              <w:t>191.3</w:t>
-            </w:r>
-          </w:p>
-        </w:tc>
-        <w:tc>
-          <w:tcPr>
-            <w:tcW w:type="dxa" w:w="2408"/>
-            <w:tcMar>
-              <w:top w:w="100" w:type="dxa"/>
-              <w:start w:w="120" w:type="dxa"/>
-              <w:bottom w:w="100" w:type="dxa"/>
-              <w:end w:w="120" w:type="dxa"/>
-            </w:tcMar>
-            <w:vAlign w:val="center"/>
-          </w:tcPr>
-          <w:p>
-            <w:r>
-              <w:t>3.56</w:t>
-            </w:r>
-          </w:p>
-        </w:tc>
-      </w:tr>
-      <w:tr>
-        <w:tc>
-          <w:tcPr>
-            <w:tcW w:type="dxa" w:w="2408"/>
-            <w:tcMar>
-              <w:top w:w="100" w:type="dxa"/>
-              <w:start w:w="120" w:type="dxa"/>
-              <w:bottom w:w="100" w:type="dxa"/>
-              <w:end w:w="120" w:type="dxa"/>
-            </w:tcMar>
-            <w:vAlign w:val="center"/>
-            <w:shd w:fill="F2F6F9"/>
-          </w:tcPr>
-          <w:p>
-            <w:r>
-              <w:t>其他设备参数</w:t>
-            </w:r>
-          </w:p>
-        </w:tc>
-        <w:tc>
-          <w:tcPr>
-            <w:tcW w:type="dxa" w:w="2408"/>
-            <w:tcMar>
-              <w:top w:w="100" w:type="dxa"/>
-              <w:start w:w="120" w:type="dxa"/>
-              <w:bottom w:w="100" w:type="dxa"/>
-              <w:end w:w="120" w:type="dxa"/>
-            </w:tcMar>
-            <w:vAlign w:val="center"/>
-            <w:shd w:fill="F2F6F9"/>
-          </w:tcPr>
-          <w:p>
-            <w:r>
-              <w:t>未知</w:t>
-            </w:r>
-          </w:p>
-        </w:tc>
-        <w:tc>
-          <w:tcPr>
-            <w:tcW w:type="dxa" w:w="2408"/>
-            <w:tcMar>
-              <w:top w:w="100" w:type="dxa"/>
-              <w:start w:w="120" w:type="dxa"/>
-              <w:bottom w:w="100" w:type="dxa"/>
-              <w:end w:w="120" w:type="dxa"/>
-            </w:tcMar>
-            <w:vAlign w:val="center"/>
-            <w:shd w:fill="F2F6F9"/>
-          </w:tcPr>
-          <w:p>
-            <w:r>
-              <w:t>未知</w:t>
-            </w:r>
-          </w:p>
-        </w:tc>
-        <w:tc>
-          <w:tcPr>
-            <w:tcW w:type="dxa" w:w="2408"/>
-            <w:tcMar>
-              <w:top w:w="100" w:type="dxa"/>
-              <w:start w:w="120" w:type="dxa"/>
-              <w:bottom w:w="100" w:type="dxa"/>
-              <w:end w:w="120" w:type="dxa"/>
-            </w:tcMar>
-            <w:vAlign w:val="center"/>
-            <w:shd w:fill="F2F6F9"/>
-          </w:tcPr>
-          <w:p>
-            <w:r>
-              <w:t>未知</w:t>
-            </w:r>
-          </w:p>
-        </w:tc>
-      </w:tr>
-    </w:tbl>
-    <w:p>
-      <w:pPr>
-        <w:pStyle w:val="Heading2"/>
-        <w:keepNext/>
-      </w:pPr>
-      <w:r>
-        <w:t>表7：极端工况设备参数  [SRC-T7]</w:t>
-      </w:r>
-    </w:p>
-    <w:tbl>
-      <w:tblPr>
-        <w:tblStyle w:val="TableGrid"/>
-        <w:tblW w:type="auto" w:w="0"/>
-        <w:jc w:val="center"/>
-        <w:tblLayout w:type="autofit"/>
-        <w:tblLook w:firstColumn="1" w:firstRow="1" w:lastColumn="0" w:lastRow="0" w:noHBand="0" w:noVBand="1" w:val="04A0"/>
-      </w:tblPr>
-      <w:tblGrid>
-        <w:gridCol w:w="4816"/>
-        <w:gridCol w:w="4816"/>
-      </w:tblGrid>
-      <w:tr>
-        <w:trPr>
-          <w:tblHeader w:val="true"/>
-        </w:trPr>
-        <w:tc>
-          <w:tcPr>
-            <w:tcW w:type="dxa" w:w="4816"/>
-            <w:shd w:fill="1F4E78"/>
-            <w:tcMar>
-              <w:top w:w="100" w:type="dxa"/>
-              <w:start w:w="120" w:type="dxa"/>
-              <w:bottom w:w="100" w:type="dxa"/>
-              <w:end w:w="120" w:type="dxa"/>
-            </w:tcMar>
-            <w:vAlign w:val="center"/>
-          </w:tcPr>
-          <w:p>
-            <w:pPr>
-              <w:jc w:val="center"/>
-            </w:pPr>
-            <w:r>
-              <w:rPr>
-                <w:b/>
-                <w:color w:val="FFFFFF"/>
-              </w:rPr>
-              <w:t>项目</w:t>
-            </w:r>
-          </w:p>
-        </w:tc>
-        <w:tc>
-          <w:tcPr>
-            <w:tcW w:type="dxa" w:w="4816"/>
-            <w:shd w:fill="1F4E78"/>
-            <w:tcMar>
-              <w:top w:w="100" w:type="dxa"/>
-              <w:start w:w="120" w:type="dxa"/>
-              <w:bottom w:w="100" w:type="dxa"/>
-              <w:end w:w="120" w:type="dxa"/>
-            </w:tcMar>
-            <w:vAlign w:val="center"/>
-          </w:tcPr>
-          <w:p>
-            <w:pPr>
-              <w:jc w:val="center"/>
-            </w:pPr>
-            <w:r>
-              <w:rPr>
-                <w:b/>
-                <w:color w:val="FFFFFF"/>
-              </w:rPr>
-              <w:t>状态</w:t>
-            </w:r>
-          </w:p>
-        </w:tc>
-      </w:tr>
-      <w:tr>
-        <w:tc>
-          <w:tcPr>
-            <w:tcW w:type="dxa" w:w="4816"/>
-            <w:tcMar>
-              <w:top w:w="100" w:type="dxa"/>
-              <w:start w:w="120" w:type="dxa"/>
-              <w:bottom w:w="100" w:type="dxa"/>
-              <w:end w:w="120" w:type="dxa"/>
-            </w:tcMar>
-            <w:vAlign w:val="center"/>
-          </w:tcPr>
-          <w:p>
-            <w:r>
-              <w:t>A</w:t>
-            </w:r>
-          </w:p>
-        </w:tc>
-        <w:tc>
-          <w:tcPr>
-            <w:tcW w:type="dxa" w:w="4816"/>
-            <w:tcMar>
-              <w:top w:w="100" w:type="dxa"/>
-              <w:start w:w="120" w:type="dxa"/>
-              <w:bottom w:w="100" w:type="dxa"/>
-              <w:end w:w="120" w:type="dxa"/>
+              <w:top w:w="110" w:type="dxa"/>
+              <w:start w:w="110" w:type="dxa"/>
+              <w:bottom w:w="110" w:type="dxa"/>
+              <w:end w:w="110" w:type="dxa"/>
             </w:tcMar>
             <w:vAlign w:val="center"/>
           </w:tcPr>
@@ -3173,7 +813,7 @@
                 <w:color w:val="9C5700"/>
                 <w:highlight w:val="yellow"/>
               </w:rPr>
-              <w:t>部分填写，具体行和值未知</w:t>
+              <w:t>队伍名称【请填写】</w:t>
             </w:r>
             <w:commentRangeEnd w:id="21"/>
             <w:r>
@@ -3182,48 +822,88 @@
               </w:rPr>
               <w:commentReference w:id="21"/>
             </w:r>
+            <w:r>
+              <w:t>; 负责人陈思安; 成员含王天智项目C验证; 华北电力大学; 18910259047; chensi.an@qq.com</w:t>
+            </w:r>
           </w:p>
         </w:tc>
       </w:tr>
       <w:tr>
         <w:tc>
           <w:tcPr>
-            <w:tcW w:type="dxa" w:w="4816"/>
+            <w:tcW w:type="dxa" w:w="4844"/>
             <w:tcMar>
-              <w:top w:w="100" w:type="dxa"/>
-              <w:start w:w="120" w:type="dxa"/>
-              <w:bottom w:w="100" w:type="dxa"/>
-              <w:end w:w="120" w:type="dxa"/>
+              <w:top w:w="110" w:type="dxa"/>
+              <w:start w:w="110" w:type="dxa"/>
+              <w:bottom w:w="110" w:type="dxa"/>
+              <w:end w:w="110" w:type="dxa"/>
             </w:tcMar>
             <w:vAlign w:val="center"/>
-            <w:shd w:fill="F2F6F9"/>
           </w:tcPr>
           <w:p>
             <w:r>
-              <w:t>B</w:t>
+              <w:t>T1</w:t>
             </w:r>
           </w:p>
         </w:tc>
         <w:tc>
           <w:tcPr>
-            <w:tcW w:type="dxa" w:w="4816"/>
+            <w:tcW w:type="dxa" w:w="4844"/>
             <w:tcMar>
-              <w:top w:w="100" w:type="dxa"/>
-              <w:start w:w="120" w:type="dxa"/>
-              <w:bottom w:w="100" w:type="dxa"/>
-              <w:end w:w="120" w:type="dxa"/>
+              <w:top w:w="110" w:type="dxa"/>
+              <w:start w:w="110" w:type="dxa"/>
+              <w:bottom w:w="110" w:type="dxa"/>
+              <w:end w:w="110" w:type="dxa"/>
             </w:tcMar>
             <w:vAlign w:val="center"/>
-            <w:shd w:fill="F2F6F9"/>
           </w:tcPr>
           <w:p>
+            <w:r>
+              <w:t>表1项目A 24h: FILLED (0:00 2423.04/2354.09/68.95/2.85%)</w:t>
+            </w:r>
+          </w:p>
+        </w:tc>
+      </w:tr>
+      <w:tr>
+        <w:tc>
+          <w:tcPr>
+            <w:tcW w:type="dxa" w:w="4844"/>
+            <w:tcMar>
+              <w:top w:w="110" w:type="dxa"/>
+              <w:start w:w="110" w:type="dxa"/>
+              <w:bottom w:w="110" w:type="dxa"/>
+              <w:end w:w="110" w:type="dxa"/>
+            </w:tcMar>
+            <w:vAlign w:val="center"/>
+          </w:tcPr>
+          <w:p>
+            <w:r>
+              <w:t>T2</w:t>
+            </w:r>
+          </w:p>
+        </w:tc>
+        <w:tc>
+          <w:tcPr>
+            <w:tcW w:type="dxa" w:w="4844"/>
+            <w:tcMar>
+              <w:top w:w="110" w:type="dxa"/>
+              <w:start w:w="110" w:type="dxa"/>
+              <w:bottom w:w="110" w:type="dxa"/>
+              <w:end w:w="110" w:type="dxa"/>
+            </w:tcMar>
+            <w:vAlign w:val="center"/>
+          </w:tcPr>
+          <w:p>
+            <w:r>
+              <w:t xml:space="preserve">表2项目B 24h: </w:t>
+            </w:r>
             <w:commentRangeStart w:id="22"/>
             <w:r>
               <w:rPr>
                 <w:color w:val="9C5700"/>
                 <w:highlight w:val="yellow"/>
               </w:rPr>
-              <w:t>空</w:t>
+              <w:t>ALL 【请填写数据】</w:t>
             </w:r>
             <w:commentRangeEnd w:id="22"/>
             <w:r>
@@ -3238,329 +918,43 @@
       <w:tr>
         <w:tc>
           <w:tcPr>
-            <w:tcW w:type="dxa" w:w="4816"/>
+            <w:tcW w:type="dxa" w:w="4844"/>
             <w:tcMar>
-              <w:top w:w="100" w:type="dxa"/>
-              <w:start w:w="120" w:type="dxa"/>
-              <w:bottom w:w="100" w:type="dxa"/>
-              <w:end w:w="120" w:type="dxa"/>
+              <w:top w:w="110" w:type="dxa"/>
+              <w:start w:w="110" w:type="dxa"/>
+              <w:bottom w:w="110" w:type="dxa"/>
+              <w:end w:w="110" w:type="dxa"/>
             </w:tcMar>
             <w:vAlign w:val="center"/>
           </w:tcPr>
           <w:p>
             <w:r>
-              <w:t>C</w:t>
+              <w:t>T3</w:t>
             </w:r>
           </w:p>
         </w:tc>
         <w:tc>
           <w:tcPr>
-            <w:tcW w:type="dxa" w:w="4816"/>
+            <w:tcW w:type="dxa" w:w="4844"/>
             <w:tcMar>
-              <w:top w:w="100" w:type="dxa"/>
-              <w:start w:w="120" w:type="dxa"/>
-              <w:bottom w:w="100" w:type="dxa"/>
-              <w:end w:w="120" w:type="dxa"/>
+              <w:top w:w="110" w:type="dxa"/>
+              <w:start w:w="110" w:type="dxa"/>
+              <w:bottom w:w="110" w:type="dxa"/>
+              <w:end w:w="110" w:type="dxa"/>
             </w:tcMar>
             <w:vAlign w:val="center"/>
           </w:tcPr>
           <w:p>
             <w:r>
-              <w:t>部分填写，具体行和值未知</w:t>
+              <w:t xml:space="preserve">表3项目C 24h: FILLED (0:00 497.7/505.2/7.5/1.51 — </w:t>
             </w:r>
-          </w:p>
-        </w:tc>
-      </w:tr>
-    </w:tbl>
-    <w:p>
-      <w:pPr>
-        <w:pStyle w:val="Heading2"/>
-        <w:keepNext/>
-      </w:pPr>
-      <w:r>
-        <w:t>5 仿真节能  [SRC-5/T8]</w:t>
-      </w:r>
-    </w:p>
-    <w:p>
-      <w:pPr>
-        <w:pStyle w:val="Heading3"/>
-        <w:keepNext/>
-      </w:pPr>
-      <w:r>
-        <w:t>表8 仿真节能结果</w:t>
-      </w:r>
-    </w:p>
-    <w:tbl>
-      <w:tblPr>
-        <w:tblStyle w:val="TableGrid"/>
-        <w:tblW w:type="auto" w:w="0"/>
-        <w:jc w:val="center"/>
-        <w:tblLayout w:type="autofit"/>
-        <w:tblLook w:firstColumn="1" w:firstRow="1" w:lastColumn="0" w:lastRow="0" w:noHBand="0" w:noVBand="1" w:val="04A0"/>
-      </w:tblPr>
-      <w:tblGrid>
-        <w:gridCol w:w="1926"/>
-        <w:gridCol w:w="1926"/>
-        <w:gridCol w:w="1926"/>
-        <w:gridCol w:w="1926"/>
-        <w:gridCol w:w="1926"/>
-      </w:tblGrid>
-      <w:tr>
-        <w:trPr>
-          <w:tblHeader w:val="true"/>
-        </w:trPr>
-        <w:tc>
-          <w:tcPr>
-            <w:tcW w:type="dxa" w:w="1926"/>
-            <w:shd w:fill="1F4E78"/>
-            <w:tcMar>
-              <w:top w:w="100" w:type="dxa"/>
-              <w:start w:w="120" w:type="dxa"/>
-              <w:bottom w:w="100" w:type="dxa"/>
-              <w:end w:w="120" w:type="dxa"/>
-            </w:tcMar>
-            <w:vAlign w:val="center"/>
-          </w:tcPr>
-          <w:p>
-            <w:pPr>
-              <w:jc w:val="center"/>
-            </w:pPr>
-            <w:r>
-              <w:rPr>
-                <w:b/>
-                <w:color w:val="FFFFFF"/>
-              </w:rPr>
-              <w:t>项目</w:t>
-            </w:r>
-          </w:p>
-        </w:tc>
-        <w:tc>
-          <w:tcPr>
-            <w:tcW w:type="dxa" w:w="1926"/>
-            <w:shd w:fill="1F4E78"/>
-            <w:tcMar>
-              <w:top w:w="100" w:type="dxa"/>
-              <w:start w:w="120" w:type="dxa"/>
-              <w:bottom w:w="100" w:type="dxa"/>
-              <w:end w:w="120" w:type="dxa"/>
-            </w:tcMar>
-            <w:vAlign w:val="center"/>
-          </w:tcPr>
-          <w:p>
-            <w:pPr>
-              <w:jc w:val="center"/>
-            </w:pPr>
-            <w:r>
-              <w:rPr>
-                <w:b/>
-                <w:color w:val="FFFFFF"/>
-              </w:rPr>
-              <w:t>基准能耗</w:t>
-            </w:r>
-          </w:p>
-        </w:tc>
-        <w:tc>
-          <w:tcPr>
-            <w:tcW w:type="dxa" w:w="1926"/>
-            <w:shd w:fill="1F4E78"/>
-            <w:tcMar>
-              <w:top w:w="100" w:type="dxa"/>
-              <w:start w:w="120" w:type="dxa"/>
-              <w:bottom w:w="100" w:type="dxa"/>
-              <w:end w:w="120" w:type="dxa"/>
-            </w:tcMar>
-            <w:vAlign w:val="center"/>
-          </w:tcPr>
-          <w:p>
-            <w:pPr>
-              <w:jc w:val="center"/>
-            </w:pPr>
-            <w:r>
-              <w:rPr>
-                <w:b/>
-                <w:color w:val="FFFFFF"/>
-              </w:rPr>
-              <w:t>AI能耗</w:t>
-            </w:r>
-          </w:p>
-        </w:tc>
-        <w:tc>
-          <w:tcPr>
-            <w:tcW w:type="dxa" w:w="1926"/>
-            <w:shd w:fill="1F4E78"/>
-            <w:tcMar>
-              <w:top w:w="100" w:type="dxa"/>
-              <w:start w:w="120" w:type="dxa"/>
-              <w:bottom w:w="100" w:type="dxa"/>
-              <w:end w:w="120" w:type="dxa"/>
-            </w:tcMar>
-            <w:vAlign w:val="center"/>
-          </w:tcPr>
-          <w:p>
-            <w:pPr>
-              <w:jc w:val="center"/>
-            </w:pPr>
-            <w:r>
-              <w:rPr>
-                <w:b/>
-                <w:color w:val="FFFFFF"/>
-              </w:rPr>
-              <w:t>节能量</w:t>
-            </w:r>
-          </w:p>
-        </w:tc>
-        <w:tc>
-          <w:tcPr>
-            <w:tcW w:type="dxa" w:w="1926"/>
-            <w:shd w:fill="1F4E78"/>
-            <w:tcMar>
-              <w:top w:w="100" w:type="dxa"/>
-              <w:start w:w="120" w:type="dxa"/>
-              <w:bottom w:w="100" w:type="dxa"/>
-              <w:end w:w="120" w:type="dxa"/>
-            </w:tcMar>
-            <w:vAlign w:val="center"/>
-          </w:tcPr>
-          <w:p>
-            <w:pPr>
-              <w:jc w:val="center"/>
-            </w:pPr>
-            <w:r>
-              <w:rPr>
-                <w:b/>
-                <w:color w:val="FFFFFF"/>
-              </w:rPr>
-              <w:t>节能率</w:t>
-            </w:r>
-          </w:p>
-        </w:tc>
-      </w:tr>
-      <w:tr>
-        <w:tc>
-          <w:tcPr>
-            <w:tcW w:type="dxa" w:w="1926"/>
-            <w:tcMar>
-              <w:top w:w="100" w:type="dxa"/>
-              <w:start w:w="120" w:type="dxa"/>
-              <w:bottom w:w="100" w:type="dxa"/>
-              <w:end w:w="120" w:type="dxa"/>
-            </w:tcMar>
-            <w:vAlign w:val="center"/>
-          </w:tcPr>
-          <w:p>
-            <w:r>
-              <w:t>A</w:t>
-            </w:r>
-          </w:p>
-        </w:tc>
-        <w:tc>
-          <w:tcPr>
-            <w:tcW w:type="dxa" w:w="1926"/>
-            <w:tcMar>
-              <w:top w:w="100" w:type="dxa"/>
-              <w:start w:w="120" w:type="dxa"/>
-              <w:bottom w:w="100" w:type="dxa"/>
-              <w:end w:w="120" w:type="dxa"/>
-            </w:tcMar>
-            <w:vAlign w:val="center"/>
-          </w:tcPr>
-          <w:p>
-            <w:r>
-              <w:t>358.12</w:t>
-            </w:r>
-          </w:p>
-        </w:tc>
-        <w:tc>
-          <w:tcPr>
-            <w:tcW w:type="dxa" w:w="1926"/>
-            <w:tcMar>
-              <w:top w:w="100" w:type="dxa"/>
-              <w:start w:w="120" w:type="dxa"/>
-              <w:bottom w:w="100" w:type="dxa"/>
-              <w:end w:w="120" w:type="dxa"/>
-            </w:tcMar>
-            <w:vAlign w:val="center"/>
-          </w:tcPr>
-          <w:p>
-            <w:r>
-              <w:t>338.28</w:t>
-            </w:r>
-          </w:p>
-        </w:tc>
-        <w:tc>
-          <w:tcPr>
-            <w:tcW w:type="dxa" w:w="1926"/>
-            <w:tcMar>
-              <w:top w:w="100" w:type="dxa"/>
-              <w:start w:w="120" w:type="dxa"/>
-              <w:bottom w:w="100" w:type="dxa"/>
-              <w:end w:w="120" w:type="dxa"/>
-            </w:tcMar>
-            <w:vAlign w:val="center"/>
-          </w:tcPr>
-          <w:p>
-            <w:r>
-              <w:t>19.84</w:t>
-            </w:r>
-          </w:p>
-        </w:tc>
-        <w:tc>
-          <w:tcPr>
-            <w:tcW w:type="dxa" w:w="1926"/>
-            <w:tcMar>
-              <w:top w:w="100" w:type="dxa"/>
-              <w:start w:w="120" w:type="dxa"/>
-              <w:bottom w:w="100" w:type="dxa"/>
-              <w:end w:w="120" w:type="dxa"/>
-            </w:tcMar>
-            <w:vAlign w:val="center"/>
-          </w:tcPr>
-          <w:p>
-            <w:r>
-              <w:t>5.54%</w:t>
-            </w:r>
-          </w:p>
-        </w:tc>
-      </w:tr>
-      <w:tr>
-        <w:tc>
-          <w:tcPr>
-            <w:tcW w:type="dxa" w:w="1926"/>
-            <w:tcMar>
-              <w:top w:w="100" w:type="dxa"/>
-              <w:start w:w="120" w:type="dxa"/>
-              <w:bottom w:w="100" w:type="dxa"/>
-              <w:end w:w="120" w:type="dxa"/>
-            </w:tcMar>
-            <w:vAlign w:val="center"/>
-            <w:shd w:fill="F2F6F9"/>
-          </w:tcPr>
-          <w:p>
-            <w:r>
-              <w:t>B</w:t>
-            </w:r>
-          </w:p>
-        </w:tc>
-        <w:tc>
-          <w:tcPr>
-            <w:tcW w:type="dxa" w:w="1926"/>
-            <w:tcMar>
-              <w:top w:w="100" w:type="dxa"/>
-              <w:start w:w="120" w:type="dxa"/>
-              <w:bottom w:w="100" w:type="dxa"/>
-              <w:end w:w="120" w:type="dxa"/>
-            </w:tcMar>
-            <w:vAlign w:val="center"/>
-            <w:shd w:fill="F2F6F9"/>
-          </w:tcPr>
-          <w:p>
             <w:commentRangeStart w:id="23"/>
             <w:r>
               <w:rPr>
                 <w:color w:val="9C5700"/>
                 <w:highlight w:val="yellow"/>
               </w:rPr>
-              <w:t>【请填写数据】</w:t>
+              <w:t>some relative errors lack %</w:t>
             </w:r>
             <w:commentRangeEnd w:id="23"/>
             <w:r>
@@ -3569,59 +963,8 @@
               </w:rPr>
               <w:commentReference w:id="23"/>
             </w:r>
-          </w:p>
-        </w:tc>
-        <w:tc>
-          <w:tcPr>
-            <w:tcW w:type="dxa" w:w="1926"/>
-            <w:tcMar>
-              <w:top w:w="100" w:type="dxa"/>
-              <w:start w:w="120" w:type="dxa"/>
-              <w:bottom w:w="100" w:type="dxa"/>
-              <w:end w:w="120" w:type="dxa"/>
-            </w:tcMar>
-            <w:vAlign w:val="center"/>
-            <w:shd w:fill="F2F6F9"/>
-          </w:tcPr>
-          <w:p>
             <w:r>
-              <w:t>【请填写数据】</w:t>
-            </w:r>
-          </w:p>
-        </w:tc>
-        <w:tc>
-          <w:tcPr>
-            <w:tcW w:type="dxa" w:w="1926"/>
-            <w:tcMar>
-              <w:top w:w="100" w:type="dxa"/>
-              <w:start w:w="120" w:type="dxa"/>
-              <w:bottom w:w="100" w:type="dxa"/>
-              <w:end w:w="120" w:type="dxa"/>
-            </w:tcMar>
-            <w:vAlign w:val="center"/>
-            <w:shd w:fill="F2F6F9"/>
-          </w:tcPr>
-          <w:p>
-            <w:r>
-              <w:t>【请填写数据】</w:t>
-            </w:r>
-          </w:p>
-        </w:tc>
-        <w:tc>
-          <w:tcPr>
-            <w:tcW w:type="dxa" w:w="1926"/>
-            <w:tcMar>
-              <w:top w:w="100" w:type="dxa"/>
-              <w:start w:w="120" w:type="dxa"/>
-              <w:bottom w:w="100" w:type="dxa"/>
-              <w:end w:w="120" w:type="dxa"/>
-            </w:tcMar>
-            <w:vAlign w:val="center"/>
-            <w:shd w:fill="F2F6F9"/>
-          </w:tcPr>
-          <w:p>
-            <w:r>
-              <w:t>【请填写数据】</w:t>
+              <w:t>)</w:t>
             </w:r>
           </w:p>
         </w:tc>
@@ -3629,40 +972,43 @@
       <w:tr>
         <w:tc>
           <w:tcPr>
-            <w:tcW w:type="dxa" w:w="1926"/>
+            <w:tcW w:type="dxa" w:w="4844"/>
             <w:tcMar>
-              <w:top w:w="100" w:type="dxa"/>
-              <w:start w:w="120" w:type="dxa"/>
-              <w:bottom w:w="100" w:type="dxa"/>
-              <w:end w:w="120" w:type="dxa"/>
+              <w:top w:w="110" w:type="dxa"/>
+              <w:start w:w="110" w:type="dxa"/>
+              <w:bottom w:w="110" w:type="dxa"/>
+              <w:end w:w="110" w:type="dxa"/>
             </w:tcMar>
             <w:vAlign w:val="center"/>
           </w:tcPr>
           <w:p>
             <w:r>
-              <w:t>C</w:t>
+              <w:t>T4</w:t>
             </w:r>
           </w:p>
         </w:tc>
         <w:tc>
           <w:tcPr>
-            <w:tcW w:type="dxa" w:w="1926"/>
+            <w:tcW w:type="dxa" w:w="4844"/>
             <w:tcMar>
-              <w:top w:w="100" w:type="dxa"/>
-              <w:start w:w="120" w:type="dxa"/>
-              <w:bottom w:w="100" w:type="dxa"/>
-              <w:end w:w="120" w:type="dxa"/>
+              <w:top w:w="110" w:type="dxa"/>
+              <w:start w:w="110" w:type="dxa"/>
+              <w:bottom w:w="110" w:type="dxa"/>
+              <w:end w:w="110" w:type="dxa"/>
             </w:tcMar>
             <w:vAlign w:val="center"/>
           </w:tcPr>
           <w:p>
+            <w:r>
+              <w:t xml:space="preserve">表5A极端: </w:t>
+            </w:r>
             <w:commentRangeStart w:id="24"/>
             <w:r>
               <w:rPr>
                 <w:color w:val="9C5700"/>
                 <w:highlight w:val="yellow"/>
               </w:rPr>
-              <w:t>【请填写数据】</w:t>
+              <w:t>高温7.93 高湿7.85</w:t>
             </w:r>
             <w:commentRangeEnd w:id="24"/>
             <w:r>
@@ -3671,56 +1017,8 @@
               </w:rPr>
               <w:commentReference w:id="24"/>
             </w:r>
-          </w:p>
-        </w:tc>
-        <w:tc>
-          <w:tcPr>
-            <w:tcW w:type="dxa" w:w="1926"/>
-            <w:tcMar>
-              <w:top w:w="100" w:type="dxa"/>
-              <w:start w:w="120" w:type="dxa"/>
-              <w:bottom w:w="100" w:type="dxa"/>
-              <w:end w:w="120" w:type="dxa"/>
-            </w:tcMar>
-            <w:vAlign w:val="center"/>
-          </w:tcPr>
-          <w:p>
             <w:r>
-              <w:t>【请填写数据】</w:t>
-            </w:r>
-          </w:p>
-        </w:tc>
-        <w:tc>
-          <w:tcPr>
-            <w:tcW w:type="dxa" w:w="1926"/>
-            <w:tcMar>
-              <w:top w:w="100" w:type="dxa"/>
-              <w:start w:w="120" w:type="dxa"/>
-              <w:bottom w:w="100" w:type="dxa"/>
-              <w:end w:w="120" w:type="dxa"/>
-            </w:tcMar>
-            <w:vAlign w:val="center"/>
-          </w:tcPr>
-          <w:p>
-            <w:r>
-              <w:t>【请填写数据】</w:t>
-            </w:r>
-          </w:p>
-        </w:tc>
-        <w:tc>
-          <w:tcPr>
-            <w:tcW w:type="dxa" w:w="1926"/>
-            <w:tcMar>
-              <w:top w:w="100" w:type="dxa"/>
-              <w:start w:w="120" w:type="dxa"/>
-              <w:bottom w:w="100" w:type="dxa"/>
-              <w:end w:w="120" w:type="dxa"/>
-            </w:tcMar>
-            <w:vAlign w:val="center"/>
-          </w:tcPr>
-          <w:p>
-            <w:r>
-              <w:t>【请填写数据】</w:t>
+              <w:t xml:space="preserve"> filled</w:t>
             </w:r>
           </w:p>
         </w:tc>
@@ -3728,42 +1026,43 @@
       <w:tr>
         <w:tc>
           <w:tcPr>
-            <w:tcW w:type="dxa" w:w="1926"/>
+            <w:tcW w:type="dxa" w:w="4844"/>
             <w:tcMar>
-              <w:top w:w="100" w:type="dxa"/>
-              <w:start w:w="120" w:type="dxa"/>
-              <w:bottom w:w="100" w:type="dxa"/>
-              <w:end w:w="120" w:type="dxa"/>
+              <w:top w:w="110" w:type="dxa"/>
+              <w:start w:w="110" w:type="dxa"/>
+              <w:bottom w:w="110" w:type="dxa"/>
+              <w:end w:w="110" w:type="dxa"/>
             </w:tcMar>
             <w:vAlign w:val="center"/>
-            <w:shd w:fill="F2F6F9"/>
           </w:tcPr>
           <w:p>
             <w:r>
-              <w:t>加权结果</w:t>
+              <w:t>T5</w:t>
             </w:r>
           </w:p>
         </w:tc>
         <w:tc>
           <w:tcPr>
-            <w:tcW w:type="dxa" w:w="1926"/>
+            <w:tcW w:type="dxa" w:w="4844"/>
             <w:tcMar>
-              <w:top w:w="100" w:type="dxa"/>
-              <w:start w:w="120" w:type="dxa"/>
-              <w:bottom w:w="100" w:type="dxa"/>
-              <w:end w:w="120" w:type="dxa"/>
+              <w:top w:w="110" w:type="dxa"/>
+              <w:start w:w="110" w:type="dxa"/>
+              <w:bottom w:w="110" w:type="dxa"/>
+              <w:end w:w="110" w:type="dxa"/>
             </w:tcMar>
             <w:vAlign w:val="center"/>
-            <w:shd w:fill="F2F6F9"/>
           </w:tcPr>
           <w:p>
+            <w:r>
+              <w:t xml:space="preserve">表5B极端: </w:t>
+            </w:r>
             <w:commentRangeStart w:id="25"/>
             <w:r>
               <w:rPr>
                 <w:color w:val="9C5700"/>
                 <w:highlight w:val="yellow"/>
               </w:rPr>
-              <w:t>空白</w:t>
+              <w:t>MAPE cells empty</w:t>
             </w:r>
             <w:commentRangeEnd w:id="25"/>
             <w:r>
@@ -3774,249 +1073,514 @@
             </w:r>
           </w:p>
         </w:tc>
+      </w:tr>
+      <w:tr>
         <w:tc>
           <w:tcPr>
-            <w:tcW w:type="dxa" w:w="1926"/>
+            <w:tcW w:type="dxa" w:w="4844"/>
             <w:tcMar>
-              <w:top w:w="100" w:type="dxa"/>
-              <w:start w:w="120" w:type="dxa"/>
-              <w:bottom w:w="100" w:type="dxa"/>
-              <w:end w:w="120" w:type="dxa"/>
+              <w:top w:w="110" w:type="dxa"/>
+              <w:start w:w="110" w:type="dxa"/>
+              <w:bottom w:w="110" w:type="dxa"/>
+              <w:end w:w="110" w:type="dxa"/>
             </w:tcMar>
             <w:vAlign w:val="center"/>
-            <w:shd w:fill="F2F6F9"/>
           </w:tcPr>
           <w:p>
             <w:r>
-              <w:t>空白</w:t>
+              <w:t>T6</w:t>
             </w:r>
           </w:p>
         </w:tc>
         <w:tc>
           <w:tcPr>
-            <w:tcW w:type="dxa" w:w="1926"/>
+            <w:tcW w:type="dxa" w:w="4844"/>
             <w:tcMar>
-              <w:top w:w="100" w:type="dxa"/>
-              <w:start w:w="120" w:type="dxa"/>
-              <w:bottom w:w="100" w:type="dxa"/>
-              <w:end w:w="120" w:type="dxa"/>
+              <w:top w:w="110" w:type="dxa"/>
+              <w:start w:w="110" w:type="dxa"/>
+              <w:bottom w:w="110" w:type="dxa"/>
+              <w:end w:w="110" w:type="dxa"/>
             </w:tcMar>
             <w:vAlign w:val="center"/>
-            <w:shd w:fill="F2F6F9"/>
           </w:tcPr>
           <w:p>
             <w:r>
-              <w:t>空白</w:t>
+              <w:t xml:space="preserve">表5C极端: </w:t>
+            </w:r>
+            <w:commentRangeStart w:id="26"/>
+            <w:r>
+              <w:rPr>
+                <w:color w:val="9C5700"/>
+                <w:highlight w:val="yellow"/>
+              </w:rPr>
+              <w:t>MAPE cells empty/partial</w:t>
+            </w:r>
+            <w:commentRangeEnd w:id="26"/>
+            <w:r>
+              <w:rPr>
+                <w:rStyle w:val="CommentReference"/>
+              </w:rPr>
+              <w:commentReference w:id="26"/>
+            </w:r>
+          </w:p>
+        </w:tc>
+      </w:tr>
+      <w:tr>
+        <w:tc>
+          <w:tcPr>
+            <w:tcW w:type="dxa" w:w="4844"/>
+            <w:tcMar>
+              <w:top w:w="110" w:type="dxa"/>
+              <w:start w:w="110" w:type="dxa"/>
+              <w:bottom w:w="110" w:type="dxa"/>
+              <w:end w:w="110" w:type="dxa"/>
+            </w:tcMar>
+            <w:vAlign w:val="center"/>
+          </w:tcPr>
+          <w:p>
+            <w:r>
+              <w:t>T7</w:t>
             </w:r>
           </w:p>
         </w:tc>
         <w:tc>
           <w:tcPr>
-            <w:tcW w:type="dxa" w:w="1926"/>
+            <w:tcW w:type="dxa" w:w="4844"/>
             <w:tcMar>
-              <w:top w:w="100" w:type="dxa"/>
-              <w:start w:w="120" w:type="dxa"/>
-              <w:bottom w:w="100" w:type="dxa"/>
-              <w:end w:w="120" w:type="dxa"/>
+              <w:top w:w="110" w:type="dxa"/>
+              <w:start w:w="110" w:type="dxa"/>
+              <w:bottom w:w="110" w:type="dxa"/>
+              <w:end w:w="110" w:type="dxa"/>
             </w:tcMar>
             <w:vAlign w:val="center"/>
-            <w:shd w:fill="F2F6F9"/>
           </w:tcPr>
           <w:p>
             <w:r>
-              <w:t>空白</w:t>
+              <w:t xml:space="preserve">表6A设备: 冷机5.72% </w:t>
+            </w:r>
+            <w:commentRangeStart w:id="27"/>
+            <w:r>
+              <w:rPr>
+                <w:color w:val="9C5700"/>
+                <w:highlight w:val="yellow"/>
+              </w:rPr>
+              <w:t>水泵5.87%</w:t>
+            </w:r>
+            <w:commentRangeEnd w:id="27"/>
+            <w:r>
+              <w:rPr>
+                <w:rStyle w:val="CommentReference"/>
+              </w:rPr>
+              <w:commentReference w:id="27"/>
+            </w:r>
+            <w:r>
+              <w:t xml:space="preserve"> 冷冻水流量4.82% etc FILLED</w:t>
+            </w:r>
+          </w:p>
+        </w:tc>
+      </w:tr>
+      <w:tr>
+        <w:tc>
+          <w:tcPr>
+            <w:tcW w:type="dxa" w:w="4844"/>
+            <w:tcMar>
+              <w:top w:w="110" w:type="dxa"/>
+              <w:start w:w="110" w:type="dxa"/>
+              <w:bottom w:w="110" w:type="dxa"/>
+              <w:end w:w="110" w:type="dxa"/>
+            </w:tcMar>
+            <w:vAlign w:val="center"/>
+          </w:tcPr>
+          <w:p>
+            <w:r>
+              <w:t>T8</w:t>
+            </w:r>
+          </w:p>
+        </w:tc>
+        <w:tc>
+          <w:tcPr>
+            <w:tcW w:type="dxa" w:w="4844"/>
+            <w:tcMar>
+              <w:top w:w="110" w:type="dxa"/>
+              <w:start w:w="110" w:type="dxa"/>
+              <w:bottom w:w="110" w:type="dxa"/>
+              <w:end w:w="110" w:type="dxa"/>
+            </w:tcMar>
+            <w:vAlign w:val="center"/>
+          </w:tcPr>
+          <w:p>
+            <w:r>
+              <w:t xml:space="preserve">表6B设备: </w:t>
+            </w:r>
+            <w:commentRangeStart w:id="28"/>
+            <w:r>
+              <w:rPr>
+                <w:color w:val="9C5700"/>
+                <w:highlight w:val="yellow"/>
+              </w:rPr>
+              <w:t>ALL 【请填写数据】</w:t>
+            </w:r>
+            <w:commentRangeEnd w:id="28"/>
+            <w:r>
+              <w:rPr>
+                <w:rStyle w:val="CommentReference"/>
+              </w:rPr>
+              <w:commentReference w:id="28"/>
+            </w:r>
+          </w:p>
+        </w:tc>
+      </w:tr>
+      <w:tr>
+        <w:tc>
+          <w:tcPr>
+            <w:tcW w:type="dxa" w:w="4844"/>
+            <w:tcMar>
+              <w:top w:w="110" w:type="dxa"/>
+              <w:start w:w="110" w:type="dxa"/>
+              <w:bottom w:w="110" w:type="dxa"/>
+              <w:end w:w="110" w:type="dxa"/>
+            </w:tcMar>
+            <w:vAlign w:val="center"/>
+          </w:tcPr>
+          <w:p>
+            <w:r>
+              <w:t>T9</w:t>
+            </w:r>
+          </w:p>
+        </w:tc>
+        <w:tc>
+          <w:tcPr>
+            <w:tcW w:type="dxa" w:w="4844"/>
+            <w:tcMar>
+              <w:top w:w="110" w:type="dxa"/>
+              <w:start w:w="110" w:type="dxa"/>
+              <w:bottom w:w="110" w:type="dxa"/>
+              <w:end w:w="110" w:type="dxa"/>
+            </w:tcMar>
+            <w:vAlign w:val="center"/>
+          </w:tcPr>
+          <w:p>
+            <w:r>
+              <w:t xml:space="preserve">表6C设备: </w:t>
+            </w:r>
+            <w:commentRangeStart w:id="29"/>
+            <w:r>
+              <w:rPr>
+                <w:color w:val="9C5700"/>
+                <w:highlight w:val="yellow"/>
+              </w:rPr>
+              <w:t>冷机24.33 水泵10.01 冷冻水流量3.56 FILLED (many over ≤6% line)</w:t>
+            </w:r>
+            <w:commentRangeEnd w:id="29"/>
+            <w:r>
+              <w:rPr>
+                <w:rStyle w:val="CommentReference"/>
+              </w:rPr>
+              <w:commentReference w:id="29"/>
+            </w:r>
+          </w:p>
+        </w:tc>
+      </w:tr>
+      <w:tr>
+        <w:tc>
+          <w:tcPr>
+            <w:tcW w:type="dxa" w:w="4844"/>
+            <w:tcMar>
+              <w:top w:w="110" w:type="dxa"/>
+              <w:start w:w="110" w:type="dxa"/>
+              <w:bottom w:w="110" w:type="dxa"/>
+              <w:end w:w="110" w:type="dxa"/>
+            </w:tcMar>
+            <w:vAlign w:val="center"/>
+          </w:tcPr>
+          <w:p>
+            <w:r>
+              <w:t>T10–T12</w:t>
+            </w:r>
+          </w:p>
+        </w:tc>
+        <w:tc>
+          <w:tcPr>
+            <w:tcW w:type="dxa" w:w="4844"/>
+            <w:tcMar>
+              <w:top w:w="110" w:type="dxa"/>
+              <w:start w:w="110" w:type="dxa"/>
+              <w:bottom w:w="110" w:type="dxa"/>
+              <w:end w:w="110" w:type="dxa"/>
+            </w:tcMar>
+            <w:vAlign w:val="center"/>
+          </w:tcPr>
+          <w:p>
+            <w:r>
+              <w:t xml:space="preserve">表7极端设备: </w:t>
+            </w:r>
+            <w:commentRangeStart w:id="30"/>
+            <w:r>
+              <w:rPr>
+                <w:color w:val="9C5700"/>
+                <w:highlight w:val="yellow"/>
+              </w:rPr>
+              <w:t>B empty-ish; A/C partial</w:t>
+            </w:r>
+            <w:commentRangeEnd w:id="30"/>
+            <w:r>
+              <w:rPr>
+                <w:rStyle w:val="CommentReference"/>
+              </w:rPr>
+              <w:commentReference w:id="30"/>
+            </w:r>
+          </w:p>
+        </w:tc>
+      </w:tr>
+      <w:tr>
+        <w:tc>
+          <w:tcPr>
+            <w:tcW w:type="dxa" w:w="4844"/>
+            <w:tcMar>
+              <w:top w:w="110" w:type="dxa"/>
+              <w:start w:w="110" w:type="dxa"/>
+              <w:bottom w:w="110" w:type="dxa"/>
+              <w:end w:w="110" w:type="dxa"/>
+            </w:tcMar>
+            <w:vAlign w:val="center"/>
+          </w:tcPr>
+          <w:p>
+            <w:r>
+              <w:t>T13</w:t>
+            </w:r>
+          </w:p>
+        </w:tc>
+        <w:tc>
+          <w:tcPr>
+            <w:tcW w:type="dxa" w:w="4844"/>
+            <w:tcMar>
+              <w:top w:w="110" w:type="dxa"/>
+              <w:start w:w="110" w:type="dxa"/>
+              <w:bottom w:w="110" w:type="dxa"/>
+              <w:end w:w="110" w:type="dxa"/>
+            </w:tcMar>
+            <w:vAlign w:val="center"/>
+          </w:tcPr>
+          <w:p>
+            <w:r>
+              <w:t xml:space="preserve">表8节能: </w:t>
+            </w:r>
+            <w:commentRangeStart w:id="31"/>
+            <w:r>
+              <w:rPr>
+                <w:color w:val="9C5700"/>
+                <w:highlight w:val="yellow"/>
+              </w:rPr>
+              <w:t>A 358.12/338.28/19.84/5.54%</w:t>
+            </w:r>
+            <w:commentRangeEnd w:id="31"/>
+            <w:r>
+              <w:rPr>
+                <w:rStyle w:val="CommentReference"/>
+              </w:rPr>
+              <w:commentReference w:id="31"/>
+            </w:r>
+            <w:r>
+              <w:t xml:space="preserve">; </w:t>
+            </w:r>
+            <w:commentRangeStart w:id="32"/>
+            <w:r>
+              <w:rPr>
+                <w:color w:val="9C5700"/>
+                <w:highlight w:val="yellow"/>
+              </w:rPr>
+              <w:t>B/C 【请填写数据】</w:t>
+            </w:r>
+            <w:commentRangeEnd w:id="32"/>
+            <w:r>
+              <w:rPr>
+                <w:rStyle w:val="CommentReference"/>
+              </w:rPr>
+              <w:commentReference w:id="32"/>
+            </w:r>
+            <w:r>
+              <w:t xml:space="preserve">; </w:t>
+            </w:r>
+            <w:commentRangeStart w:id="33"/>
+            <w:r>
+              <w:rPr>
+                <w:color w:val="9C5700"/>
+                <w:highlight w:val="yellow"/>
+              </w:rPr>
+              <w:t>加权空</w:t>
+            </w:r>
+            <w:commentRangeEnd w:id="33"/>
+            <w:r>
+              <w:rPr>
+                <w:rStyle w:val="CommentReference"/>
+              </w:rPr>
+              <w:commentReference w:id="33"/>
+            </w:r>
+          </w:p>
+        </w:tc>
+      </w:tr>
+      <w:tr>
+        <w:tc>
+          <w:tcPr>
+            <w:tcW w:type="dxa" w:w="4844"/>
+            <w:tcMar>
+              <w:top w:w="110" w:type="dxa"/>
+              <w:start w:w="110" w:type="dxa"/>
+              <w:bottom w:w="110" w:type="dxa"/>
+              <w:end w:w="110" w:type="dxa"/>
+            </w:tcMar>
+            <w:vAlign w:val="center"/>
+          </w:tcPr>
+          <w:p>
+            <w:r>
+              <w:t>T14</w:t>
+            </w:r>
+          </w:p>
+        </w:tc>
+        <w:tc>
+          <w:tcPr>
+            <w:tcW w:type="dxa" w:w="4844"/>
+            <w:tcMar>
+              <w:top w:w="110" w:type="dxa"/>
+              <w:start w:w="110" w:type="dxa"/>
+              <w:bottom w:w="110" w:type="dxa"/>
+              <w:end w:w="110" w:type="dxa"/>
+            </w:tcMar>
+            <w:vAlign w:val="center"/>
+          </w:tcPr>
+          <w:p>
+            <w:commentRangeStart w:id="34"/>
+            <w:r>
+              <w:rPr>
+                <w:color w:val="9C5700"/>
+                <w:highlight w:val="yellow"/>
+              </w:rPr>
+              <w:t>签字日期 2026年9月8日</w:t>
+            </w:r>
+            <w:commentRangeEnd w:id="34"/>
+            <w:r>
+              <w:rPr>
+                <w:rStyle w:val="CommentReference"/>
+              </w:rPr>
+              <w:commentReference w:id="34"/>
             </w:r>
           </w:p>
         </w:tc>
       </w:tr>
     </w:tbl>
     <w:p>
-      <w:commentRangeStart w:id="26"/>
+      <w:pPr>
+        <w:pStyle w:val="Heading2"/>
+      </w:pPr>
+      <w:r>
+        <w:t>§5–7 text highlights</w:t>
+      </w:r>
+    </w:p>
+    <w:p>
+      <w:r>
+        <w:t xml:space="preserve">5.2 A节能率5.54%有限(夏热冬暖内热稳定负荷率低); </w:t>
+      </w:r>
+      <w:commentRangeStart w:id="35"/>
       <w:r>
         <w:rPr>
           <w:color w:val="9C5700"/>
           <w:highlight w:val="yellow"/>
         </w:rPr>
-        <w:t>表头未见能耗单位、统计周期、基准边界或官方加权公式。</w:t>
-      </w:r>
-      <w:commentRangeEnd w:id="26"/>
+        <w:t>C冷却侧冷却塔风机与冷却水泵变频</w:t>
+      </w:r>
+      <w:commentRangeEnd w:id="35"/>
       <w:r>
         <w:rPr>
           <w:rStyle w:val="CommentReference"/>
         </w:rPr>
-        <w:commentReference w:id="26"/>
-      </w:r>
-    </w:p>
-    <w:p>
-      <w:pPr>
-        <w:pStyle w:val="Heading3"/>
-        <w:keepNext/>
-      </w:pPr>
-      <w:r>
-        <w:t>5.2 结果解释  [SRC-5.2]</w:t>
-      </w:r>
-    </w:p>
-    <w:p>
-      <w:pPr>
-        <w:pStyle w:val="ListBullet"/>
-      </w:pPr>
-      <w:r>
-        <w:t>A：节能有限，原因包括夏热冬暖、内热稳定、负荷率低。</w:t>
-      </w:r>
-    </w:p>
-    <w:p>
-      <w:pPr>
-        <w:pStyle w:val="ListBullet"/>
-      </w:pPr>
-      <w:r>
-        <w:t>C：描述冷却塔风机与冷却水泵变频协同策略，但表8无C结果。</w:t>
-      </w:r>
-    </w:p>
-    <w:p>
-      <w:pPr>
-        <w:pStyle w:val="ListBullet"/>
-      </w:pPr>
-      <w:commentRangeStart w:id="27"/>
+        <w:commentReference w:id="35"/>
+      </w:r>
+      <w:r>
+        <w:t xml:space="preserve">; </w:t>
+      </w:r>
+      <w:commentRangeStart w:id="36"/>
       <w:r>
         <w:rPr>
           <w:color w:val="9C5700"/>
           <w:highlight w:val="yellow"/>
         </w:rPr>
-        <w:t>B：几乎未写；具体原文未知。</w:t>
-      </w:r>
-      <w:commentRangeEnd w:id="27"/>
+        <w:t>B几乎未写</w:t>
+      </w:r>
+      <w:commentRangeEnd w:id="36"/>
       <w:r>
         <w:rPr>
           <w:rStyle w:val="CommentReference"/>
         </w:rPr>
-        <w:commentReference w:id="27"/>
+        <w:commentReference w:id="36"/>
+      </w:r>
+      <w:r>
+        <w:t>。</w:t>
       </w:r>
     </w:p>
     <w:p>
-      <w:pPr>
-        <w:pStyle w:val="Heading3"/>
-        <w:keepNext/>
-      </w:pPr>
-      <w:r>
-        <w:t>5.3 稳健性与校验  [SRC-5.3]</w:t>
-      </w:r>
-    </w:p>
-    <w:p>
-      <w:commentRangeStart w:id="28"/>
+      <w:r>
+        <w:t xml:space="preserve">5.3 </w:t>
+      </w:r>
+      <w:commentRangeStart w:id="37"/>
       <w:r>
         <w:rPr>
           <w:color w:val="9C5700"/>
           <w:highlight w:val="yellow"/>
         </w:rPr>
-        <w:t>负荷跟踪日MAPE为8.9%~19.8%，对象和统计范围未说明。</w:t>
-      </w:r>
-      <w:commentRangeEnd w:id="28"/>
+        <w:t>日MAPE 8.9%~19.8%</w:t>
+      </w:r>
+      <w:commentRangeEnd w:id="37"/>
       <w:r>
         <w:rPr>
           <w:rStyle w:val="CommentReference"/>
         </w:rPr>
-        <w:commentReference w:id="28"/>
+        <w:commentReference w:id="37"/>
+      </w:r>
+      <w:r>
+        <w:t>; 预报噪声传导有限; 物理范围校验。</w:t>
       </w:r>
     </w:p>
     <w:p>
-      <w:pPr>
-        <w:pStyle w:val="ListBullet"/>
-      </w:pPr>
-      <w:r>
-        <w:t>预报噪声传导有限。</w:t>
-      </w:r>
-    </w:p>
-    <w:p>
-      <w:pPr>
-        <w:pStyle w:val="ListBullet"/>
-      </w:pPr>
-      <w:r>
-        <w:t>进行物理范围校验。</w:t>
-      </w:r>
-    </w:p>
-    <w:p>
-      <w:pPr>
-        <w:pStyle w:val="Heading2"/>
-        <w:keepNext/>
-      </w:pPr>
-      <w:r>
-        <w:t>6.1 可迁移性  [SRC-6.1]</w:t>
-      </w:r>
-    </w:p>
-    <w:p>
-      <w:r>
-        <w:t>A、C使用同一架构训练，仅调整隐藏宽度；项目B情况未知。</w:t>
-      </w:r>
-    </w:p>
-    <w:p>
-      <w:pPr>
-        <w:pStyle w:val="Heading2"/>
-        <w:keepNext/>
-      </w:pPr>
-      <w:r>
-        <w:t>6.2 安全防线  [SRC-6.2]</w:t>
-      </w:r>
-    </w:p>
-    <w:p>
-      <w:r>
-        <w:t>三层防线：拒绝出数、清洗、输出校验。</w:t>
-      </w:r>
-    </w:p>
-    <w:p>
-      <w:pPr>
-        <w:pStyle w:val="Heading2"/>
-        <w:keepNext/>
-      </w:pPr>
-      <w:r>
-        <w:t>模板合规待核</w:t>
-      </w:r>
-    </w:p>
-    <w:p>
-      <w:commentRangeStart w:id="29"/>
+      <w:r>
+        <w:t xml:space="preserve">6.1 </w:t>
+      </w:r>
+      <w:commentRangeStart w:id="38"/>
       <w:r>
         <w:rPr>
           <w:color w:val="9C5700"/>
           <w:highlight w:val="yellow"/>
         </w:rPr>
-        <w:t>原始Word各节字数无法从摘要精确核验：2.1/2.2/4.1、第5章及5.2/5.3/6.x须按赛方口径复核。</w:t>
-      </w:r>
-      <w:commentRangeEnd w:id="29"/>
+        <w:t>同架构训A/C仅调隐宽</w:t>
+      </w:r>
+      <w:commentRangeEnd w:id="38"/>
       <w:r>
         <w:rPr>
           <w:rStyle w:val="CommentReference"/>
         </w:rPr>
-        <w:commentReference w:id="29"/>
+        <w:commentReference w:id="38"/>
+      </w:r>
+      <w:r>
+        <w:t>。6.2 三层防线拒出数/清洗/输出校验。</w:t>
       </w:r>
     </w:p>
     <w:p>
-      <w:pPr>
-        <w:pStyle w:val="Heading2"/>
-        <w:keepNext/>
-      </w:pPr>
-      <w:r>
-        <w:t>声明  [SRC-DECL]</w:t>
-      </w:r>
-    </w:p>
-    <w:p>
-      <w:r>
-        <w:t>声明日期：2026-9-8。</w:t>
-      </w:r>
-    </w:p>
-    <w:p>
-      <w:commentRangeStart w:id="30"/>
+      <w:commentRangeStart w:id="39"/>
       <w:r>
         <w:rPr>
           <w:color w:val="9C5700"/>
           <w:highlight w:val="yellow"/>
         </w:rPr>
-        <w:t>签字／盖章状态：未知，须在正式源文件或导出PDF中确认。</w:t>
-      </w:r>
-      <w:commentRangeEnd w:id="30"/>
+        <w:t>声明五条齐全</w:t>
+      </w:r>
+      <w:commentRangeEnd w:id="39"/>
       <w:r>
         <w:rPr>
           <w:rStyle w:val="CommentReference"/>
         </w:rPr>
-        <w:commentReference w:id="30"/>
+        <w:commentReference w:id="39"/>
+      </w:r>
+      <w:r>
+        <w:t>。</w:t>
       </w:r>
     </w:p>
     <w:p>
@@ -4027,7 +1591,6 @@
     <w:p>
       <w:pPr>
         <w:pStyle w:val="Heading1"/>
-        <w:keepNext/>
       </w:pPr>
       <w:r>
         <w:t>批注索引（完整）</w:t>
@@ -4037,27 +1600,26 @@
       <w:tblPr>
         <w:tblW w:type="auto" w:w="0"/>
         <w:jc w:val="center"/>
-        <w:tblLayout w:type="autofit"/>
         <w:tblLook w:firstColumn="1" w:firstRow="1" w:lastColumn="0" w:lastRow="0" w:noHBand="0" w:noVBand="1" w:val="04A0"/>
       </w:tblPr>
       <w:tblGrid>
-        <w:gridCol w:w="9632"/>
+        <w:gridCol w:w="9689"/>
       </w:tblGrid>
       <w:tr>
         <w:tc>
           <w:tcPr>
-            <w:tcW w:type="dxa" w:w="9632"/>
+            <w:tcW w:type="dxa" w:w="9689"/>
             <w:shd w:fill="DDEBF7"/>
             <w:tcMar>
-              <w:top w:w="160" w:type="dxa"/>
-              <w:start w:w="180" w:type="dxa"/>
-              <w:bottom w:w="160" w:type="dxa"/>
-              <w:end w:w="180" w:type="dxa"/>
+              <w:top w:w="170" w:type="dxa"/>
+              <w:start w:w="170" w:type="dxa"/>
+              <w:bottom w:w="170" w:type="dxa"/>
+              <w:end w:w="170" w:type="dxa"/>
             </w:tcMar>
           </w:tcPr>
           <w:p>
             <w:r>
-              <w:t>下表与原生Word评论使用同一编号。阻断项未闭环前不建议提交；“高”项应在负责人定稿前完成复核。完整论证与验收方法见同目录 review-issues-GPT56-20260908.md。</w:t>
+              <w:t>阻断项未闭环前不建议提交。完整发现、影响、处理建议和验收标准见 review-issues-GPT56-20260908.md。</w:t>
             </w:r>
           </w:p>
         </w:tc>
@@ -4066,7 +1628,6 @@
     <w:p>
       <w:pPr>
         <w:pStyle w:val="Heading2"/>
-        <w:keepNext/>
       </w:pPr>
       <w:r>
         <w:t>阻断</w:t>
@@ -4080,10 +1641,10 @@
         <w:tblLook w:firstColumn="1" w:firstRow="1" w:lastColumn="0" w:lastRow="0" w:noHBand="0" w:noVBand="1" w:val="04A0"/>
       </w:tblPr>
       <w:tblGrid>
-        <w:gridCol w:w="2408"/>
-        <w:gridCol w:w="2408"/>
-        <w:gridCol w:w="2408"/>
-        <w:gridCol w:w="2408"/>
+        <w:gridCol w:w="2422"/>
+        <w:gridCol w:w="2422"/>
+        <w:gridCol w:w="2422"/>
+        <w:gridCol w:w="2422"/>
       </w:tblGrid>
       <w:tr>
         <w:trPr>
@@ -4091,13 +1652,13 @@
         </w:trPr>
         <w:tc>
           <w:tcPr>
-            <w:tcW w:type="dxa" w:w="2408"/>
+            <w:tcW w:type="dxa" w:w="2422"/>
             <w:shd w:fill="1F4E78"/>
             <w:tcMar>
-              <w:top w:w="100" w:type="dxa"/>
-              <w:start w:w="120" w:type="dxa"/>
-              <w:bottom w:w="100" w:type="dxa"/>
-              <w:end w:w="120" w:type="dxa"/>
+              <w:top w:w="110" w:type="dxa"/>
+              <w:start w:w="110" w:type="dxa"/>
+              <w:bottom w:w="110" w:type="dxa"/>
+              <w:end w:w="110" w:type="dxa"/>
             </w:tcMar>
           </w:tcPr>
           <w:p>
@@ -4112,13 +1673,13 @@
         </w:tc>
         <w:tc>
           <w:tcPr>
-            <w:tcW w:type="dxa" w:w="2408"/>
+            <w:tcW w:type="dxa" w:w="2422"/>
             <w:shd w:fill="1F4E78"/>
             <w:tcMar>
-              <w:top w:w="100" w:type="dxa"/>
-              <w:start w:w="120" w:type="dxa"/>
-              <w:bottom w:w="100" w:type="dxa"/>
-              <w:end w:w="120" w:type="dxa"/>
+              <w:top w:w="110" w:type="dxa"/>
+              <w:start w:w="110" w:type="dxa"/>
+              <w:bottom w:w="110" w:type="dxa"/>
+              <w:end w:w="110" w:type="dxa"/>
             </w:tcMar>
           </w:tcPr>
           <w:p>
@@ -4133,13 +1694,13 @@
         </w:tc>
         <w:tc>
           <w:tcPr>
-            <w:tcW w:type="dxa" w:w="2408"/>
+            <w:tcW w:type="dxa" w:w="2422"/>
             <w:shd w:fill="1F4E78"/>
             <w:tcMar>
-              <w:top w:w="100" w:type="dxa"/>
-              <w:start w:w="120" w:type="dxa"/>
-              <w:bottom w:w="100" w:type="dxa"/>
-              <w:end w:w="120" w:type="dxa"/>
+              <w:top w:w="110" w:type="dxa"/>
+              <w:start w:w="110" w:type="dxa"/>
+              <w:bottom w:w="110" w:type="dxa"/>
+              <w:end w:w="110" w:type="dxa"/>
             </w:tcMar>
           </w:tcPr>
           <w:p>
@@ -4154,13 +1715,13 @@
         </w:tc>
         <w:tc>
           <w:tcPr>
-            <w:tcW w:type="dxa" w:w="2408"/>
+            <w:tcW w:type="dxa" w:w="2422"/>
             <w:shd w:fill="1F4E78"/>
             <w:tcMar>
-              <w:top w:w="100" w:type="dxa"/>
-              <w:start w:w="120" w:type="dxa"/>
-              <w:bottom w:w="100" w:type="dxa"/>
-              <w:end w:w="120" w:type="dxa"/>
+              <w:top w:w="110" w:type="dxa"/>
+              <w:start w:w="110" w:type="dxa"/>
+              <w:bottom w:w="110" w:type="dxa"/>
+              <w:end w:w="110" w:type="dxa"/>
             </w:tcMar>
           </w:tcPr>
           <w:p>
@@ -4177,12 +1738,12 @@
       <w:tr>
         <w:tc>
           <w:tcPr>
-            <w:tcW w:type="dxa" w:w="2408"/>
+            <w:tcW w:type="dxa" w:w="2422"/>
             <w:tcMar>
-              <w:top w:w="100" w:type="dxa"/>
-              <w:start w:w="120" w:type="dxa"/>
-              <w:bottom w:w="100" w:type="dxa"/>
-              <w:end w:w="120" w:type="dxa"/>
+              <w:top w:w="110" w:type="dxa"/>
+              <w:start w:w="110" w:type="dxa"/>
+              <w:bottom w:w="110" w:type="dxa"/>
+              <w:end w:w="110" w:type="dxa"/>
             </w:tcMar>
             <w:vAlign w:val="center"/>
             <w:shd w:fill="F4CCCC"/>
@@ -4198,52 +1759,52 @@
         </w:tc>
         <w:tc>
           <w:tcPr>
-            <w:tcW w:type="dxa" w:w="2408"/>
+            <w:tcW w:type="dxa" w:w="2422"/>
             <w:tcMar>
-              <w:top w:w="100" w:type="dxa"/>
-              <w:start w:w="120" w:type="dxa"/>
-              <w:bottom w:w="100" w:type="dxa"/>
-              <w:end w:w="120" w:type="dxa"/>
+              <w:top w:w="110" w:type="dxa"/>
+              <w:start w:w="110" w:type="dxa"/>
+              <w:bottom w:w="110" w:type="dxa"/>
+              <w:end w:w="110" w:type="dxa"/>
             </w:tcMar>
             <w:vAlign w:val="center"/>
           </w:tcPr>
           <w:p>
             <w:r>
-              <w:t>[SRC-COVER]、[SRC-T0]</w:t>
+              <w:t>[P8]、[P11]、[T0]</w:t>
             </w:r>
           </w:p>
         </w:tc>
         <w:tc>
           <w:tcPr>
-            <w:tcW w:type="dxa" w:w="2408"/>
+            <w:tcW w:type="dxa" w:w="2422"/>
             <w:tcMar>
-              <w:top w:w="100" w:type="dxa"/>
-              <w:start w:w="120" w:type="dxa"/>
-              <w:bottom w:w="100" w:type="dxa"/>
-              <w:end w:w="120" w:type="dxa"/>
+              <w:top w:w="110" w:type="dxa"/>
+              <w:start w:w="110" w:type="dxa"/>
+              <w:bottom w:w="110" w:type="dxa"/>
+              <w:end w:w="110" w:type="dxa"/>
             </w:tcMar>
             <w:vAlign w:val="center"/>
           </w:tcPr>
           <w:p>
             <w:r>
-              <w:t>封面与基本信息缺少队伍名称</w:t>
+              <w:t>队伍名称这一必填身份字段未填写</w:t>
             </w:r>
           </w:p>
         </w:tc>
         <w:tc>
           <w:tcPr>
-            <w:tcW w:type="dxa" w:w="2408"/>
+            <w:tcW w:type="dxa" w:w="2422"/>
             <w:tcMar>
-              <w:top w:w="100" w:type="dxa"/>
-              <w:start w:w="120" w:type="dxa"/>
-              <w:bottom w:w="100" w:type="dxa"/>
-              <w:end w:w="120" w:type="dxa"/>
+              <w:top w:w="110" w:type="dxa"/>
+              <w:start w:w="110" w:type="dxa"/>
+              <w:bottom w:w="110" w:type="dxa"/>
+              <w:end w:w="110" w:type="dxa"/>
             </w:tcMar>
             <w:vAlign w:val="center"/>
           </w:tcPr>
           <w:p>
             <w:r>
-              <w:t>由负责人确认正式队名，在封面和基本信息表同步填写，并与报名信息逐字核对。</w:t>
+              <w:t>依据报名信息确认正式队名，在P8和T0同步填写。</w:t>
             </w:r>
           </w:p>
         </w:tc>
@@ -4251,12 +1812,12 @@
       <w:tr>
         <w:tc>
           <w:tcPr>
-            <w:tcW w:type="dxa" w:w="2408"/>
+            <w:tcW w:type="dxa" w:w="2422"/>
             <w:tcMar>
-              <w:top w:w="100" w:type="dxa"/>
-              <w:start w:w="120" w:type="dxa"/>
-              <w:bottom w:w="100" w:type="dxa"/>
-              <w:end w:w="120" w:type="dxa"/>
+              <w:top w:w="110" w:type="dxa"/>
+              <w:start w:w="110" w:type="dxa"/>
+              <w:bottom w:w="110" w:type="dxa"/>
+              <w:end w:w="110" w:type="dxa"/>
             </w:tcMar>
             <w:vAlign w:val="center"/>
             <w:shd w:fill="F4CCCC"/>
@@ -4272,52 +1833,52 @@
         </w:tc>
         <w:tc>
           <w:tcPr>
-            <w:tcW w:type="dxa" w:w="2408"/>
+            <w:tcW w:type="dxa" w:w="2422"/>
             <w:tcMar>
-              <w:top w:w="100" w:type="dxa"/>
-              <w:start w:w="120" w:type="dxa"/>
-              <w:bottom w:w="100" w:type="dxa"/>
-              <w:end w:w="120" w:type="dxa"/>
+              <w:top w:w="110" w:type="dxa"/>
+              <w:start w:w="110" w:type="dxa"/>
+              <w:bottom w:w="110" w:type="dxa"/>
+              <w:end w:w="110" w:type="dxa"/>
             </w:tcMar>
             <w:vAlign w:val="center"/>
           </w:tcPr>
           <w:p>
             <w:r>
-              <w:t>[SRC-T2]、[SRC-T5B-C]、[SRC-T6B]、[SRC-T7]</w:t>
+              <w:t>[P11]、[T2]、[T5]、[T8]、[T10–T12]</w:t>
             </w:r>
           </w:p>
         </w:tc>
         <w:tc>
           <w:tcPr>
-            <w:tcW w:type="dxa" w:w="2408"/>
+            <w:tcW w:type="dxa" w:w="2422"/>
             <w:tcMar>
-              <w:top w:w="100" w:type="dxa"/>
-              <w:start w:w="120" w:type="dxa"/>
-              <w:bottom w:w="100" w:type="dxa"/>
-              <w:end w:w="120" w:type="dxa"/>
+              <w:top w:w="110" w:type="dxa"/>
+              <w:start w:w="110" w:type="dxa"/>
+              <w:bottom w:w="110" w:type="dxa"/>
+              <w:end w:w="110" w:type="dxa"/>
             </w:tcMar>
             <w:vAlign w:val="center"/>
           </w:tcPr>
           <w:p>
             <w:r>
-              <w:t>项目B核心结果链路缺失</w:t>
+              <w:t>项目B核心预测结果链路缺失</w:t>
             </w:r>
           </w:p>
         </w:tc>
         <w:tc>
           <w:tcPr>
-            <w:tcW w:type="dxa" w:w="2408"/>
+            <w:tcW w:type="dxa" w:w="2422"/>
             <w:tcMar>
-              <w:top w:w="100" w:type="dxa"/>
-              <w:start w:w="120" w:type="dxa"/>
-              <w:bottom w:w="100" w:type="dxa"/>
-              <w:end w:w="120" w:type="dxa"/>
+              <w:top w:w="110" w:type="dxa"/>
+              <w:start w:w="110" w:type="dxa"/>
+              <w:bottom w:w="110" w:type="dxa"/>
+              <w:end w:w="110" w:type="dxa"/>
             </w:tcMar>
             <w:vAlign w:val="center"/>
           </w:tcPr>
           <w:p>
             <w:r>
-              <w:t>从最终评测脚本导出逐时、极端工况和设备结果，保留计算日志；不得推测或留占位符。</w:t>
+              <w:t>从最终脚本补齐B的逐时、极端和设备结果并保留日志，不得推测数值。</w:t>
             </w:r>
           </w:p>
         </w:tc>
@@ -4325,12 +1886,12 @@
       <w:tr>
         <w:tc>
           <w:tcPr>
-            <w:tcW w:type="dxa" w:w="2408"/>
+            <w:tcW w:type="dxa" w:w="2422"/>
             <w:tcMar>
-              <w:top w:w="100" w:type="dxa"/>
-              <w:start w:w="120" w:type="dxa"/>
-              <w:bottom w:w="100" w:type="dxa"/>
-              <w:end w:w="120" w:type="dxa"/>
+              <w:top w:w="110" w:type="dxa"/>
+              <w:start w:w="110" w:type="dxa"/>
+              <w:bottom w:w="110" w:type="dxa"/>
+              <w:end w:w="110" w:type="dxa"/>
             </w:tcMar>
             <w:vAlign w:val="center"/>
             <w:shd w:fill="F4CCCC"/>
@@ -4346,126 +1907,52 @@
         </w:tc>
         <w:tc>
           <w:tcPr>
-            <w:tcW w:type="dxa" w:w="2408"/>
+            <w:tcW w:type="dxa" w:w="2422"/>
             <w:tcMar>
-              <w:top w:w="100" w:type="dxa"/>
-              <w:start w:w="120" w:type="dxa"/>
-              <w:bottom w:w="100" w:type="dxa"/>
-              <w:end w:w="120" w:type="dxa"/>
+              <w:top w:w="110" w:type="dxa"/>
+              <w:start w:w="110" w:type="dxa"/>
+              <w:bottom w:w="110" w:type="dxa"/>
+              <w:end w:w="110" w:type="dxa"/>
             </w:tcMar>
             <w:vAlign w:val="center"/>
           </w:tcPr>
           <w:p>
             <w:r>
-              <w:t>[SRC-5/T8]、[SRC-5.2]</w:t>
+              <w:t>[P11]、[T13]、[§5–7]</w:t>
             </w:r>
           </w:p>
         </w:tc>
         <w:tc>
           <w:tcPr>
-            <w:tcW w:type="dxa" w:w="2408"/>
+            <w:tcW w:type="dxa" w:w="2422"/>
             <w:tcMar>
-              <w:top w:w="100" w:type="dxa"/>
-              <w:start w:w="120" w:type="dxa"/>
-              <w:bottom w:w="100" w:type="dxa"/>
-              <w:end w:w="120" w:type="dxa"/>
+              <w:top w:w="110" w:type="dxa"/>
+              <w:start w:w="110" w:type="dxa"/>
+              <w:bottom w:w="110" w:type="dxa"/>
+              <w:end w:w="110" w:type="dxa"/>
             </w:tcMar>
             <w:vAlign w:val="center"/>
           </w:tcPr>
           <w:p>
             <w:r>
-              <w:t>节能结果不完整，整体成绩无法形成</w:t>
+              <w:t>T13项目B/C及加权节能结果未完成</w:t>
             </w:r>
           </w:p>
         </w:tc>
         <w:tc>
           <w:tcPr>
-            <w:tcW w:type="dxa" w:w="2408"/>
+            <w:tcW w:type="dxa" w:w="2422"/>
             <w:tcMar>
-              <w:top w:w="100" w:type="dxa"/>
-              <w:start w:w="120" w:type="dxa"/>
-              <w:bottom w:w="100" w:type="dxa"/>
-              <w:end w:w="120" w:type="dxa"/>
+              <w:top w:w="110" w:type="dxa"/>
+              <w:start w:w="110" w:type="dxa"/>
+              <w:bottom w:w="110" w:type="dxa"/>
+              <w:end w:w="110" w:type="dxa"/>
             </w:tcMar>
             <w:vAlign w:val="center"/>
           </w:tcPr>
           <w:p>
             <w:r>
-              <w:t>按官方基准和权重补齐B、C及加权结果，注明单位、周期、边界和公式。</w:t>
-            </w:r>
-          </w:p>
-        </w:tc>
-      </w:tr>
-      <w:tr>
-        <w:tc>
-          <w:tcPr>
-            <w:tcW w:type="dxa" w:w="2408"/>
-            <w:tcMar>
-              <w:top w:w="100" w:type="dxa"/>
-              <w:start w:w="120" w:type="dxa"/>
-              <w:bottom w:w="100" w:type="dxa"/>
-              <w:end w:w="120" w:type="dxa"/>
-            </w:tcMar>
-            <w:vAlign w:val="center"/>
-            <w:shd w:fill="F4CCCC"/>
-          </w:tcPr>
-          <w:p>
-            <w:r>
-              <w:rPr>
-                <w:b/>
-              </w:rPr>
-              <w:t>[BLOCK-04]</w:t>
-            </w:r>
-          </w:p>
-        </w:tc>
-        <w:tc>
-          <w:tcPr>
-            <w:tcW w:type="dxa" w:w="2408"/>
-            <w:tcMar>
-              <w:top w:w="100" w:type="dxa"/>
-              <w:start w:w="120" w:type="dxa"/>
-              <w:bottom w:w="100" w:type="dxa"/>
-              <w:end w:w="120" w:type="dxa"/>
-            </w:tcMar>
-            <w:vAlign w:val="center"/>
-          </w:tcPr>
-          <w:p>
-            <w:r>
-              <w:t>[SRC-无法复原的范围]</w:t>
-            </w:r>
-          </w:p>
-        </w:tc>
-        <w:tc>
-          <w:tcPr>
-            <w:tcW w:type="dxa" w:w="2408"/>
-            <w:tcMar>
-              <w:top w:w="100" w:type="dxa"/>
-              <w:start w:w="120" w:type="dxa"/>
-              <w:bottom w:w="100" w:type="dxa"/>
-              <w:end w:w="120" w:type="dxa"/>
-            </w:tcMar>
-            <w:vAlign w:val="center"/>
-          </w:tcPr>
-          <w:p>
-            <w:r>
-              <w:t>原始提交稿缺席，无法完成最终格式与逐项核验</w:t>
-            </w:r>
-          </w:p>
-        </w:tc>
-        <w:tc>
-          <w:tcPr>
-            <w:tcW w:type="dxa" w:w="2408"/>
-            <w:tcMar>
-              <w:top w:w="100" w:type="dxa"/>
-              <w:start w:w="120" w:type="dxa"/>
-              <w:bottom w:w="100" w:type="dxa"/>
-              <w:end w:w="120" w:type="dxa"/>
-            </w:tcMar>
-            <w:vAlign w:val="center"/>
-          </w:tcPr>
-          <w:p>
-            <w:r>
-              <w:t>取得正式源文件，在原稿上完成122段、15表、占位符、字数、样式和签字终检。</w:t>
+              <w:t>按官方基准和权重补齐B、C及加权值，注明单位、边界和公式。</w:t>
             </w:r>
           </w:p>
         </w:tc>
@@ -4474,7 +1961,6 @@
     <w:p>
       <w:pPr>
         <w:pStyle w:val="Heading2"/>
-        <w:keepNext/>
       </w:pPr>
       <w:r>
         <w:t>高</w:t>
@@ -4488,10 +1974,10 @@
         <w:tblLook w:firstColumn="1" w:firstRow="1" w:lastColumn="0" w:lastRow="0" w:noHBand="0" w:noVBand="1" w:val="04A0"/>
       </w:tblPr>
       <w:tblGrid>
-        <w:gridCol w:w="2408"/>
-        <w:gridCol w:w="2408"/>
-        <w:gridCol w:w="2408"/>
-        <w:gridCol w:w="2408"/>
+        <w:gridCol w:w="2422"/>
+        <w:gridCol w:w="2422"/>
+        <w:gridCol w:w="2422"/>
+        <w:gridCol w:w="2422"/>
       </w:tblGrid>
       <w:tr>
         <w:trPr>
@@ -4499,13 +1985,13 @@
         </w:trPr>
         <w:tc>
           <w:tcPr>
-            <w:tcW w:type="dxa" w:w="2408"/>
+            <w:tcW w:type="dxa" w:w="2422"/>
             <w:shd w:fill="1F4E78"/>
             <w:tcMar>
-              <w:top w:w="100" w:type="dxa"/>
-              <w:start w:w="120" w:type="dxa"/>
-              <w:bottom w:w="100" w:type="dxa"/>
-              <w:end w:w="120" w:type="dxa"/>
+              <w:top w:w="110" w:type="dxa"/>
+              <w:start w:w="110" w:type="dxa"/>
+              <w:bottom w:w="110" w:type="dxa"/>
+              <w:end w:w="110" w:type="dxa"/>
             </w:tcMar>
           </w:tcPr>
           <w:p>
@@ -4520,13 +2006,13 @@
         </w:tc>
         <w:tc>
           <w:tcPr>
-            <w:tcW w:type="dxa" w:w="2408"/>
+            <w:tcW w:type="dxa" w:w="2422"/>
             <w:shd w:fill="1F4E78"/>
             <w:tcMar>
-              <w:top w:w="100" w:type="dxa"/>
-              <w:start w:w="120" w:type="dxa"/>
-              <w:bottom w:w="100" w:type="dxa"/>
-              <w:end w:w="120" w:type="dxa"/>
+              <w:top w:w="110" w:type="dxa"/>
+              <w:start w:w="110" w:type="dxa"/>
+              <w:bottom w:w="110" w:type="dxa"/>
+              <w:end w:w="110" w:type="dxa"/>
             </w:tcMar>
           </w:tcPr>
           <w:p>
@@ -4541,13 +2027,13 @@
         </w:tc>
         <w:tc>
           <w:tcPr>
-            <w:tcW w:type="dxa" w:w="2408"/>
+            <w:tcW w:type="dxa" w:w="2422"/>
             <w:shd w:fill="1F4E78"/>
             <w:tcMar>
-              <w:top w:w="100" w:type="dxa"/>
-              <w:start w:w="120" w:type="dxa"/>
-              <w:bottom w:w="100" w:type="dxa"/>
-              <w:end w:w="120" w:type="dxa"/>
+              <w:top w:w="110" w:type="dxa"/>
+              <w:start w:w="110" w:type="dxa"/>
+              <w:bottom w:w="110" w:type="dxa"/>
+              <w:end w:w="110" w:type="dxa"/>
             </w:tcMar>
           </w:tcPr>
           <w:p>
@@ -4562,13 +2048,13 @@
         </w:tc>
         <w:tc>
           <w:tcPr>
-            <w:tcW w:type="dxa" w:w="2408"/>
+            <w:tcW w:type="dxa" w:w="2422"/>
             <w:shd w:fill="1F4E78"/>
             <w:tcMar>
-              <w:top w:w="100" w:type="dxa"/>
-              <w:start w:w="120" w:type="dxa"/>
-              <w:bottom w:w="100" w:type="dxa"/>
-              <w:end w:w="120" w:type="dxa"/>
+              <w:top w:w="110" w:type="dxa"/>
+              <w:start w:w="110" w:type="dxa"/>
+              <w:bottom w:w="110" w:type="dxa"/>
+              <w:end w:w="110" w:type="dxa"/>
             </w:tcMar>
           </w:tcPr>
           <w:p>
@@ -4585,12 +2071,12 @@
       <w:tr>
         <w:tc>
           <w:tcPr>
-            <w:tcW w:type="dxa" w:w="2408"/>
+            <w:tcW w:type="dxa" w:w="2422"/>
             <w:tcMar>
-              <w:top w:w="100" w:type="dxa"/>
-              <w:start w:w="120" w:type="dxa"/>
-              <w:bottom w:w="100" w:type="dxa"/>
-              <w:end w:w="120" w:type="dxa"/>
+              <w:top w:w="110" w:type="dxa"/>
+              <w:start w:w="110" w:type="dxa"/>
+              <w:bottom w:w="110" w:type="dxa"/>
+              <w:end w:w="110" w:type="dxa"/>
             </w:tcMar>
             <w:vAlign w:val="center"/>
             <w:shd w:fill="FCE5CD"/>
@@ -4606,52 +2092,52 @@
         </w:tc>
         <w:tc>
           <w:tcPr>
-            <w:tcW w:type="dxa" w:w="2408"/>
+            <w:tcW w:type="dxa" w:w="2422"/>
             <w:tcMar>
-              <w:top w:w="100" w:type="dxa"/>
-              <w:start w:w="120" w:type="dxa"/>
-              <w:bottom w:w="100" w:type="dxa"/>
-              <w:end w:w="120" w:type="dxa"/>
+              <w:top w:w="110" w:type="dxa"/>
+              <w:start w:w="110" w:type="dxa"/>
+              <w:bottom w:w="110" w:type="dxa"/>
+              <w:end w:w="110" w:type="dxa"/>
             </w:tcMar>
             <w:vAlign w:val="center"/>
           </w:tcPr>
           <w:p>
             <w:r>
-              <w:t>[SRC-T6C]</w:t>
+              <w:t>[T9]</w:t>
             </w:r>
           </w:p>
         </w:tc>
         <w:tc>
           <w:tcPr>
-            <w:tcW w:type="dxa" w:w="2408"/>
+            <w:tcW w:type="dxa" w:w="2422"/>
             <w:tcMar>
-              <w:top w:w="100" w:type="dxa"/>
-              <w:start w:w="120" w:type="dxa"/>
-              <w:bottom w:w="100" w:type="dxa"/>
-              <w:end w:w="120" w:type="dxa"/>
+              <w:top w:w="110" w:type="dxa"/>
+              <w:start w:w="110" w:type="dxa"/>
+              <w:bottom w:w="110" w:type="dxa"/>
+              <w:end w:w="110" w:type="dxa"/>
             </w:tcMar>
             <w:vAlign w:val="center"/>
           </w:tcPr>
           <w:p>
             <w:r>
-              <w:t>项目C设备预测指标可能明显超阈值</w:t>
+              <w:t>项目C冷机和水泵MAPE超过“≤6%”线</w:t>
             </w:r>
           </w:p>
         </w:tc>
         <w:tc>
           <w:tcPr>
-            <w:tcW w:type="dxa" w:w="2408"/>
+            <w:tcW w:type="dxa" w:w="2422"/>
             <w:tcMar>
-              <w:top w:w="100" w:type="dxa"/>
-              <w:start w:w="120" w:type="dxa"/>
-              <w:bottom w:w="100" w:type="dxa"/>
-              <w:end w:w="120" w:type="dxa"/>
+              <w:top w:w="110" w:type="dxa"/>
+              <w:start w:w="110" w:type="dxa"/>
+              <w:bottom w:w="110" w:type="dxa"/>
+              <w:end w:w="110" w:type="dxa"/>
             </w:tcMar>
             <w:vAlign w:val="center"/>
           </w:tcPr>
           <w:p>
             <w:r>
-              <w:t>先核实第三列是否为MAPE；若是，复算24.33和10.01并核对≤6%阈值出处，不能直接改数。</w:t>
+              <w:t>复算24.33和10.01，核对样本及停机低分母处理；不得直接改数。</w:t>
             </w:r>
           </w:p>
         </w:tc>
@@ -4659,12 +2145,12 @@
       <w:tr>
         <w:tc>
           <w:tcPr>
-            <w:tcW w:type="dxa" w:w="2408"/>
+            <w:tcW w:type="dxa" w:w="2422"/>
             <w:tcMar>
-              <w:top w:w="100" w:type="dxa"/>
-              <w:start w:w="120" w:type="dxa"/>
-              <w:bottom w:w="100" w:type="dxa"/>
-              <w:end w:w="120" w:type="dxa"/>
+              <w:top w:w="110" w:type="dxa"/>
+              <w:start w:w="110" w:type="dxa"/>
+              <w:bottom w:w="110" w:type="dxa"/>
+              <w:end w:w="110" w:type="dxa"/>
             </w:tcMar>
             <w:vAlign w:val="center"/>
             <w:shd w:fill="FCE5CD"/>
@@ -4680,52 +2166,52 @@
         </w:tc>
         <w:tc>
           <w:tcPr>
-            <w:tcW w:type="dxa" w:w="2408"/>
+            <w:tcW w:type="dxa" w:w="2422"/>
             <w:tcMar>
-              <w:top w:w="100" w:type="dxa"/>
-              <w:start w:w="120" w:type="dxa"/>
-              <w:bottom w:w="100" w:type="dxa"/>
-              <w:end w:w="120" w:type="dxa"/>
+              <w:top w:w="110" w:type="dxa"/>
+              <w:start w:w="110" w:type="dxa"/>
+              <w:bottom w:w="110" w:type="dxa"/>
+              <w:end w:w="110" w:type="dxa"/>
             </w:tcMar>
             <w:vAlign w:val="center"/>
           </w:tcPr>
           <w:p>
             <w:r>
-              <w:t>[SRC-2.2]、[SRC-3.1]、[SRC-T1]</w:t>
+              <w:t>[P21]、[P32]、[T1]</w:t>
             </w:r>
           </w:p>
         </w:tc>
         <w:tc>
           <w:tcPr>
-            <w:tcW w:type="dxa" w:w="2408"/>
+            <w:tcW w:type="dxa" w:w="2422"/>
             <w:tcMar>
-              <w:top w:w="100" w:type="dxa"/>
-              <w:start w:w="120" w:type="dxa"/>
-              <w:bottom w:w="100" w:type="dxa"/>
-              <w:end w:w="120" w:type="dxa"/>
+              <w:top w:w="110" w:type="dxa"/>
+              <w:start w:w="110" w:type="dxa"/>
+              <w:bottom w:w="110" w:type="dxa"/>
+              <w:end w:w="110" w:type="dxa"/>
             </w:tcMar>
             <w:vAlign w:val="center"/>
           </w:tcPr>
           <w:p>
             <w:r>
-              <w:t>TFT主线与项目A每日重训GBM口径不一致</w:t>
+              <w:t>TFT主线与项目A每日重训梯度提升树口径不一致</w:t>
             </w:r>
           </w:p>
         </w:tc>
         <w:tc>
           <w:tcPr>
-            <w:tcW w:type="dxa" w:w="2408"/>
+            <w:tcW w:type="dxa" w:w="2422"/>
             <w:tcMar>
-              <w:top w:w="100" w:type="dxa"/>
-              <w:start w:w="120" w:type="dxa"/>
-              <w:bottom w:w="100" w:type="dxa"/>
-              <w:end w:w="120" w:type="dxa"/>
+              <w:top w:w="110" w:type="dxa"/>
+              <w:start w:w="110" w:type="dxa"/>
+              <w:bottom w:w="110" w:type="dxa"/>
+              <w:end w:w="110" w:type="dxa"/>
             </w:tcMar>
             <w:vAlign w:val="center"/>
           </w:tcPr>
           <w:p>
             <w:r>
-              <w:t>补充换模触发条件、滚动边界、特征、超参、重训频率、随机性来源和适用表格。</w:t>
+              <w:t>补例外触发条件、特征、超参数、滚动截止点和适用边界。</w:t>
             </w:r>
           </w:p>
         </w:tc>
@@ -4733,12 +2219,12 @@
       <w:tr>
         <w:tc>
           <w:tcPr>
-            <w:tcW w:type="dxa" w:w="2408"/>
+            <w:tcW w:type="dxa" w:w="2422"/>
             <w:tcMar>
-              <w:top w:w="100" w:type="dxa"/>
-              <w:start w:w="120" w:type="dxa"/>
-              <w:bottom w:w="100" w:type="dxa"/>
-              <w:end w:w="120" w:type="dxa"/>
+              <w:top w:w="110" w:type="dxa"/>
+              <w:start w:w="110" w:type="dxa"/>
+              <w:bottom w:w="110" w:type="dxa"/>
+              <w:end w:w="110" w:type="dxa"/>
             </w:tcMar>
             <w:vAlign w:val="center"/>
             <w:shd w:fill="FCE5CD"/>
@@ -4754,52 +2240,52 @@
         </w:tc>
         <w:tc>
           <w:tcPr>
-            <w:tcW w:type="dxa" w:w="2408"/>
+            <w:tcW w:type="dxa" w:w="2422"/>
             <w:tcMar>
-              <w:top w:w="100" w:type="dxa"/>
-              <w:start w:w="120" w:type="dxa"/>
-              <w:bottom w:w="100" w:type="dxa"/>
-              <w:end w:w="120" w:type="dxa"/>
+              <w:top w:w="110" w:type="dxa"/>
+              <w:start w:w="110" w:type="dxa"/>
+              <w:bottom w:w="110" w:type="dxa"/>
+              <w:end w:w="110" w:type="dxa"/>
             </w:tcMar>
             <w:vAlign w:val="center"/>
           </w:tcPr>
           <w:p>
             <w:r>
-              <w:t>[SRC-2.2]、[SRC-3.1]</w:t>
+              <w:t>[P16]、[P21]、[P32]</w:t>
             </w:r>
           </w:p>
         </w:tc>
         <w:tc>
           <w:tcPr>
-            <w:tcW w:type="dxa" w:w="2408"/>
+            <w:tcW w:type="dxa" w:w="2422"/>
             <w:tcMar>
-              <w:top w:w="100" w:type="dxa"/>
-              <w:start w:w="120" w:type="dxa"/>
-              <w:bottom w:w="100" w:type="dxa"/>
-              <w:end w:w="120" w:type="dxa"/>
+              <w:top w:w="110" w:type="dxa"/>
+              <w:start w:w="110" w:type="dxa"/>
+              <w:bottom w:w="110" w:type="dxa"/>
+              <w:end w:w="110" w:type="dxa"/>
             </w:tcMar>
             <w:vAlign w:val="center"/>
           </w:tcPr>
           <w:p>
             <w:r>
-              <w:t>项目A考核日在所述训练期内，防泄漏证据不足</w:t>
+              <w:t>项目A考核日在训练期内，防泄漏证据需覆盖全链路</w:t>
             </w:r>
           </w:p>
         </w:tc>
         <w:tc>
           <w:tcPr>
-            <w:tcW w:type="dxa" w:w="2408"/>
+            <w:tcW w:type="dxa" w:w="2422"/>
             <w:tcMar>
-              <w:top w:w="100" w:type="dxa"/>
-              <w:start w:w="120" w:type="dxa"/>
-              <w:bottom w:w="100" w:type="dxa"/>
-              <w:end w:w="120" w:type="dxa"/>
+              <w:top w:w="110" w:type="dxa"/>
+              <w:start w:w="110" w:type="dxa"/>
+              <w:bottom w:w="110" w:type="dxa"/>
+              <w:end w:w="110" w:type="dxa"/>
             </w:tcMar>
             <w:vAlign w:val="center"/>
           </w:tcPr>
           <w:p>
             <w:r>
-              <w:t>提供时间轴，并证明清洗、标准化、外部天气和累计电度基数均未使用未来信息。</w:t>
+              <w:t>补时间轴与数据血缘，覆盖清洗、补值、归一化、特征及累计量基数。</w:t>
             </w:r>
           </w:p>
         </w:tc>
@@ -4807,12 +2293,12 @@
       <w:tr>
         <w:tc>
           <w:tcPr>
-            <w:tcW w:type="dxa" w:w="2408"/>
+            <w:tcW w:type="dxa" w:w="2422"/>
             <w:tcMar>
-              <w:top w:w="100" w:type="dxa"/>
-              <w:start w:w="120" w:type="dxa"/>
-              <w:bottom w:w="100" w:type="dxa"/>
-              <w:end w:w="120" w:type="dxa"/>
+              <w:top w:w="110" w:type="dxa"/>
+              <w:start w:w="110" w:type="dxa"/>
+              <w:bottom w:w="110" w:type="dxa"/>
+              <w:end w:w="110" w:type="dxa"/>
             </w:tcMar>
             <w:vAlign w:val="center"/>
             <w:shd w:fill="FCE5CD"/>
@@ -4828,52 +2314,52 @@
         </w:tc>
         <w:tc>
           <w:tcPr>
-            <w:tcW w:type="dxa" w:w="2408"/>
+            <w:tcW w:type="dxa" w:w="2422"/>
             <w:tcMar>
-              <w:top w:w="100" w:type="dxa"/>
-              <w:start w:w="120" w:type="dxa"/>
-              <w:bottom w:w="100" w:type="dxa"/>
-              <w:end w:w="120" w:type="dxa"/>
+              <w:top w:w="110" w:type="dxa"/>
+              <w:start w:w="110" w:type="dxa"/>
+              <w:bottom w:w="110" w:type="dxa"/>
+              <w:end w:w="110" w:type="dxa"/>
             </w:tcMar>
             <w:vAlign w:val="center"/>
           </w:tcPr>
           <w:p>
             <w:r>
-              <w:t>[SRC-T5A]、[SRC-T5B-C]、[SRC-T7]</w:t>
+              <w:t>[P16]、[P32]</w:t>
             </w:r>
           </w:p>
         </w:tc>
         <w:tc>
           <w:tcPr>
-            <w:tcW w:type="dxa" w:w="2408"/>
+            <w:tcW w:type="dxa" w:w="2422"/>
             <w:tcMar>
-              <w:top w:w="100" w:type="dxa"/>
-              <w:start w:w="120" w:type="dxa"/>
-              <w:bottom w:w="100" w:type="dxa"/>
-              <w:end w:w="120" w:type="dxa"/>
+              <w:top w:w="110" w:type="dxa"/>
+              <w:start w:w="110" w:type="dxa"/>
+              <w:bottom w:w="110" w:type="dxa"/>
+              <w:end w:w="110" w:type="dxa"/>
             </w:tcMar>
             <w:vAlign w:val="center"/>
           </w:tcPr>
           <w:p>
             <w:r>
-              <w:t>极端工况结果未形成完整横向证据</w:t>
+              <w:t>“完美预报代理”与真实日前场景存在口径风险</w:t>
             </w:r>
           </w:p>
         </w:tc>
         <w:tc>
           <w:tcPr>
-            <w:tcW w:type="dxa" w:w="2408"/>
+            <w:tcW w:type="dxa" w:w="2422"/>
             <w:tcMar>
-              <w:top w:w="100" w:type="dxa"/>
-              <w:start w:w="120" w:type="dxa"/>
-              <w:bottom w:w="100" w:type="dxa"/>
-              <w:end w:w="120" w:type="dxa"/>
+              <w:top w:w="110" w:type="dxa"/>
+              <w:start w:w="110" w:type="dxa"/>
+              <w:bottom w:w="110" w:type="dxa"/>
+              <w:end w:w="110" w:type="dxa"/>
             </w:tcMar>
             <w:vAlign w:val="center"/>
           </w:tcPr>
           <w:p>
             <w:r>
-              <w:t>按模板补齐A/B/C每个工况的定义、样本数和指标；无样本时写合规说明，不留空。</w:t>
+              <w:t>说明外部气象来源和可得时间，区分缺测补值与目标日预报并量化代理差异。</w:t>
             </w:r>
           </w:p>
         </w:tc>
@@ -4881,12 +2367,12 @@
       <w:tr>
         <w:tc>
           <w:tcPr>
-            <w:tcW w:type="dxa" w:w="2408"/>
+            <w:tcW w:type="dxa" w:w="2422"/>
             <w:tcMar>
-              <w:top w:w="100" w:type="dxa"/>
-              <w:start w:w="120" w:type="dxa"/>
-              <w:bottom w:w="100" w:type="dxa"/>
-              <w:end w:w="120" w:type="dxa"/>
+              <w:top w:w="110" w:type="dxa"/>
+              <w:start w:w="110" w:type="dxa"/>
+              <w:bottom w:w="110" w:type="dxa"/>
+              <w:end w:w="110" w:type="dxa"/>
             </w:tcMar>
             <w:vAlign w:val="center"/>
             <w:shd w:fill="FCE5CD"/>
@@ -4902,52 +2388,52 @@
         </w:tc>
         <w:tc>
           <w:tcPr>
-            <w:tcW w:type="dxa" w:w="2408"/>
+            <w:tcW w:type="dxa" w:w="2422"/>
             <w:tcMar>
-              <w:top w:w="100" w:type="dxa"/>
-              <w:start w:w="120" w:type="dxa"/>
-              <w:bottom w:w="100" w:type="dxa"/>
-              <w:end w:w="120" w:type="dxa"/>
+              <w:top w:w="110" w:type="dxa"/>
+              <w:start w:w="110" w:type="dxa"/>
+              <w:bottom w:w="110" w:type="dxa"/>
+              <w:end w:w="110" w:type="dxa"/>
             </w:tcMar>
             <w:vAlign w:val="center"/>
           </w:tcPr>
           <w:p>
             <w:r>
-              <w:t>[SRC-2.2]、[SRC-5.2]、[SRC-6.1]</w:t>
+              <w:t>[T4]、[T5]、[T6]、[T10–T12]</w:t>
             </w:r>
           </w:p>
         </w:tc>
         <w:tc>
           <w:tcPr>
-            <w:tcW w:type="dxa" w:w="2408"/>
+            <w:tcW w:type="dxa" w:w="2422"/>
             <w:tcMar>
-              <w:top w:w="100" w:type="dxa"/>
-              <w:start w:w="120" w:type="dxa"/>
-              <w:bottom w:w="100" w:type="dxa"/>
-              <w:end w:w="120" w:type="dxa"/>
+              <w:top w:w="110" w:type="dxa"/>
+              <w:start w:w="110" w:type="dxa"/>
+              <w:bottom w:w="110" w:type="dxa"/>
+              <w:end w:w="110" w:type="dxa"/>
             </w:tcMar>
             <w:vAlign w:val="center"/>
           </w:tcPr>
           <w:p>
             <w:r>
-              <w:t>项目B缺少与A/C同等级的方法说明</w:t>
+              <w:t>极端工况负荷与设备结果不完整</w:t>
             </w:r>
           </w:p>
         </w:tc>
         <w:tc>
           <w:tcPr>
-            <w:tcW w:type="dxa" w:w="2408"/>
+            <w:tcW w:type="dxa" w:w="2422"/>
             <w:tcMar>
-              <w:top w:w="100" w:type="dxa"/>
-              <w:start w:w="120" w:type="dxa"/>
-              <w:bottom w:w="100" w:type="dxa"/>
-              <w:end w:w="120" w:type="dxa"/>
+              <w:top w:w="110" w:type="dxa"/>
+              <w:start w:w="110" w:type="dxa"/>
+              <w:bottom w:w="110" w:type="dxa"/>
+              <w:end w:w="110" w:type="dxa"/>
             </w:tcMar>
             <w:vAlign w:val="center"/>
           </w:tcPr>
           <w:p>
             <w:r>
-              <w:t>补充B的数据、模型、训练窗、验证协议、节能策略与结果解释。</w:t>
+              <w:t>逐工况补定义、样本数、时间范围和指标；无样本时给合规说明。</w:t>
             </w:r>
           </w:p>
         </w:tc>
@@ -4955,12 +2441,12 @@
       <w:tr>
         <w:tc>
           <w:tcPr>
-            <w:tcW w:type="dxa" w:w="2408"/>
+            <w:tcW w:type="dxa" w:w="2422"/>
             <w:tcMar>
-              <w:top w:w="100" w:type="dxa"/>
-              <w:start w:w="120" w:type="dxa"/>
-              <w:bottom w:w="100" w:type="dxa"/>
-              <w:end w:w="120" w:type="dxa"/>
+              <w:top w:w="110" w:type="dxa"/>
+              <w:start w:w="110" w:type="dxa"/>
+              <w:bottom w:w="110" w:type="dxa"/>
+              <w:end w:w="110" w:type="dxa"/>
             </w:tcMar>
             <w:vAlign w:val="center"/>
             <w:shd w:fill="FCE5CD"/>
@@ -4976,52 +2462,126 @@
         </w:tc>
         <w:tc>
           <w:tcPr>
-            <w:tcW w:type="dxa" w:w="2408"/>
+            <w:tcW w:type="dxa" w:w="2422"/>
             <w:tcMar>
-              <w:top w:w="100" w:type="dxa"/>
-              <w:start w:w="120" w:type="dxa"/>
-              <w:bottom w:w="100" w:type="dxa"/>
-              <w:end w:w="120" w:type="dxa"/>
+              <w:top w:w="110" w:type="dxa"/>
+              <w:start w:w="110" w:type="dxa"/>
+              <w:bottom w:w="110" w:type="dxa"/>
+              <w:end w:w="110" w:type="dxa"/>
             </w:tcMar>
             <w:vAlign w:val="center"/>
           </w:tcPr>
           <w:p>
             <w:r>
-              <w:t>[SRC-2.1]、[SRC-5/T8]、[SRC-5.2]</w:t>
+              <w:t>[P21]、[P32]、[§5–7]</w:t>
             </w:r>
           </w:p>
         </w:tc>
         <w:tc>
           <w:tcPr>
-            <w:tcW w:type="dxa" w:w="2408"/>
+            <w:tcW w:type="dxa" w:w="2422"/>
             <w:tcMar>
-              <w:top w:w="100" w:type="dxa"/>
-              <w:start w:w="120" w:type="dxa"/>
-              <w:bottom w:w="100" w:type="dxa"/>
-              <w:end w:w="120" w:type="dxa"/>
+              <w:top w:w="110" w:type="dxa"/>
+              <w:start w:w="110" w:type="dxa"/>
+              <w:bottom w:w="110" w:type="dxa"/>
+              <w:end w:w="110" w:type="dxa"/>
             </w:tcMar>
             <w:vAlign w:val="center"/>
           </w:tcPr>
           <w:p>
             <w:r>
-              <w:t>范围声明与第5章节能填报存在边界冲突</w:t>
+              <w:t>项目B缺少与A/C同等级的方法说明</w:t>
             </w:r>
           </w:p>
         </w:tc>
         <w:tc>
           <w:tcPr>
-            <w:tcW w:type="dxa" w:w="2408"/>
+            <w:tcW w:type="dxa" w:w="2422"/>
             <w:tcMar>
-              <w:top w:w="100" w:type="dxa"/>
-              <w:start w:w="120" w:type="dxa"/>
-              <w:bottom w:w="100" w:type="dxa"/>
-              <w:end w:w="120" w:type="dxa"/>
+              <w:top w:w="110" w:type="dxa"/>
+              <w:start w:w="110" w:type="dxa"/>
+              <w:bottom w:w="110" w:type="dxa"/>
+              <w:end w:w="110" w:type="dxa"/>
             </w:tcMar>
             <w:vAlign w:val="center"/>
           </w:tcPr>
           <w:p>
             <w:r>
-              <w:t>区分本队建模、联合仿真、合作方策略和最终提交责任，说明第5章数据来源。</w:t>
+              <w:t>补B的数据、模型、训练窗、评测协议、节能策略和结果解释。</w:t>
+            </w:r>
+          </w:p>
+        </w:tc>
+      </w:tr>
+      <w:tr>
+        <w:tc>
+          <w:tcPr>
+            <w:tcW w:type="dxa" w:w="2422"/>
+            <w:tcMar>
+              <w:top w:w="110" w:type="dxa"/>
+              <w:start w:w="110" w:type="dxa"/>
+              <w:bottom w:w="110" w:type="dxa"/>
+              <w:end w:w="110" w:type="dxa"/>
+            </w:tcMar>
+            <w:vAlign w:val="center"/>
+            <w:shd w:fill="FCE5CD"/>
+          </w:tcPr>
+          <w:p>
+            <w:r>
+              <w:rPr>
+                <w:b/>
+              </w:rPr>
+              <w:t>[HIGH-07]</w:t>
+            </w:r>
+          </w:p>
+        </w:tc>
+        <w:tc>
+          <w:tcPr>
+            <w:tcW w:type="dxa" w:w="2422"/>
+            <w:tcMar>
+              <w:top w:w="110" w:type="dxa"/>
+              <w:start w:w="110" w:type="dxa"/>
+              <w:bottom w:w="110" w:type="dxa"/>
+              <w:end w:w="110" w:type="dxa"/>
+            </w:tcMar>
+            <w:vAlign w:val="center"/>
+          </w:tcPr>
+          <w:p>
+            <w:r>
+              <w:t>[P15]、[P16]、[T13]、[§5–7]</w:t>
+            </w:r>
+          </w:p>
+        </w:tc>
+        <w:tc>
+          <w:tcPr>
+            <w:tcW w:type="dxa" w:w="2422"/>
+            <w:tcMar>
+              <w:top w:w="110" w:type="dxa"/>
+              <w:start w:w="110" w:type="dxa"/>
+              <w:bottom w:w="110" w:type="dxa"/>
+              <w:end w:w="110" w:type="dxa"/>
+            </w:tcMar>
+            <w:vAlign w:val="center"/>
+          </w:tcPr>
+          <w:p>
+            <w:r>
+              <w:t>范围声明与第5章节能结果存在责任边界冲突</w:t>
+            </w:r>
+          </w:p>
+        </w:tc>
+        <w:tc>
+          <w:tcPr>
+            <w:tcW w:type="dxa" w:w="2422"/>
+            <w:tcMar>
+              <w:top w:w="110" w:type="dxa"/>
+              <w:start w:w="110" w:type="dxa"/>
+              <w:bottom w:w="110" w:type="dxa"/>
+              <w:end w:w="110" w:type="dxa"/>
+            </w:tcMar>
+            <w:vAlign w:val="center"/>
+          </w:tcPr>
+          <w:p>
+            <w:r>
+              <w:t>区分本队预测、联合仿真、合作方策略和最终提交责任，注明T13来源。</w:t>
             </w:r>
           </w:p>
         </w:tc>
@@ -5030,7 +2590,6 @@
     <w:p>
       <w:pPr>
         <w:pStyle w:val="Heading2"/>
-        <w:keepNext/>
       </w:pPr>
       <w:r>
         <w:t>中</w:t>
@@ -5044,10 +2603,10 @@
         <w:tblLook w:firstColumn="1" w:firstRow="1" w:lastColumn="0" w:lastRow="0" w:noHBand="0" w:noVBand="1" w:val="04A0"/>
       </w:tblPr>
       <w:tblGrid>
-        <w:gridCol w:w="2408"/>
-        <w:gridCol w:w="2408"/>
-        <w:gridCol w:w="2408"/>
-        <w:gridCol w:w="2408"/>
+        <w:gridCol w:w="2422"/>
+        <w:gridCol w:w="2422"/>
+        <w:gridCol w:w="2422"/>
+        <w:gridCol w:w="2422"/>
       </w:tblGrid>
       <w:tr>
         <w:trPr>
@@ -5055,13 +2614,13 @@
         </w:trPr>
         <w:tc>
           <w:tcPr>
-            <w:tcW w:type="dxa" w:w="2408"/>
+            <w:tcW w:type="dxa" w:w="2422"/>
             <w:shd w:fill="1F4E78"/>
             <w:tcMar>
-              <w:top w:w="100" w:type="dxa"/>
-              <w:start w:w="120" w:type="dxa"/>
-              <w:bottom w:w="100" w:type="dxa"/>
-              <w:end w:w="120" w:type="dxa"/>
+              <w:top w:w="110" w:type="dxa"/>
+              <w:start w:w="110" w:type="dxa"/>
+              <w:bottom w:w="110" w:type="dxa"/>
+              <w:end w:w="110" w:type="dxa"/>
             </w:tcMar>
           </w:tcPr>
           <w:p>
@@ -5076,13 +2635,13 @@
         </w:tc>
         <w:tc>
           <w:tcPr>
-            <w:tcW w:type="dxa" w:w="2408"/>
+            <w:tcW w:type="dxa" w:w="2422"/>
             <w:shd w:fill="1F4E78"/>
             <w:tcMar>
-              <w:top w:w="100" w:type="dxa"/>
-              <w:start w:w="120" w:type="dxa"/>
-              <w:bottom w:w="100" w:type="dxa"/>
-              <w:end w:w="120" w:type="dxa"/>
+              <w:top w:w="110" w:type="dxa"/>
+              <w:start w:w="110" w:type="dxa"/>
+              <w:bottom w:w="110" w:type="dxa"/>
+              <w:end w:w="110" w:type="dxa"/>
             </w:tcMar>
           </w:tcPr>
           <w:p>
@@ -5097,13 +2656,13 @@
         </w:tc>
         <w:tc>
           <w:tcPr>
-            <w:tcW w:type="dxa" w:w="2408"/>
+            <w:tcW w:type="dxa" w:w="2422"/>
             <w:shd w:fill="1F4E78"/>
             <w:tcMar>
-              <w:top w:w="100" w:type="dxa"/>
-              <w:start w:w="120" w:type="dxa"/>
-              <w:bottom w:w="100" w:type="dxa"/>
-              <w:end w:w="120" w:type="dxa"/>
+              <w:top w:w="110" w:type="dxa"/>
+              <w:start w:w="110" w:type="dxa"/>
+              <w:bottom w:w="110" w:type="dxa"/>
+              <w:end w:w="110" w:type="dxa"/>
             </w:tcMar>
           </w:tcPr>
           <w:p>
@@ -5118,13 +2677,13 @@
         </w:tc>
         <w:tc>
           <w:tcPr>
-            <w:tcW w:type="dxa" w:w="2408"/>
+            <w:tcW w:type="dxa" w:w="2422"/>
             <w:shd w:fill="1F4E78"/>
             <w:tcMar>
-              <w:top w:w="100" w:type="dxa"/>
-              <w:start w:w="120" w:type="dxa"/>
-              <w:bottom w:w="100" w:type="dxa"/>
-              <w:end w:w="120" w:type="dxa"/>
+              <w:top w:w="110" w:type="dxa"/>
+              <w:start w:w="110" w:type="dxa"/>
+              <w:bottom w:w="110" w:type="dxa"/>
+              <w:end w:w="110" w:type="dxa"/>
             </w:tcMar>
           </w:tcPr>
           <w:p>
@@ -5141,12 +2700,12 @@
       <w:tr>
         <w:tc>
           <w:tcPr>
-            <w:tcW w:type="dxa" w:w="2408"/>
+            <w:tcW w:type="dxa" w:w="2422"/>
             <w:tcMar>
-              <w:top w:w="100" w:type="dxa"/>
-              <w:start w:w="120" w:type="dxa"/>
-              <w:bottom w:w="100" w:type="dxa"/>
-              <w:end w:w="120" w:type="dxa"/>
+              <w:top w:w="110" w:type="dxa"/>
+              <w:start w:w="110" w:type="dxa"/>
+              <w:bottom w:w="110" w:type="dxa"/>
+              <w:end w:w="110" w:type="dxa"/>
             </w:tcMar>
             <w:vAlign w:val="center"/>
             <w:shd w:fill="FFF2CC"/>
@@ -5162,52 +2721,52 @@
         </w:tc>
         <w:tc>
           <w:tcPr>
-            <w:tcW w:type="dxa" w:w="2408"/>
+            <w:tcW w:type="dxa" w:w="2422"/>
             <w:tcMar>
-              <w:top w:w="100" w:type="dxa"/>
-              <w:start w:w="120" w:type="dxa"/>
-              <w:bottom w:w="100" w:type="dxa"/>
-              <w:end w:w="120" w:type="dxa"/>
+              <w:top w:w="110" w:type="dxa"/>
+              <w:start w:w="110" w:type="dxa"/>
+              <w:bottom w:w="110" w:type="dxa"/>
+              <w:end w:w="110" w:type="dxa"/>
             </w:tcMar>
             <w:vAlign w:val="center"/>
           </w:tcPr>
           <w:p>
             <w:r>
-              <w:t>[SRC-2.1]、[SRC-2.2]、[SRC-5]、[SRC-6]</w:t>
+              <w:t>[P11]、[P13]、[P14]、[P19]、[P23–P28]</w:t>
             </w:r>
           </w:p>
         </w:tc>
         <w:tc>
           <w:tcPr>
-            <w:tcW w:type="dxa" w:w="2408"/>
+            <w:tcW w:type="dxa" w:w="2422"/>
             <w:tcMar>
-              <w:top w:w="100" w:type="dxa"/>
-              <w:start w:w="120" w:type="dxa"/>
-              <w:bottom w:w="100" w:type="dxa"/>
-              <w:end w:w="120" w:type="dxa"/>
+              <w:top w:w="110" w:type="dxa"/>
+              <w:start w:w="110" w:type="dxa"/>
+              <w:bottom w:w="110" w:type="dxa"/>
+              <w:end w:w="110" w:type="dxa"/>
             </w:tcMar>
             <w:vAlign w:val="center"/>
           </w:tcPr>
           <w:p>
             <w:r>
-              <w:t>模板字数限制尚未验证</w:t>
+              <w:t>600字限制需要按正式口径逐部分核验</w:t>
             </w:r>
           </w:p>
         </w:tc>
         <w:tc>
           <w:tcPr>
-            <w:tcW w:type="dxa" w:w="2408"/>
+            <w:tcW w:type="dxa" w:w="2422"/>
             <w:tcMar>
-              <w:top w:w="100" w:type="dxa"/>
-              <w:start w:w="120" w:type="dxa"/>
-              <w:bottom w:w="100" w:type="dxa"/>
-              <w:end w:w="120" w:type="dxa"/>
+              <w:top w:w="110" w:type="dxa"/>
+              <w:start w:w="110" w:type="dxa"/>
+              <w:bottom w:w="110" w:type="dxa"/>
+              <w:end w:w="110" w:type="dxa"/>
             </w:tcMar>
             <w:vAlign w:val="center"/>
           </w:tcPr>
           <w:p>
             <w:r>
-              <w:t>在正式Word中按赛方口径逐节计数；当前摘要不足以作精确字数判断。</w:t>
+              <w:t>在最终Word中分别统计受限部分并保存计数记录。</w:t>
             </w:r>
           </w:p>
         </w:tc>
@@ -5215,12 +2774,12 @@
       <w:tr>
         <w:tc>
           <w:tcPr>
-            <w:tcW w:type="dxa" w:w="2408"/>
+            <w:tcW w:type="dxa" w:w="2422"/>
             <w:tcMar>
-              <w:top w:w="100" w:type="dxa"/>
-              <w:start w:w="120" w:type="dxa"/>
-              <w:bottom w:w="100" w:type="dxa"/>
-              <w:end w:w="120" w:type="dxa"/>
+              <w:top w:w="110" w:type="dxa"/>
+              <w:start w:w="110" w:type="dxa"/>
+              <w:bottom w:w="110" w:type="dxa"/>
+              <w:end w:w="110" w:type="dxa"/>
             </w:tcMar>
             <w:vAlign w:val="center"/>
             <w:shd w:fill="FFF2CC"/>
@@ -5236,52 +2795,52 @@
         </w:tc>
         <w:tc>
           <w:tcPr>
-            <w:tcW w:type="dxa" w:w="2408"/>
+            <w:tcW w:type="dxa" w:w="2422"/>
             <w:tcMar>
-              <w:top w:w="100" w:type="dxa"/>
-              <w:start w:w="120" w:type="dxa"/>
-              <w:bottom w:w="100" w:type="dxa"/>
-              <w:end w:w="120" w:type="dxa"/>
+              <w:top w:w="110" w:type="dxa"/>
+              <w:start w:w="110" w:type="dxa"/>
+              <w:bottom w:w="110" w:type="dxa"/>
+              <w:end w:w="110" w:type="dxa"/>
             </w:tcMar>
             <w:vAlign w:val="center"/>
           </w:tcPr>
           <w:p>
             <w:r>
-              <w:t>[SRC-T3]</w:t>
+              <w:t>[T3]</w:t>
             </w:r>
           </w:p>
         </w:tc>
         <w:tc>
           <w:tcPr>
-            <w:tcW w:type="dxa" w:w="2408"/>
+            <w:tcW w:type="dxa" w:w="2422"/>
             <w:tcMar>
-              <w:top w:w="100" w:type="dxa"/>
-              <w:start w:w="120" w:type="dxa"/>
-              <w:bottom w:w="100" w:type="dxa"/>
-              <w:end w:w="120" w:type="dxa"/>
+              <w:top w:w="110" w:type="dxa"/>
+              <w:start w:w="110" w:type="dxa"/>
+              <w:bottom w:w="110" w:type="dxa"/>
+              <w:end w:w="110" w:type="dxa"/>
             </w:tcMar>
             <w:vAlign w:val="center"/>
           </w:tcPr>
           <w:p>
             <w:r>
-              <w:t>项目C表3相对误差单位不统一</w:t>
+              <w:t>T3相对误差百分号不统一</w:t>
             </w:r>
           </w:p>
         </w:tc>
         <w:tc>
           <w:tcPr>
-            <w:tcW w:type="dxa" w:w="2408"/>
+            <w:tcW w:type="dxa" w:w="2422"/>
             <w:tcMar>
-              <w:top w:w="100" w:type="dxa"/>
-              <w:start w:w="120" w:type="dxa"/>
-              <w:bottom w:w="100" w:type="dxa"/>
-              <w:end w:w="120" w:type="dxa"/>
+              <w:top w:w="110" w:type="dxa"/>
+              <w:start w:w="110" w:type="dxa"/>
+              <w:bottom w:w="110" w:type="dxa"/>
+              <w:end w:w="110" w:type="dxa"/>
             </w:tcMar>
             <w:vAlign w:val="center"/>
           </w:tcPr>
           <w:p>
             <w:r>
-              <w:t>核对公式后统一百分数或比例格式，表头与单元格采用同一单位。</w:t>
+              <w:t>核对公式后统一表头和单元格百分数格式。</w:t>
             </w:r>
           </w:p>
         </w:tc>
@@ -5289,12 +2848,12 @@
       <w:tr>
         <w:tc>
           <w:tcPr>
-            <w:tcW w:type="dxa" w:w="2408"/>
+            <w:tcW w:type="dxa" w:w="2422"/>
             <w:tcMar>
-              <w:top w:w="100" w:type="dxa"/>
-              <w:start w:w="120" w:type="dxa"/>
-              <w:bottom w:w="100" w:type="dxa"/>
-              <w:end w:w="120" w:type="dxa"/>
+              <w:top w:w="110" w:type="dxa"/>
+              <w:start w:w="110" w:type="dxa"/>
+              <w:bottom w:w="110" w:type="dxa"/>
+              <w:end w:w="110" w:type="dxa"/>
             </w:tcMar>
             <w:vAlign w:val="center"/>
             <w:shd w:fill="FFF2CC"/>
@@ -5310,52 +2869,52 @@
         </w:tc>
         <w:tc>
           <w:tcPr>
-            <w:tcW w:type="dxa" w:w="2408"/>
+            <w:tcW w:type="dxa" w:w="2422"/>
             <w:tcMar>
-              <w:top w:w="100" w:type="dxa"/>
-              <w:start w:w="120" w:type="dxa"/>
-              <w:bottom w:w="100" w:type="dxa"/>
-              <w:end w:w="120" w:type="dxa"/>
+              <w:top w:w="110" w:type="dxa"/>
+              <w:start w:w="110" w:type="dxa"/>
+              <w:bottom w:w="110" w:type="dxa"/>
+              <w:end w:w="110" w:type="dxa"/>
             </w:tcMar>
             <w:vAlign w:val="center"/>
           </w:tcPr>
           <w:p>
             <w:r>
-              <w:t>[SRC-T5A]</w:t>
+              <w:t>[T4]</w:t>
             </w:r>
           </w:p>
         </w:tc>
         <w:tc>
           <w:tcPr>
-            <w:tcW w:type="dxa" w:w="2408"/>
+            <w:tcW w:type="dxa" w:w="2422"/>
             <w:tcMar>
-              <w:top w:w="100" w:type="dxa"/>
-              <w:start w:w="120" w:type="dxa"/>
-              <w:bottom w:w="100" w:type="dxa"/>
-              <w:end w:w="120" w:type="dxa"/>
+              <w:top w:w="110" w:type="dxa"/>
+              <w:start w:w="110" w:type="dxa"/>
+              <w:bottom w:w="110" w:type="dxa"/>
+              <w:end w:w="110" w:type="dxa"/>
             </w:tcMar>
             <w:vAlign w:val="center"/>
           </w:tcPr>
           <w:p>
             <w:r>
-              <w:t>极端工况MAPE的百分号与小数口径需统一</w:t>
+              <w:t>T4极端工况MAPE单位显示不明确</w:t>
             </w:r>
           </w:p>
         </w:tc>
         <w:tc>
           <w:tcPr>
-            <w:tcW w:type="dxa" w:w="2408"/>
+            <w:tcW w:type="dxa" w:w="2422"/>
             <w:tcMar>
-              <w:top w:w="100" w:type="dxa"/>
-              <w:start w:w="120" w:type="dxa"/>
-              <w:bottom w:w="100" w:type="dxa"/>
-              <w:end w:w="120" w:type="dxa"/>
+              <w:top w:w="110" w:type="dxa"/>
+              <w:start w:w="110" w:type="dxa"/>
+              <w:bottom w:w="110" w:type="dxa"/>
+              <w:end w:w="110" w:type="dxa"/>
             </w:tcMar>
             <w:vAlign w:val="center"/>
           </w:tcPr>
           <w:p>
             <w:r>
-              <w:t>统一使用“MAPE（%）”表头或逐值百分号，不要混用。</w:t>
+              <w:t>统一使用MAPE（%）表头或逐值百分号。</w:t>
             </w:r>
           </w:p>
         </w:tc>
@@ -5363,12 +2922,12 @@
       <w:tr>
         <w:tc>
           <w:tcPr>
-            <w:tcW w:type="dxa" w:w="2408"/>
+            <w:tcW w:type="dxa" w:w="2422"/>
             <w:tcMar>
-              <w:top w:w="100" w:type="dxa"/>
-              <w:start w:w="120" w:type="dxa"/>
-              <w:bottom w:w="100" w:type="dxa"/>
-              <w:end w:w="120" w:type="dxa"/>
+              <w:top w:w="110" w:type="dxa"/>
+              <w:start w:w="110" w:type="dxa"/>
+              <w:bottom w:w="110" w:type="dxa"/>
+              <w:end w:w="110" w:type="dxa"/>
             </w:tcMar>
             <w:vAlign w:val="center"/>
             <w:shd w:fill="FFF2CC"/>
@@ -5384,52 +2943,52 @@
         </w:tc>
         <w:tc>
           <w:tcPr>
-            <w:tcW w:type="dxa" w:w="2408"/>
+            <w:tcW w:type="dxa" w:w="2422"/>
             <w:tcMar>
-              <w:top w:w="100" w:type="dxa"/>
-              <w:start w:w="120" w:type="dxa"/>
-              <w:bottom w:w="100" w:type="dxa"/>
-              <w:end w:w="120" w:type="dxa"/>
+              <w:top w:w="110" w:type="dxa"/>
+              <w:start w:w="110" w:type="dxa"/>
+              <w:bottom w:w="110" w:type="dxa"/>
+              <w:end w:w="110" w:type="dxa"/>
             </w:tcMar>
             <w:vAlign w:val="center"/>
           </w:tcPr>
           <w:p>
             <w:r>
-              <w:t>[SRC-T0]</w:t>
+              <w:t>[P16]、[P21]</w:t>
             </w:r>
           </w:p>
         </w:tc>
         <w:tc>
           <w:tcPr>
-            <w:tcW w:type="dxa" w:w="2408"/>
+            <w:tcW w:type="dxa" w:w="2422"/>
             <w:tcMar>
-              <w:top w:w="100" w:type="dxa"/>
-              <w:start w:w="120" w:type="dxa"/>
-              <w:bottom w:w="100" w:type="dxa"/>
-              <w:end w:w="120" w:type="dxa"/>
+              <w:top w:w="110" w:type="dxa"/>
+              <w:start w:w="110" w:type="dxa"/>
+              <w:bottom w:w="110" w:type="dxa"/>
+              <w:end w:w="110" w:type="dxa"/>
             </w:tcMar>
             <w:vAlign w:val="center"/>
           </w:tcPr>
           <w:p>
             <w:r>
-              <w:t>机构名称疑似不规范</w:t>
+              <w:t>数据弃用窗口和有效小时数缺少清洗漏斗</w:t>
             </w:r>
           </w:p>
         </w:tc>
         <w:tc>
           <w:tcPr>
-            <w:tcW w:type="dxa" w:w="2408"/>
+            <w:tcW w:type="dxa" w:w="2422"/>
             <w:tcMar>
-              <w:top w:w="100" w:type="dxa"/>
-              <w:start w:w="120" w:type="dxa"/>
-              <w:bottom w:w="100" w:type="dxa"/>
-              <w:end w:w="120" w:type="dxa"/>
+              <w:top w:w="110" w:type="dxa"/>
+              <w:start w:w="110" w:type="dxa"/>
+              <w:bottom w:w="110" w:type="dxa"/>
+              <w:end w:w="110" w:type="dxa"/>
             </w:tcMar>
             <w:vAlign w:val="center"/>
           </w:tcPr>
           <w:p>
             <w:r>
-              <w:t>以报名材料或单位官网核对“中国建筑科学院有限公司”是否应为“中国建筑科学研究院有限公司”。</w:t>
+              <w:t>补原始小时数、规则命中、重叠、整段剔除与最终有效数。</w:t>
             </w:r>
           </w:p>
         </w:tc>
@@ -5437,12 +2996,12 @@
       <w:tr>
         <w:tc>
           <w:tcPr>
-            <w:tcW w:type="dxa" w:w="2408"/>
+            <w:tcW w:type="dxa" w:w="2422"/>
             <w:tcMar>
-              <w:top w:w="100" w:type="dxa"/>
-              <w:start w:w="120" w:type="dxa"/>
-              <w:bottom w:w="100" w:type="dxa"/>
-              <w:end w:w="120" w:type="dxa"/>
+              <w:top w:w="110" w:type="dxa"/>
+              <w:start w:w="110" w:type="dxa"/>
+              <w:bottom w:w="110" w:type="dxa"/>
+              <w:end w:w="110" w:type="dxa"/>
             </w:tcMar>
             <w:vAlign w:val="center"/>
             <w:shd w:fill="FFF2CC"/>
@@ -5458,52 +3017,52 @@
         </w:tc>
         <w:tc>
           <w:tcPr>
-            <w:tcW w:type="dxa" w:w="2408"/>
+            <w:tcW w:type="dxa" w:w="2422"/>
             <w:tcMar>
-              <w:top w:w="100" w:type="dxa"/>
-              <w:start w:w="120" w:type="dxa"/>
-              <w:bottom w:w="100" w:type="dxa"/>
-              <w:end w:w="120" w:type="dxa"/>
+              <w:top w:w="110" w:type="dxa"/>
+              <w:start w:w="110" w:type="dxa"/>
+              <w:bottom w:w="110" w:type="dxa"/>
+              <w:end w:w="110" w:type="dxa"/>
             </w:tcMar>
             <w:vAlign w:val="center"/>
           </w:tcPr>
           <w:p>
             <w:r>
-              <w:t>[SRC-2.1]、[SRC-3.1]</w:t>
+              <w:t>[P21]、[P23–P28]</w:t>
             </w:r>
           </w:p>
         </w:tc>
         <w:tc>
           <w:tcPr>
-            <w:tcW w:type="dxa" w:w="2408"/>
+            <w:tcW w:type="dxa" w:w="2422"/>
             <w:tcMar>
-              <w:top w:w="100" w:type="dxa"/>
-              <w:start w:w="120" w:type="dxa"/>
-              <w:bottom w:w="100" w:type="dxa"/>
-              <w:end w:w="120" w:type="dxa"/>
+              <w:top w:w="110" w:type="dxa"/>
+              <w:start w:w="110" w:type="dxa"/>
+              <w:bottom w:w="110" w:type="dxa"/>
+              <w:end w:w="110" w:type="dxa"/>
             </w:tcMar>
             <w:vAlign w:val="center"/>
           </w:tcPr>
           <w:p>
             <w:r>
-              <w:t>外部气象补值“+1°C”的依据与泄漏边界未说明</w:t>
+              <w:t>冷量恒等式的单位链和边界处理未说明</w:t>
             </w:r>
           </w:p>
         </w:tc>
         <w:tc>
           <w:tcPr>
-            <w:tcW w:type="dxa" w:w="2408"/>
+            <w:tcW w:type="dxa" w:w="2422"/>
             <w:tcMar>
-              <w:top w:w="100" w:type="dxa"/>
-              <w:start w:w="120" w:type="dxa"/>
-              <w:bottom w:w="100" w:type="dxa"/>
-              <w:end w:w="120" w:type="dxa"/>
+              <w:top w:w="110" w:type="dxa"/>
+              <w:start w:w="110" w:type="dxa"/>
+              <w:bottom w:w="110" w:type="dxa"/>
+              <w:end w:w="110" w:type="dxa"/>
             </w:tcMar>
             <w:vAlign w:val="center"/>
           </w:tcPr>
           <w:p>
             <w:r>
-              <w:t>说明数据源、发布时间、站点映射、偏差估计和考核时可获得性。</w:t>
+              <w:t>列明变量单位、密度、采样周期、符号方向和小温差保护。</w:t>
             </w:r>
           </w:p>
         </w:tc>
@@ -5511,12 +3070,12 @@
       <w:tr>
         <w:tc>
           <w:tcPr>
-            <w:tcW w:type="dxa" w:w="2408"/>
+            <w:tcW w:type="dxa" w:w="2422"/>
             <w:tcMar>
-              <w:top w:w="100" w:type="dxa"/>
-              <w:start w:w="120" w:type="dxa"/>
-              <w:bottom w:w="100" w:type="dxa"/>
-              <w:end w:w="120" w:type="dxa"/>
+              <w:top w:w="110" w:type="dxa"/>
+              <w:start w:w="110" w:type="dxa"/>
+              <w:bottom w:w="110" w:type="dxa"/>
+              <w:end w:w="110" w:type="dxa"/>
             </w:tcMar>
             <w:vAlign w:val="center"/>
             <w:shd w:fill="FFF2CC"/>
@@ -5532,52 +3091,52 @@
         </w:tc>
         <w:tc>
           <w:tcPr>
-            <w:tcW w:type="dxa" w:w="2408"/>
+            <w:tcW w:type="dxa" w:w="2422"/>
             <w:tcMar>
-              <w:top w:w="100" w:type="dxa"/>
-              <w:start w:w="120" w:type="dxa"/>
-              <w:bottom w:w="100" w:type="dxa"/>
-              <w:end w:w="120" w:type="dxa"/>
+              <w:top w:w="110" w:type="dxa"/>
+              <w:start w:w="110" w:type="dxa"/>
+              <w:bottom w:w="110" w:type="dxa"/>
+              <w:end w:w="110" w:type="dxa"/>
             </w:tcMar>
             <w:vAlign w:val="center"/>
           </w:tcPr>
           <w:p>
             <w:r>
-              <w:t>[SRC-2.1]、[SRC-2.2]</w:t>
+              <w:t>[T13]</w:t>
             </w:r>
           </w:p>
         </w:tc>
         <w:tc>
           <w:tcPr>
-            <w:tcW w:type="dxa" w:w="2408"/>
+            <w:tcW w:type="dxa" w:w="2422"/>
             <w:tcMar>
-              <w:top w:w="100" w:type="dxa"/>
-              <w:start w:w="120" w:type="dxa"/>
-              <w:bottom w:w="100" w:type="dxa"/>
-              <w:end w:w="120" w:type="dxa"/>
+              <w:top w:w="110" w:type="dxa"/>
+              <w:start w:w="110" w:type="dxa"/>
+              <w:bottom w:w="110" w:type="dxa"/>
+              <w:end w:w="110" w:type="dxa"/>
             </w:tcMar>
             <w:vAlign w:val="center"/>
           </w:tcPr>
           <w:p>
             <w:r>
-              <w:t>数据弃用与有效小时数缺少量化依据</w:t>
+              <w:t>节能表缺少单位、统计边界和加权公式</w:t>
             </w:r>
           </w:p>
         </w:tc>
         <w:tc>
           <w:tcPr>
-            <w:tcW w:type="dxa" w:w="2408"/>
+            <w:tcW w:type="dxa" w:w="2422"/>
             <w:tcMar>
-              <w:top w:w="100" w:type="dxa"/>
-              <w:start w:w="120" w:type="dxa"/>
-              <w:bottom w:w="100" w:type="dxa"/>
-              <w:end w:w="120" w:type="dxa"/>
+              <w:top w:w="110" w:type="dxa"/>
+              <w:start w:w="110" w:type="dxa"/>
+              <w:bottom w:w="110" w:type="dxa"/>
+              <w:end w:w="110" w:type="dxa"/>
             </w:tcMar>
             <w:vAlign w:val="center"/>
           </w:tcPr>
           <w:p>
             <w:r>
-              <w:t>增加从原始小时数到A=1462、C=1285的清洗漏斗及弃用区间证据。</w:t>
+              <w:t>补能耗单位、周期、基准、设备边界、节能率公式和权重。</w:t>
             </w:r>
           </w:p>
         </w:tc>
@@ -5585,12 +3144,12 @@
       <w:tr>
         <w:tc>
           <w:tcPr>
-            <w:tcW w:type="dxa" w:w="2408"/>
+            <w:tcW w:type="dxa" w:w="2422"/>
             <w:tcMar>
-              <w:top w:w="100" w:type="dxa"/>
-              <w:start w:w="120" w:type="dxa"/>
-              <w:bottom w:w="100" w:type="dxa"/>
-              <w:end w:w="120" w:type="dxa"/>
+              <w:top w:w="110" w:type="dxa"/>
+              <w:start w:w="110" w:type="dxa"/>
+              <w:bottom w:w="110" w:type="dxa"/>
+              <w:end w:w="110" w:type="dxa"/>
             </w:tcMar>
             <w:vAlign w:val="center"/>
             <w:shd w:fill="FFF2CC"/>
@@ -5606,52 +3165,52 @@
         </w:tc>
         <w:tc>
           <w:tcPr>
-            <w:tcW w:type="dxa" w:w="2408"/>
+            <w:tcW w:type="dxa" w:w="2422"/>
             <w:tcMar>
-              <w:top w:w="100" w:type="dxa"/>
-              <w:start w:w="120" w:type="dxa"/>
-              <w:bottom w:w="100" w:type="dxa"/>
-              <w:end w:w="120" w:type="dxa"/>
+              <w:top w:w="110" w:type="dxa"/>
+              <w:start w:w="110" w:type="dxa"/>
+              <w:bottom w:w="110" w:type="dxa"/>
+              <w:end w:w="110" w:type="dxa"/>
             </w:tcMar>
             <w:vAlign w:val="center"/>
           </w:tcPr>
           <w:p>
             <w:r>
-              <w:t>[SRC-2.2]、[SRC-2.3]</w:t>
+              <w:t>[§5–7]</w:t>
             </w:r>
           </w:p>
         </w:tc>
         <w:tc>
           <w:tcPr>
-            <w:tcW w:type="dxa" w:w="2408"/>
+            <w:tcW w:type="dxa" w:w="2422"/>
             <w:tcMar>
-              <w:top w:w="100" w:type="dxa"/>
-              <w:start w:w="120" w:type="dxa"/>
-              <w:bottom w:w="100" w:type="dxa"/>
-              <w:end w:w="120" w:type="dxa"/>
+              <w:top w:w="110" w:type="dxa"/>
+              <w:start w:w="110" w:type="dxa"/>
+              <w:bottom w:w="110" w:type="dxa"/>
+              <w:end w:w="110" w:type="dxa"/>
             </w:tcMar>
             <w:vAlign w:val="center"/>
           </w:tcPr>
           <w:p>
             <w:r>
-              <w:t>冷量恒等式及派生流量的单位链需补全</w:t>
+              <w:t>日MAPE范围缺少对象与统计定义</w:t>
             </w:r>
           </w:p>
         </w:tc>
         <w:tc>
           <w:tcPr>
-            <w:tcW w:type="dxa" w:w="2408"/>
+            <w:tcW w:type="dxa" w:w="2422"/>
             <w:tcMar>
-              <w:top w:w="100" w:type="dxa"/>
-              <w:start w:w="120" w:type="dxa"/>
-              <w:bottom w:w="100" w:type="dxa"/>
-              <w:end w:w="120" w:type="dxa"/>
+              <w:top w:w="110" w:type="dxa"/>
+              <w:start w:w="110" w:type="dxa"/>
+              <w:bottom w:w="110" w:type="dxa"/>
+              <w:end w:w="110" w:type="dxa"/>
             </w:tcMar>
             <w:vAlign w:val="center"/>
           </w:tcPr>
           <w:p>
             <w:r>
-              <w:t>列明变量单位、密度假设、采样周期、符号方向和小温差保护。</w:t>
+              <w:t>明确项目、日期、样本数和最小—最大口径。</w:t>
             </w:r>
           </w:p>
         </w:tc>
@@ -5659,12 +3218,12 @@
       <w:tr>
         <w:tc>
           <w:tcPr>
-            <w:tcW w:type="dxa" w:w="2408"/>
+            <w:tcW w:type="dxa" w:w="2422"/>
             <w:tcMar>
-              <w:top w:w="100" w:type="dxa"/>
-              <w:start w:w="120" w:type="dxa"/>
-              <w:bottom w:w="100" w:type="dxa"/>
-              <w:end w:w="120" w:type="dxa"/>
+              <w:top w:w="110" w:type="dxa"/>
+              <w:start w:w="110" w:type="dxa"/>
+              <w:bottom w:w="110" w:type="dxa"/>
+              <w:end w:w="110" w:type="dxa"/>
             </w:tcMar>
             <w:vAlign w:val="center"/>
             <w:shd w:fill="FFF2CC"/>
@@ -5680,52 +3239,52 @@
         </w:tc>
         <w:tc>
           <w:tcPr>
-            <w:tcW w:type="dxa" w:w="2408"/>
+            <w:tcW w:type="dxa" w:w="2422"/>
             <w:tcMar>
-              <w:top w:w="100" w:type="dxa"/>
-              <w:start w:w="120" w:type="dxa"/>
-              <w:bottom w:w="100" w:type="dxa"/>
-              <w:end w:w="120" w:type="dxa"/>
+              <w:top w:w="110" w:type="dxa"/>
+              <w:start w:w="110" w:type="dxa"/>
+              <w:bottom w:w="110" w:type="dxa"/>
+              <w:end w:w="110" w:type="dxa"/>
             </w:tcMar>
             <w:vAlign w:val="center"/>
           </w:tcPr>
           <w:p>
             <w:r>
-              <w:t>[SRC-5/T8]</w:t>
+              <w:t>[P16]、[P21]</w:t>
             </w:r>
           </w:p>
         </w:tc>
         <w:tc>
           <w:tcPr>
-            <w:tcW w:type="dxa" w:w="2408"/>
+            <w:tcW w:type="dxa" w:w="2422"/>
             <w:tcMar>
-              <w:top w:w="100" w:type="dxa"/>
-              <w:start w:w="120" w:type="dxa"/>
-              <w:bottom w:w="100" w:type="dxa"/>
-              <w:end w:w="120" w:type="dxa"/>
+              <w:top w:w="110" w:type="dxa"/>
+              <w:start w:w="110" w:type="dxa"/>
+              <w:bottom w:w="110" w:type="dxa"/>
+              <w:end w:w="110" w:type="dxa"/>
             </w:tcMar>
             <w:vAlign w:val="center"/>
           </w:tcPr>
           <w:p>
             <w:r>
-              <w:t>节能计算边界、单位和加权公式未呈现</w:t>
+              <w:t>按天配对bootstrap缺少报告结果</w:t>
             </w:r>
           </w:p>
         </w:tc>
         <w:tc>
           <w:tcPr>
-            <w:tcW w:type="dxa" w:w="2408"/>
+            <w:tcW w:type="dxa" w:w="2422"/>
             <w:tcMar>
-              <w:top w:w="100" w:type="dxa"/>
-              <w:start w:w="120" w:type="dxa"/>
-              <w:bottom w:w="100" w:type="dxa"/>
-              <w:end w:w="120" w:type="dxa"/>
+              <w:top w:w="110" w:type="dxa"/>
+              <w:start w:w="110" w:type="dxa"/>
+              <w:bottom w:w="110" w:type="dxa"/>
+              <w:end w:w="110" w:type="dxa"/>
             </w:tcMar>
             <w:vAlign w:val="center"/>
           </w:tcPr>
           <w:p>
             <w:r>
-              <w:t>补表头单位、周期、设备范围、基准、节能率公式和官方权重。</w:t>
+              <w:t>补比较对象、重采样次数、置信区间和显著性判定，或删除过度承诺。</w:t>
             </w:r>
           </w:p>
         </w:tc>
@@ -5733,12 +3292,12 @@
       <w:tr>
         <w:tc>
           <w:tcPr>
-            <w:tcW w:type="dxa" w:w="2408"/>
+            <w:tcW w:type="dxa" w:w="2422"/>
             <w:tcMar>
-              <w:top w:w="100" w:type="dxa"/>
-              <w:start w:w="120" w:type="dxa"/>
-              <w:bottom w:w="100" w:type="dxa"/>
-              <w:end w:w="120" w:type="dxa"/>
+              <w:top w:w="110" w:type="dxa"/>
+              <w:start w:w="110" w:type="dxa"/>
+              <w:bottom w:w="110" w:type="dxa"/>
+              <w:end w:w="110" w:type="dxa"/>
             </w:tcMar>
             <w:vAlign w:val="center"/>
             <w:shd w:fill="FFF2CC"/>
@@ -5754,52 +3313,52 @@
         </w:tc>
         <w:tc>
           <w:tcPr>
-            <w:tcW w:type="dxa" w:w="2408"/>
+            <w:tcW w:type="dxa" w:w="2422"/>
             <w:tcMar>
-              <w:top w:w="100" w:type="dxa"/>
-              <w:start w:w="120" w:type="dxa"/>
-              <w:bottom w:w="100" w:type="dxa"/>
-              <w:end w:w="120" w:type="dxa"/>
+              <w:top w:w="110" w:type="dxa"/>
+              <w:start w:w="110" w:type="dxa"/>
+              <w:bottom w:w="110" w:type="dxa"/>
+              <w:end w:w="110" w:type="dxa"/>
             </w:tcMar>
             <w:vAlign w:val="center"/>
           </w:tcPr>
           <w:p>
             <w:r>
-              <w:t>[SRC-5.3]</w:t>
+              <w:t>[P23–P28]、[P32]</w:t>
             </w:r>
           </w:p>
         </w:tc>
         <w:tc>
           <w:tcPr>
-            <w:tcW w:type="dxa" w:w="2408"/>
+            <w:tcW w:type="dxa" w:w="2422"/>
             <w:tcMar>
-              <w:top w:w="100" w:type="dxa"/>
-              <w:start w:w="120" w:type="dxa"/>
-              <w:bottom w:w="100" w:type="dxa"/>
-              <w:end w:w="120" w:type="dxa"/>
+              <w:top w:w="110" w:type="dxa"/>
+              <w:start w:w="110" w:type="dxa"/>
+              <w:bottom w:w="110" w:type="dxa"/>
+              <w:end w:w="110" w:type="dxa"/>
             </w:tcMar>
             <w:vAlign w:val="center"/>
           </w:tcPr>
           <w:p>
             <w:r>
-              <w:t>8.9%~19.8%的对象和统计范围不清楚</w:t>
+              <w:t>可复现交付对GBM和项目B覆盖不足</w:t>
             </w:r>
           </w:p>
         </w:tc>
         <w:tc>
           <w:tcPr>
-            <w:tcW w:type="dxa" w:w="2408"/>
+            <w:tcW w:type="dxa" w:w="2422"/>
             <w:tcMar>
-              <w:top w:w="100" w:type="dxa"/>
-              <w:start w:w="120" w:type="dxa"/>
-              <w:bottom w:w="100" w:type="dxa"/>
-              <w:end w:w="120" w:type="dxa"/>
+              <w:top w:w="110" w:type="dxa"/>
+              <w:start w:w="110" w:type="dxa"/>
+              <w:bottom w:w="110" w:type="dxa"/>
+              <w:end w:w="110" w:type="dxa"/>
             </w:tcMar>
             <w:vAlign w:val="center"/>
           </w:tcPr>
           <w:p>
             <w:r>
-              <w:t>明确项目、日期、样本数和最小—最大口径，使端点可追溯。</w:t>
+              <w:t>补环境、依赖、数据版本、代码提交号和运行入口。</w:t>
             </w:r>
           </w:p>
         </w:tc>
@@ -5807,12 +3366,12 @@
       <w:tr>
         <w:tc>
           <w:tcPr>
-            <w:tcW w:type="dxa" w:w="2408"/>
+            <w:tcW w:type="dxa" w:w="2422"/>
             <w:tcMar>
-              <w:top w:w="100" w:type="dxa"/>
-              <w:start w:w="120" w:type="dxa"/>
-              <w:bottom w:w="100" w:type="dxa"/>
-              <w:end w:w="120" w:type="dxa"/>
+              <w:top w:w="110" w:type="dxa"/>
+              <w:start w:w="110" w:type="dxa"/>
+              <w:bottom w:w="110" w:type="dxa"/>
+              <w:end w:w="110" w:type="dxa"/>
             </w:tcMar>
             <w:vAlign w:val="center"/>
             <w:shd w:fill="FFF2CC"/>
@@ -5828,52 +3387,52 @@
         </w:tc>
         <w:tc>
           <w:tcPr>
-            <w:tcW w:type="dxa" w:w="2408"/>
+            <w:tcW w:type="dxa" w:w="2422"/>
             <w:tcMar>
-              <w:top w:w="100" w:type="dxa"/>
-              <w:start w:w="120" w:type="dxa"/>
-              <w:bottom w:w="100" w:type="dxa"/>
-              <w:end w:w="120" w:type="dxa"/>
+              <w:top w:w="110" w:type="dxa"/>
+              <w:start w:w="110" w:type="dxa"/>
+              <w:bottom w:w="110" w:type="dxa"/>
+              <w:end w:w="110" w:type="dxa"/>
             </w:tcMar>
             <w:vAlign w:val="center"/>
           </w:tcPr>
           <w:p>
             <w:r>
-              <w:t>[SRC-2.3]、[SRC-3.1]、[SRC-6.1]</w:t>
+              <w:t>[P21]、[P32]</w:t>
             </w:r>
           </w:p>
         </w:tc>
         <w:tc>
           <w:tcPr>
-            <w:tcW w:type="dxa" w:w="2408"/>
+            <w:tcW w:type="dxa" w:w="2422"/>
             <w:tcMar>
-              <w:top w:w="100" w:type="dxa"/>
-              <w:start w:w="120" w:type="dxa"/>
-              <w:bottom w:w="100" w:type="dxa"/>
-              <w:end w:w="120" w:type="dxa"/>
+              <w:top w:w="110" w:type="dxa"/>
+              <w:start w:w="110" w:type="dxa"/>
+              <w:bottom w:w="110" w:type="dxa"/>
+              <w:end w:w="110" w:type="dxa"/>
             </w:tcMar>
             <w:vAlign w:val="center"/>
           </w:tcPr>
           <w:p>
             <w:r>
-              <w:t>复现要素对GBM和B项目覆盖不足</w:t>
+              <w:t>五种子均值在GBM协议中的随机性来源不明确</w:t>
             </w:r>
           </w:p>
         </w:tc>
         <w:tc>
           <w:tcPr>
-            <w:tcW w:type="dxa" w:w="2408"/>
+            <w:tcW w:type="dxa" w:w="2422"/>
             <w:tcMar>
-              <w:top w:w="100" w:type="dxa"/>
-              <w:start w:w="120" w:type="dxa"/>
-              <w:bottom w:w="100" w:type="dxa"/>
-              <w:end w:w="120" w:type="dxa"/>
+              <w:top w:w="110" w:type="dxa"/>
+              <w:start w:w="110" w:type="dxa"/>
+              <w:bottom w:w="110" w:type="dxa"/>
+              <w:end w:w="110" w:type="dxa"/>
             </w:tcMar>
             <w:vAlign w:val="center"/>
           </w:tcPr>
           <w:p>
             <w:r>
-              <w:t>增加依赖版本、种子、数据版本、代码提交号和运行入口。</w:t>
+              <w:t>说明GBM中受种子控制的过程；确定性实现则改为准确表述。</w:t>
             </w:r>
           </w:p>
         </w:tc>
@@ -5881,12 +3440,12 @@
       <w:tr>
         <w:tc>
           <w:tcPr>
-            <w:tcW w:type="dxa" w:w="2408"/>
+            <w:tcW w:type="dxa" w:w="2422"/>
             <w:tcMar>
-              <w:top w:w="100" w:type="dxa"/>
-              <w:start w:w="120" w:type="dxa"/>
-              <w:bottom w:w="100" w:type="dxa"/>
-              <w:end w:w="120" w:type="dxa"/>
+              <w:top w:w="110" w:type="dxa"/>
+              <w:start w:w="110" w:type="dxa"/>
+              <w:bottom w:w="110" w:type="dxa"/>
+              <w:end w:w="110" w:type="dxa"/>
             </w:tcMar>
             <w:vAlign w:val="center"/>
             <w:shd w:fill="FFF2CC"/>
@@ -5902,52 +3461,52 @@
         </w:tc>
         <w:tc>
           <w:tcPr>
-            <w:tcW w:type="dxa" w:w="2408"/>
+            <w:tcW w:type="dxa" w:w="2422"/>
             <w:tcMar>
-              <w:top w:w="100" w:type="dxa"/>
-              <w:start w:w="120" w:type="dxa"/>
-              <w:bottom w:w="100" w:type="dxa"/>
-              <w:end w:w="120" w:type="dxa"/>
+              <w:top w:w="110" w:type="dxa"/>
+              <w:start w:w="110" w:type="dxa"/>
+              <w:bottom w:w="110" w:type="dxa"/>
+              <w:end w:w="110" w:type="dxa"/>
             </w:tcMar>
             <w:vAlign w:val="center"/>
           </w:tcPr>
           <w:p>
             <w:r>
-              <w:t>[SRC-DECL]</w:t>
+              <w:t>[T14]、[§5–7]</w:t>
             </w:r>
           </w:p>
         </w:tc>
         <w:tc>
           <w:tcPr>
-            <w:tcW w:type="dxa" w:w="2408"/>
+            <w:tcW w:type="dxa" w:w="2422"/>
             <w:tcMar>
-              <w:top w:w="100" w:type="dxa"/>
-              <w:start w:w="120" w:type="dxa"/>
-              <w:bottom w:w="100" w:type="dxa"/>
-              <w:end w:w="120" w:type="dxa"/>
+              <w:top w:w="110" w:type="dxa"/>
+              <w:start w:w="110" w:type="dxa"/>
+              <w:bottom w:w="110" w:type="dxa"/>
+              <w:end w:w="110" w:type="dxa"/>
             </w:tcMar>
             <w:vAlign w:val="center"/>
           </w:tcPr>
           <w:p>
             <w:r>
-              <w:t>声明的签字完成状态未知</w:t>
+              <w:t>签字日期存在，但实际签署状态需确认</w:t>
             </w:r>
           </w:p>
         </w:tc>
         <w:tc>
           <w:tcPr>
-            <w:tcW w:type="dxa" w:w="2408"/>
+            <w:tcW w:type="dxa" w:w="2422"/>
             <w:tcMar>
-              <w:top w:w="100" w:type="dxa"/>
-              <w:start w:w="120" w:type="dxa"/>
-              <w:bottom w:w="100" w:type="dxa"/>
-              <w:end w:w="120" w:type="dxa"/>
+              <w:top w:w="110" w:type="dxa"/>
+              <w:start w:w="110" w:type="dxa"/>
+              <w:bottom w:w="110" w:type="dxa"/>
+              <w:end w:w="110" w:type="dxa"/>
             </w:tcMar>
             <w:vAlign w:val="center"/>
           </w:tcPr>
           <w:p>
             <w:r>
-              <w:t>在正式Word或导出PDF中确认签字/盖章实际存在并满足规则。</w:t>
+              <w:t>在最终Word/PDF确认签署主体、签名或盖章及日期可见。</w:t>
             </w:r>
           </w:p>
         </w:tc>
@@ -5956,7 +3515,6 @@
     <w:p>
       <w:pPr>
         <w:pStyle w:val="Heading2"/>
-        <w:keepNext/>
       </w:pPr>
       <w:r>
         <w:t>低</w:t>
@@ -5970,10 +3528,10 @@
         <w:tblLook w:firstColumn="1" w:firstRow="1" w:lastColumn="0" w:lastRow="0" w:noHBand="0" w:noVBand="1" w:val="04A0"/>
       </w:tblPr>
       <w:tblGrid>
-        <w:gridCol w:w="2408"/>
-        <w:gridCol w:w="2408"/>
-        <w:gridCol w:w="2408"/>
-        <w:gridCol w:w="2408"/>
+        <w:gridCol w:w="2422"/>
+        <w:gridCol w:w="2422"/>
+        <w:gridCol w:w="2422"/>
+        <w:gridCol w:w="2422"/>
       </w:tblGrid>
       <w:tr>
         <w:trPr>
@@ -5981,13 +3539,13 @@
         </w:trPr>
         <w:tc>
           <w:tcPr>
-            <w:tcW w:type="dxa" w:w="2408"/>
+            <w:tcW w:type="dxa" w:w="2422"/>
             <w:shd w:fill="1F4E78"/>
             <w:tcMar>
-              <w:top w:w="100" w:type="dxa"/>
-              <w:start w:w="120" w:type="dxa"/>
-              <w:bottom w:w="100" w:type="dxa"/>
-              <w:end w:w="120" w:type="dxa"/>
+              <w:top w:w="110" w:type="dxa"/>
+              <w:start w:w="110" w:type="dxa"/>
+              <w:bottom w:w="110" w:type="dxa"/>
+              <w:end w:w="110" w:type="dxa"/>
             </w:tcMar>
           </w:tcPr>
           <w:p>
@@ -6002,13 +3560,13 @@
         </w:tc>
         <w:tc>
           <w:tcPr>
-            <w:tcW w:type="dxa" w:w="2408"/>
+            <w:tcW w:type="dxa" w:w="2422"/>
             <w:shd w:fill="1F4E78"/>
             <w:tcMar>
-              <w:top w:w="100" w:type="dxa"/>
-              <w:start w:w="120" w:type="dxa"/>
-              <w:bottom w:w="100" w:type="dxa"/>
-              <w:end w:w="120" w:type="dxa"/>
+              <w:top w:w="110" w:type="dxa"/>
+              <w:start w:w="110" w:type="dxa"/>
+              <w:bottom w:w="110" w:type="dxa"/>
+              <w:end w:w="110" w:type="dxa"/>
             </w:tcMar>
           </w:tcPr>
           <w:p>
@@ -6023,13 +3581,13 @@
         </w:tc>
         <w:tc>
           <w:tcPr>
-            <w:tcW w:type="dxa" w:w="2408"/>
+            <w:tcW w:type="dxa" w:w="2422"/>
             <w:shd w:fill="1F4E78"/>
             <w:tcMar>
-              <w:top w:w="100" w:type="dxa"/>
-              <w:start w:w="120" w:type="dxa"/>
-              <w:bottom w:w="100" w:type="dxa"/>
-              <w:end w:w="120" w:type="dxa"/>
+              <w:top w:w="110" w:type="dxa"/>
+              <w:start w:w="110" w:type="dxa"/>
+              <w:bottom w:w="110" w:type="dxa"/>
+              <w:end w:w="110" w:type="dxa"/>
             </w:tcMar>
           </w:tcPr>
           <w:p>
@@ -6044,13 +3602,13 @@
         </w:tc>
         <w:tc>
           <w:tcPr>
-            <w:tcW w:type="dxa" w:w="2408"/>
+            <w:tcW w:type="dxa" w:w="2422"/>
             <w:shd w:fill="1F4E78"/>
             <w:tcMar>
-              <w:top w:w="100" w:type="dxa"/>
-              <w:start w:w="120" w:type="dxa"/>
-              <w:bottom w:w="100" w:type="dxa"/>
-              <w:end w:w="120" w:type="dxa"/>
+              <w:top w:w="110" w:type="dxa"/>
+              <w:start w:w="110" w:type="dxa"/>
+              <w:bottom w:w="110" w:type="dxa"/>
+              <w:end w:w="110" w:type="dxa"/>
             </w:tcMar>
           </w:tcPr>
           <w:p>
@@ -6067,12 +3625,12 @@
       <w:tr>
         <w:tc>
           <w:tcPr>
-            <w:tcW w:type="dxa" w:w="2408"/>
+            <w:tcW w:type="dxa" w:w="2422"/>
             <w:tcMar>
-              <w:top w:w="100" w:type="dxa"/>
-              <w:start w:w="120" w:type="dxa"/>
-              <w:bottom w:w="100" w:type="dxa"/>
-              <w:end w:w="120" w:type="dxa"/>
+              <w:top w:w="110" w:type="dxa"/>
+              <w:start w:w="110" w:type="dxa"/>
+              <w:bottom w:w="110" w:type="dxa"/>
+              <w:end w:w="110" w:type="dxa"/>
             </w:tcMar>
             <w:vAlign w:val="center"/>
             <w:shd w:fill="E2F0D9"/>
@@ -6088,52 +3646,52 @@
         </w:tc>
         <w:tc>
           <w:tcPr>
-            <w:tcW w:type="dxa" w:w="2408"/>
+            <w:tcW w:type="dxa" w:w="2422"/>
             <w:tcMar>
-              <w:top w:w="100" w:type="dxa"/>
-              <w:start w:w="120" w:type="dxa"/>
-              <w:bottom w:w="100" w:type="dxa"/>
-              <w:end w:w="120" w:type="dxa"/>
+              <w:top w:w="110" w:type="dxa"/>
+              <w:start w:w="110" w:type="dxa"/>
+              <w:bottom w:w="110" w:type="dxa"/>
+              <w:end w:w="110" w:type="dxa"/>
             </w:tcMar>
             <w:vAlign w:val="center"/>
           </w:tcPr>
           <w:p>
             <w:r>
-              <w:t>[SRC-COVER]、[SRC-DECL]</w:t>
+              <w:t>[P16]、[P21]、[P32]</w:t>
             </w:r>
           </w:p>
         </w:tc>
         <w:tc>
           <w:tcPr>
-            <w:tcW w:type="dxa" w:w="2408"/>
+            <w:tcW w:type="dxa" w:w="2422"/>
             <w:tcMar>
-              <w:top w:w="100" w:type="dxa"/>
-              <w:start w:w="120" w:type="dxa"/>
-              <w:bottom w:w="100" w:type="dxa"/>
-              <w:end w:w="120" w:type="dxa"/>
+              <w:top w:w="110" w:type="dxa"/>
+              <w:start w:w="110" w:type="dxa"/>
+              <w:bottom w:w="110" w:type="dxa"/>
+              <w:end w:w="110" w:type="dxa"/>
             </w:tcMar>
             <w:vAlign w:val="center"/>
           </w:tcPr>
           <w:p>
             <w:r>
-              <w:t>日期格式不统一</w:t>
+              <w:t>中英文术语、符号与空格不统一</w:t>
             </w:r>
           </w:p>
         </w:tc>
         <w:tc>
           <w:tcPr>
-            <w:tcW w:type="dxa" w:w="2408"/>
+            <w:tcW w:type="dxa" w:w="2422"/>
             <w:tcMar>
-              <w:top w:w="100" w:type="dxa"/>
-              <w:start w:w="120" w:type="dxa"/>
-              <w:bottom w:w="100" w:type="dxa"/>
-              <w:end w:w="120" w:type="dxa"/>
+              <w:top w:w="110" w:type="dxa"/>
+              <w:start w:w="110" w:type="dxa"/>
+              <w:bottom w:w="110" w:type="dxa"/>
+              <w:end w:w="110" w:type="dxa"/>
             </w:tcMar>
             <w:vAlign w:val="center"/>
           </w:tcPr>
           <w:p>
             <w:r>
-              <w:t>按模板统一“2026年9月8日”和“2026-9-8”的格式。</w:t>
+              <w:t>首次定义缩写，统一24 h、百分点等表达。</w:t>
             </w:r>
           </w:p>
         </w:tc>
@@ -6141,12 +3699,12 @@
       <w:tr>
         <w:tc>
           <w:tcPr>
-            <w:tcW w:type="dxa" w:w="2408"/>
+            <w:tcW w:type="dxa" w:w="2422"/>
             <w:tcMar>
-              <w:top w:w="100" w:type="dxa"/>
-              <w:start w:w="120" w:type="dxa"/>
-              <w:bottom w:w="100" w:type="dxa"/>
-              <w:end w:w="120" w:type="dxa"/>
+              <w:top w:w="110" w:type="dxa"/>
+              <w:start w:w="110" w:type="dxa"/>
+              <w:bottom w:w="110" w:type="dxa"/>
+              <w:end w:w="110" w:type="dxa"/>
             </w:tcMar>
             <w:vAlign w:val="center"/>
             <w:shd w:fill="E2F0D9"/>
@@ -6162,52 +3720,52 @@
         </w:tc>
         <w:tc>
           <w:tcPr>
-            <w:tcW w:type="dxa" w:w="2408"/>
+            <w:tcW w:type="dxa" w:w="2422"/>
             <w:tcMar>
-              <w:top w:w="100" w:type="dxa"/>
-              <w:start w:w="120" w:type="dxa"/>
-              <w:bottom w:w="100" w:type="dxa"/>
-              <w:end w:w="120" w:type="dxa"/>
+              <w:top w:w="110" w:type="dxa"/>
+              <w:start w:w="110" w:type="dxa"/>
+              <w:bottom w:w="110" w:type="dxa"/>
+              <w:end w:w="110" w:type="dxa"/>
             </w:tcMar>
             <w:vAlign w:val="center"/>
           </w:tcPr>
           <w:p>
             <w:r>
-              <w:t>[SRC-2.1]、[SRC-2.2]、[SRC-3.1]</w:t>
+              <w:t>[T7]、[T9]、[§5–7]</w:t>
             </w:r>
           </w:p>
         </w:tc>
         <w:tc>
           <w:tcPr>
-            <w:tcW w:type="dxa" w:w="2408"/>
+            <w:tcW w:type="dxa" w:w="2422"/>
             <w:tcMar>
-              <w:top w:w="100" w:type="dxa"/>
-              <w:start w:w="120" w:type="dxa"/>
-              <w:bottom w:w="100" w:type="dxa"/>
-              <w:end w:w="120" w:type="dxa"/>
+              <w:top w:w="110" w:type="dxa"/>
+              <w:start w:w="110" w:type="dxa"/>
+              <w:bottom w:w="110" w:type="dxa"/>
+              <w:end w:w="110" w:type="dxa"/>
             </w:tcMar>
             <w:vAlign w:val="center"/>
           </w:tcPr>
           <w:p>
             <w:r>
-              <w:t>术语、符号和中英文间距需统一</w:t>
+              <w:t>“水泵”指标对象不够具体</w:t>
             </w:r>
           </w:p>
         </w:tc>
         <w:tc>
           <w:tcPr>
-            <w:tcW w:type="dxa" w:w="2408"/>
+            <w:tcW w:type="dxa" w:w="2422"/>
             <w:tcMar>
-              <w:top w:w="100" w:type="dxa"/>
-              <w:start w:w="120" w:type="dxa"/>
-              <w:bottom w:w="100" w:type="dxa"/>
-              <w:end w:w="120" w:type="dxa"/>
+              <w:top w:w="110" w:type="dxa"/>
+              <w:start w:w="110" w:type="dxa"/>
+              <w:bottom w:w="110" w:type="dxa"/>
+              <w:end w:w="110" w:type="dxa"/>
             </w:tcMar>
             <w:vAlign w:val="center"/>
           </w:tcPr>
           <w:p>
             <w:r>
-              <w:t>首次定义缩写，统一24 h、168 h、百分点等表达。</w:t>
+              <w:t>明确是冷冻水泵、冷却水泵、总泵功率或聚合值。</w:t>
             </w:r>
           </w:p>
         </w:tc>
@@ -6215,12 +3773,12 @@
       <w:tr>
         <w:tc>
           <w:tcPr>
-            <w:tcW w:type="dxa" w:w="2408"/>
+            <w:tcW w:type="dxa" w:w="2422"/>
             <w:tcMar>
-              <w:top w:w="100" w:type="dxa"/>
-              <w:start w:w="120" w:type="dxa"/>
-              <w:bottom w:w="100" w:type="dxa"/>
-              <w:end w:w="120" w:type="dxa"/>
+              <w:top w:w="110" w:type="dxa"/>
+              <w:start w:w="110" w:type="dxa"/>
+              <w:bottom w:w="110" w:type="dxa"/>
+              <w:end w:w="110" w:type="dxa"/>
             </w:tcMar>
             <w:vAlign w:val="center"/>
             <w:shd w:fill="E2F0D9"/>
@@ -6236,126 +3794,52 @@
         </w:tc>
         <w:tc>
           <w:tcPr>
-            <w:tcW w:type="dxa" w:w="2408"/>
+            <w:tcW w:type="dxa" w:w="2422"/>
             <w:tcMar>
-              <w:top w:w="100" w:type="dxa"/>
-              <w:start w:w="120" w:type="dxa"/>
-              <w:bottom w:w="100" w:type="dxa"/>
-              <w:end w:w="120" w:type="dxa"/>
+              <w:top w:w="110" w:type="dxa"/>
+              <w:start w:w="110" w:type="dxa"/>
+              <w:bottom w:w="110" w:type="dxa"/>
+              <w:end w:w="110" w:type="dxa"/>
             </w:tcMar>
             <w:vAlign w:val="center"/>
           </w:tcPr>
           <w:p>
             <w:r>
-              <w:t>[SRC-T6A]、[SRC-T6C]</w:t>
+              <w:t>[P9]、[P16]、[P32]、[T14]</w:t>
             </w:r>
           </w:p>
         </w:tc>
         <w:tc>
           <w:tcPr>
-            <w:tcW w:type="dxa" w:w="2408"/>
+            <w:tcW w:type="dxa" w:w="2422"/>
             <w:tcMar>
-              <w:top w:w="100" w:type="dxa"/>
-              <w:start w:w="120" w:type="dxa"/>
-              <w:bottom w:w="100" w:type="dxa"/>
-              <w:end w:w="120" w:type="dxa"/>
+              <w:top w:w="110" w:type="dxa"/>
+              <w:start w:w="110" w:type="dxa"/>
+              <w:bottom w:w="110" w:type="dxa"/>
+              <w:end w:w="110" w:type="dxa"/>
             </w:tcMar>
             <w:vAlign w:val="center"/>
           </w:tcPr>
           <w:p>
             <w:r>
-              <w:t>“水泵”指标对象过于笼统</w:t>
+              <w:t>日期和区间格式建议统一</w:t>
             </w:r>
           </w:p>
         </w:tc>
         <w:tc>
           <w:tcPr>
-            <w:tcW w:type="dxa" w:w="2408"/>
+            <w:tcW w:type="dxa" w:w="2422"/>
             <w:tcMar>
-              <w:top w:w="100" w:type="dxa"/>
-              <w:start w:w="120" w:type="dxa"/>
-              <w:bottom w:w="100" w:type="dxa"/>
-              <w:end w:w="120" w:type="dxa"/>
+              <w:top w:w="110" w:type="dxa"/>
+              <w:start w:w="110" w:type="dxa"/>
+              <w:bottom w:w="110" w:type="dxa"/>
+              <w:end w:w="110" w:type="dxa"/>
             </w:tcMar>
             <w:vAlign w:val="center"/>
           </w:tcPr>
           <w:p>
             <w:r>
-              <w:t>明确冷冻水泵、冷却水泵、总泵功率或聚合口径。</w:t>
-            </w:r>
-          </w:p>
-        </w:tc>
-      </w:tr>
-      <w:tr>
-        <w:tc>
-          <w:tcPr>
-            <w:tcW w:type="dxa" w:w="2408"/>
-            <w:tcMar>
-              <w:top w:w="100" w:type="dxa"/>
-              <w:start w:w="120" w:type="dxa"/>
-              <w:bottom w:w="100" w:type="dxa"/>
-              <w:end w:w="120" w:type="dxa"/>
-            </w:tcMar>
-            <w:vAlign w:val="center"/>
-            <w:shd w:fill="E2F0D9"/>
-          </w:tcPr>
-          <w:p>
-            <w:r>
-              <w:rPr>
-                <w:b/>
-              </w:rPr>
-              <w:t>[LOW-04]</w:t>
-            </w:r>
-          </w:p>
-        </w:tc>
-        <w:tc>
-          <w:tcPr>
-            <w:tcW w:type="dxa" w:w="2408"/>
-            <w:tcMar>
-              <w:top w:w="100" w:type="dxa"/>
-              <w:start w:w="120" w:type="dxa"/>
-              <w:bottom w:w="100" w:type="dxa"/>
-              <w:end w:w="120" w:type="dxa"/>
-            </w:tcMar>
-            <w:vAlign w:val="center"/>
-          </w:tcPr>
-          <w:p>
-            <w:r>
-              <w:t>[SRC-T4]、[SRC-T5]、[SRC-T6]、[SRC-T7]</w:t>
-            </w:r>
-          </w:p>
-        </w:tc>
-        <w:tc>
-          <w:tcPr>
-            <w:tcW w:type="dxa" w:w="2408"/>
-            <w:tcMar>
-              <w:top w:w="100" w:type="dxa"/>
-              <w:start w:w="120" w:type="dxa"/>
-              <w:bottom w:w="100" w:type="dxa"/>
-              <w:end w:w="120" w:type="dxa"/>
-            </w:tcMar>
-            <w:vAlign w:val="center"/>
-          </w:tcPr>
-          <w:p>
-            <w:r>
-              <w:t>表号与子表命名应做终稿巡检</w:t>
-            </w:r>
-          </w:p>
-        </w:tc>
-        <w:tc>
-          <w:tcPr>
-            <w:tcW w:type="dxa" w:w="2408"/>
-            <w:tcMar>
-              <w:top w:w="100" w:type="dxa"/>
-              <w:start w:w="120" w:type="dxa"/>
-              <w:bottom w:w="100" w:type="dxa"/>
-              <w:end w:w="120" w:type="dxa"/>
-            </w:tcMar>
-            <w:vAlign w:val="center"/>
-          </w:tcPr>
-          <w:p>
-            <w:r>
-              <w:t>在正式源Word中更新题注和交叉引用，核对表序连续性。</w:t>
+              <w:t>正文使用无歧义日期区间，提交日期保留模板格式。</w:t>
             </w:r>
           </w:p>
         </w:tc>
@@ -6369,7 +3853,6 @@
     <w:p>
       <w:pPr>
         <w:pStyle w:val="Heading1"/>
-        <w:keepNext/>
       </w:pPr>
       <w:r>
         <w:t>提交前最小闭环</w:t>
@@ -6380,7 +3863,7 @@
         <w:pStyle w:val="ListNumber"/>
       </w:pPr>
       <w:r>
-        <w:t>负责人确认队名并消除全部模板占位符。</w:t>
+        <w:t>负责人确认队名并清除所有必填占位符。</w:t>
       </w:r>
     </w:p>
     <w:p>
@@ -6388,7 +3871,7 @@
         <w:pStyle w:val="ListNumber"/>
       </w:pPr>
       <w:r>
-        <w:t>项目B负责人补齐逐时、极端、设备和节能结果及计算日志。</w:t>
+        <w:t>项目B负责人补齐T2、T5、T8、T10–T12及相应正文和计算日志。</w:t>
       </w:r>
     </w:p>
     <w:p>
@@ -6396,7 +3879,7 @@
         <w:pStyle w:val="ListNumber"/>
       </w:pPr>
       <w:r>
-        <w:t>节能负责人补齐项目C与加权结果，并注明边界、单位和权重。</w:t>
+        <w:t>节能负责人补齐T13的B、C与加权结果，注明单位、边界和权重。</w:t>
       </w:r>
     </w:p>
     <w:p>
@@ -6404,7 +3887,7 @@
         <w:pStyle w:val="ListNumber"/>
       </w:pPr>
       <w:r>
-        <w:t>模型负责人核对表6C列义及MAPE阈值，复算24.33和10.01。</w:t>
+        <w:t>模型负责人复算T9冷机24.33和水泵10.01，形成对“≤6%”线的处置说明。</w:t>
       </w:r>
     </w:p>
     <w:p>
@@ -6412,7 +3895,7 @@
         <w:pStyle w:val="ListNumber"/>
       </w:pPr>
       <w:r>
-        <w:t>文稿负责人补足TFT—GBM协议差异和全链路防泄漏证据。</w:t>
+        <w:t>文稿负责人补足TFT—GBM协议差异、完美预报代理边界和全链路防泄漏证据。</w:t>
       </w:r>
     </w:p>
     <w:p>
@@ -6420,33 +3903,27 @@
         <w:pStyle w:val="ListNumber"/>
       </w:pPr>
       <w:r>
-        <w:t>在正式源.docx上完成15表、122段、字数、单位、机构名、签字和格式终检。</w:t>
+        <w:t>在最终Word中检查600字限制、百分号、表格空值、设备名称和实际签署状态。</w:t>
       </w:r>
     </w:p>
     <w:p>
       <w:pPr>
         <w:pStyle w:val="Heading2"/>
-        <w:keepNext/>
-      </w:pPr>
-      <w:r>
-        <w:t>来源限制</w:t>
+      </w:pPr>
+      <w:r>
+        <w:t>数据边界</w:t>
       </w:r>
     </w:p>
     <w:p>
       <w:r>
-        <w:t>本文件没有、也不声称复原结构化dump未提供的内容：原稿122个段落的逐段文字、15张表的完整表头与全部行列、表1和表3除示例外的逐时值、表4全部内容，以及表5—表7未列出的行。</w:t>
-      </w:r>
-    </w:p>
-    <w:p>
-      <w:r>
-        <w:t>竞赛数据处理原则：未知即标未知；占位符保持占位；未经原始数据与脚本复算，不修改任何竞赛数字。</w:t>
+        <w:t>全文抽提只给状态而未列逐行值的单元格，本批注版不展开；所有【请填写数据】和空白均保留，不根据竞赛逻辑补造数字。</w:t>
       </w:r>
     </w:p>
     <w:sectPr>
       <w:headerReference w:type="default" r:id="rId9"/>
       <w:footerReference w:type="default" r:id="rId10"/>
       <w:pgSz w:w="12240" w:h="15840"/>
-      <w:pgMar w:top="1247" w:right="1247" w:bottom="1134" w:left="1361" w:header="567" w:footer="567" w:gutter="0"/>
+      <w:pgMar w:top="1191" w:right="1247" w:bottom="1077" w:left="1304" w:header="720" w:footer="720" w:gutter="0"/>
       <w:cols w:space="720"/>
       <w:docGrid w:linePitch="360"/>
     </w:sectPr>
@@ -6456,7 +3933,7 @@
 
 <file path=word/comments.xml><?xml version="1.0" encoding="utf-8"?>
 <w:comments xmlns:a="http://schemas.openxmlformats.org/drawingml/2006/main" xmlns:pic="http://schemas.openxmlformats.org/drawingml/2006/picture" xmlns:r="http://schemas.openxmlformats.org/officeDocument/2006/relationships" xmlns:w="http://schemas.openxmlformats.org/wordprocessingml/2006/main" xmlns:wp="http://schemas.openxmlformats.org/drawingml/2006/wordprocessingDrawing" xmlns:mc="http://schemas.openxmlformats.org/markup-compatibility/2006" xmlns:a14="http://schemas.microsoft.com/office/drawing/2010/main" xmlns:w14="http://schemas.microsoft.com/office/word/2010/wordml" xmlns:wpc="http://schemas.microsoft.com/office/word/2010/wordprocessingCanvas">
-  <w:comment w:id="0" w:author="GPT-5.6" w:initials="G56" w:date="2026-09-08T09:21:51Z">
+  <w:comment w:id="0" w:author="GPT-5.6" w:initials="G56" w:date="2026-09-08T09:32:04Z">
     <w:p>
       <w:pPr>
         <w:pStyle w:val="CommentText"/>
@@ -6468,7 +3945,7 @@
         <w:annotationRef/>
       </w:r>
       <w:r>
-        <w:t>[BLOCK-01｜阻断] 封面与基本信息缺少队伍名称</w:t>
+        <w:t>[BLOCK-01｜阻断] 队伍名称这一必填身份字段未填写</w:t>
       </w:r>
     </w:p>
     <w:p>
@@ -6476,7 +3953,7 @@
         <w:pStyle w:val="CommentText"/>
       </w:pPr>
       <w:r>
-        <w:t>锚点：[SRC-COVER]、[SRC-T0]</w:t>
+        <w:t>锚点：[P8]、[P11]、[T0]</w:t>
       </w:r>
     </w:p>
     <w:p>
@@ -6484,11 +3961,11 @@
         <w:pStyle w:val="CommentText"/>
       </w:pPr>
       <w:r>
-        <w:t>建议：由负责人确认正式队名，在封面和基本信息表同步填写，并与报名信息逐字核对。</w:t>
+        <w:t>建议：依据报名信息确认正式队名，在P8和T0同步填写。</w:t>
       </w:r>
     </w:p>
   </w:comment>
-  <w:comment w:id="1" w:author="GPT-5.6" w:initials="G56" w:date="2026-09-08T09:21:51Z">
+  <w:comment w:id="1" w:author="GPT-5.6" w:initials="G56" w:date="2026-09-08T09:32:04Z">
     <w:p>
       <w:pPr>
         <w:pStyle w:val="CommentText"/>
@@ -6500,7 +3977,7 @@
         <w:annotationRef/>
       </w:r>
       <w:r>
-        <w:t>[BLOCK-01｜阻断] 封面与基本信息缺少队伍名称</w:t>
+        <w:t>[LOW-03｜低] 日期和区间格式建议统一</w:t>
       </w:r>
     </w:p>
     <w:p>
@@ -6508,7 +3985,7 @@
         <w:pStyle w:val="CommentText"/>
       </w:pPr>
       <w:r>
-        <w:t>锚点：[SRC-COVER]、[SRC-T0]</w:t>
+        <w:t>锚点：[P9]、[P16]、[P32]、[T14]</w:t>
       </w:r>
     </w:p>
     <w:p>
@@ -6516,11 +3993,11 @@
         <w:pStyle w:val="CommentText"/>
       </w:pPr>
       <w:r>
-        <w:t>建议：由负责人确认正式队名，在封面和基本信息表同步填写，并与报名信息逐字核对。</w:t>
+        <w:t>建议：正文使用无歧义日期区间，提交日期保留模板格式。</w:t>
       </w:r>
     </w:p>
   </w:comment>
-  <w:comment w:id="2" w:author="GPT-5.6" w:initials="G56" w:date="2026-09-08T09:21:51Z">
+  <w:comment w:id="2" w:author="GPT-5.6" w:initials="G56" w:date="2026-09-08T09:32:04Z">
     <w:p>
       <w:pPr>
         <w:pStyle w:val="CommentText"/>
@@ -6532,7 +4009,7 @@
         <w:annotationRef/>
       </w:r>
       <w:r>
-        <w:t>[MED-04｜中] 机构名称疑似不规范</w:t>
+        <w:t>[BLOCK-01｜阻断] 队伍名称这一必填身份字段未填写</w:t>
       </w:r>
     </w:p>
     <w:p>
@@ -6540,7 +4017,7 @@
         <w:pStyle w:val="CommentText"/>
       </w:pPr>
       <w:r>
-        <w:t>锚点：[SRC-T0]</w:t>
+        <w:t>锚点：[P8]、[P11]、[T0]</w:t>
       </w:r>
     </w:p>
     <w:p>
@@ -6548,11 +4025,11 @@
         <w:pStyle w:val="CommentText"/>
       </w:pPr>
       <w:r>
-        <w:t>建议：以报名材料或单位官网核对“中国建筑科学院有限公司”是否应为“中国建筑科学研究院有限公司”。</w:t>
+        <w:t>建议：依据报名信息确认正式队名，在P8和T0同步填写。</w:t>
       </w:r>
     </w:p>
   </w:comment>
-  <w:comment w:id="3" w:author="GPT-5.6" w:initials="G56" w:date="2026-09-08T09:21:51Z">
+  <w:comment w:id="3" w:author="GPT-5.6" w:initials="G56" w:date="2026-09-08T09:32:04Z">
     <w:p>
       <w:pPr>
         <w:pStyle w:val="CommentText"/>
@@ -6564,7 +4041,7 @@
         <w:annotationRef/>
       </w:r>
       <w:r>
-        <w:t>[MED-05｜中] 外部气象补值“+1°C”的依据与泄漏边界未说明</w:t>
+        <w:t>[BLOCK-02｜阻断] 项目B核心预测结果链路缺失</w:t>
       </w:r>
     </w:p>
     <w:p>
@@ -6572,7 +4049,7 @@
         <w:pStyle w:val="CommentText"/>
       </w:pPr>
       <w:r>
-        <w:t>锚点：[SRC-2.1]、[SRC-3.1]</w:t>
+        <w:t>锚点：[P11]、[T2]、[T5]、[T8]、[T10–T12]</w:t>
       </w:r>
     </w:p>
     <w:p>
@@ -6580,11 +4057,11 @@
         <w:pStyle w:val="CommentText"/>
       </w:pPr>
       <w:r>
-        <w:t>建议：说明数据源、发布时间、站点映射、偏差估计和考核时可获得性。</w:t>
+        <w:t>建议：从最终脚本补齐B的逐时、极端和设备结果并保留日志，不得推测数值。</w:t>
       </w:r>
     </w:p>
   </w:comment>
-  <w:comment w:id="4" w:author="GPT-5.6" w:initials="G56" w:date="2026-09-08T09:21:51Z">
+  <w:comment w:id="4" w:author="GPT-5.6" w:initials="G56" w:date="2026-09-08T09:32:04Z">
     <w:p>
       <w:pPr>
         <w:pStyle w:val="CommentText"/>
@@ -6596,7 +4073,7 @@
         <w:annotationRef/>
       </w:r>
       <w:r>
-        <w:t>[MED-06｜中] 数据弃用与有效小时数缺少量化依据</w:t>
+        <w:t>[MED-01｜中] 600字限制需要按正式口径逐部分核验</w:t>
       </w:r>
     </w:p>
     <w:p>
@@ -6604,7 +4081,7 @@
         <w:pStyle w:val="CommentText"/>
       </w:pPr>
       <w:r>
-        <w:t>锚点：[SRC-2.1]、[SRC-2.2]</w:t>
+        <w:t>锚点：[P11]、[P13]、[P14]、[P19]、[P23–P28]</w:t>
       </w:r>
     </w:p>
     <w:p>
@@ -6612,11 +4089,11 @@
         <w:pStyle w:val="CommentText"/>
       </w:pPr>
       <w:r>
-        <w:t>建议：增加从原始小时数到A=1462、C=1285的清洗漏斗及弃用区间证据。</w:t>
+        <w:t>建议：在最终Word中分别统计受限部分并保存计数记录。</w:t>
       </w:r>
     </w:p>
   </w:comment>
-  <w:comment w:id="5" w:author="GPT-5.6" w:initials="G56" w:date="2026-09-08T09:21:51Z">
+  <w:comment w:id="5" w:author="GPT-5.6" w:initials="G56" w:date="2026-09-08T09:32:04Z">
     <w:p>
       <w:pPr>
         <w:pStyle w:val="CommentText"/>
@@ -6628,7 +4105,7 @@
         <w:annotationRef/>
       </w:r>
       <w:r>
-        <w:t>[HIGH-06｜高] 范围声明与第5章节能填报存在边界冲突</w:t>
+        <w:t>[MED-01｜中] 600字限制需要按正式口径逐部分核验</w:t>
       </w:r>
     </w:p>
     <w:p>
@@ -6636,7 +4113,7 @@
         <w:pStyle w:val="CommentText"/>
       </w:pPr>
       <w:r>
-        <w:t>锚点：[SRC-2.1]、[SRC-5/T8]、[SRC-5.2]</w:t>
+        <w:t>锚点：[P11]、[P13]、[P14]、[P19]、[P23–P28]</w:t>
       </w:r>
     </w:p>
     <w:p>
@@ -6644,11 +4121,11 @@
         <w:pStyle w:val="CommentText"/>
       </w:pPr>
       <w:r>
-        <w:t>建议：区分本队建模、联合仿真、合作方策略和最终提交责任，说明第5章数据来源。</w:t>
+        <w:t>建议：在最终Word中分别统计受限部分并保存计数记录。</w:t>
       </w:r>
     </w:p>
   </w:comment>
-  <w:comment w:id="6" w:author="GPT-5.6" w:initials="G56" w:date="2026-09-08T09:21:51Z">
+  <w:comment w:id="6" w:author="GPT-5.6" w:initials="G56" w:date="2026-09-08T09:32:04Z">
     <w:p>
       <w:pPr>
         <w:pStyle w:val="CommentText"/>
@@ -6660,7 +4137,7 @@
         <w:annotationRef/>
       </w:r>
       <w:r>
-        <w:t>[MED-07｜中] 冷量恒等式及派生流量的单位链需补全</w:t>
+        <w:t>[HIGH-07｜高] 范围声明与第5章节能结果存在责任边界冲突</w:t>
       </w:r>
     </w:p>
     <w:p>
@@ -6668,7 +4145,7 @@
         <w:pStyle w:val="CommentText"/>
       </w:pPr>
       <w:r>
-        <w:t>锚点：[SRC-2.2]、[SRC-2.3]</w:t>
+        <w:t>锚点：[P15]、[P16]、[T13]、[§5–7]</w:t>
       </w:r>
     </w:p>
     <w:p>
@@ -6676,11 +4153,11 @@
         <w:pStyle w:val="CommentText"/>
       </w:pPr>
       <w:r>
-        <w:t>建议：列明变量单位、密度假设、采样周期、符号方向和小温差保护。</w:t>
+        <w:t>建议：区分本队预测、联合仿真、合作方策略和最终提交责任，注明T13来源。</w:t>
       </w:r>
     </w:p>
   </w:comment>
-  <w:comment w:id="7" w:author="GPT-5.6" w:initials="G56" w:date="2026-09-08T09:21:51Z">
+  <w:comment w:id="7" w:author="GPT-5.6" w:initials="G56" w:date="2026-09-08T09:32:04Z">
     <w:p>
       <w:pPr>
         <w:pStyle w:val="CommentText"/>
@@ -6692,7 +4169,7 @@
         <w:annotationRef/>
       </w:r>
       <w:r>
-        <w:t>[HIGH-05｜高] 项目B缺少与A/C同等级的方法说明</w:t>
+        <w:t>[MED-04｜中] 数据弃用窗口和有效小时数缺少清洗漏斗</w:t>
       </w:r>
     </w:p>
     <w:p>
@@ -6700,7 +4177,7 @@
         <w:pStyle w:val="CommentText"/>
       </w:pPr>
       <w:r>
-        <w:t>锚点：[SRC-2.2]、[SRC-5.2]、[SRC-6.1]</w:t>
+        <w:t>锚点：[P16]、[P21]</w:t>
       </w:r>
     </w:p>
     <w:p>
@@ -6708,11 +4185,11 @@
         <w:pStyle w:val="CommentText"/>
       </w:pPr>
       <w:r>
-        <w:t>建议：补充B的数据、模型、训练窗、验证协议、节能策略与结果解释。</w:t>
+        <w:t>建议：补原始小时数、规则命中、重叠、整段剔除与最终有效数。</w:t>
       </w:r>
     </w:p>
   </w:comment>
-  <w:comment w:id="8" w:author="GPT-5.6" w:initials="G56" w:date="2026-09-08T09:21:51Z">
+  <w:comment w:id="8" w:author="GPT-5.6" w:initials="G56" w:date="2026-09-08T09:32:04Z">
     <w:p>
       <w:pPr>
         <w:pStyle w:val="CommentText"/>
@@ -6724,7 +4201,7 @@
         <w:annotationRef/>
       </w:r>
       <w:r>
-        <w:t>[MED-10｜中] 复现要素对GBM和B项目覆盖不足</w:t>
+        <w:t>[HIGH-04｜高] “完美预报代理”与真实日前场景存在口径风险</w:t>
       </w:r>
     </w:p>
     <w:p>
@@ -6732,7 +4209,7 @@
         <w:pStyle w:val="CommentText"/>
       </w:pPr>
       <w:r>
-        <w:t>锚点：[SRC-2.3]、[SRC-3.1]、[SRC-6.1]</w:t>
+        <w:t>锚点：[P16]、[P32]</w:t>
       </w:r>
     </w:p>
     <w:p>
@@ -6740,11 +4217,11 @@
         <w:pStyle w:val="CommentText"/>
       </w:pPr>
       <w:r>
-        <w:t>建议：增加依赖版本、种子、数据版本、代码提交号和运行入口。</w:t>
+        <w:t>建议：说明外部气象来源和可得时间，区分缺测补值与目标日预报并量化代理差异。</w:t>
       </w:r>
     </w:p>
   </w:comment>
-  <w:comment w:id="9" w:author="GPT-5.6" w:initials="G56" w:date="2026-09-08T09:21:51Z">
+  <w:comment w:id="9" w:author="GPT-5.6" w:initials="G56" w:date="2026-09-08T09:32:04Z">
     <w:p>
       <w:pPr>
         <w:pStyle w:val="CommentText"/>
@@ -6756,7 +4233,7 @@
         <w:annotationRef/>
       </w:r>
       <w:r>
-        <w:t>[HIGH-02｜高] TFT主线与项目A每日重训GBM口径不一致</w:t>
+        <w:t>[MED-08｜中] 按天配对bootstrap缺少报告结果</w:t>
       </w:r>
     </w:p>
     <w:p>
@@ -6764,7 +4241,7 @@
         <w:pStyle w:val="CommentText"/>
       </w:pPr>
       <w:r>
-        <w:t>锚点：[SRC-2.2]、[SRC-3.1]、[SRC-T1]</w:t>
+        <w:t>锚点：[P16]、[P21]</w:t>
       </w:r>
     </w:p>
     <w:p>
@@ -6772,11 +4249,11 @@
         <w:pStyle w:val="CommentText"/>
       </w:pPr>
       <w:r>
-        <w:t>建议：补充换模触发条件、滚动边界、特征、超参、重训频率、随机性来源和适用表格。</w:t>
+        <w:t>建议：补比较对象、重采样次数、置信区间和显著性判定，或删除过度承诺。</w:t>
       </w:r>
     </w:p>
   </w:comment>
-  <w:comment w:id="10" w:author="GPT-5.6" w:initials="G56" w:date="2026-09-08T09:21:51Z">
+  <w:comment w:id="10" w:author="GPT-5.6" w:initials="G56" w:date="2026-09-08T09:32:04Z">
     <w:p>
       <w:pPr>
         <w:pStyle w:val="CommentText"/>
@@ -6788,7 +4265,7 @@
         <w:annotationRef/>
       </w:r>
       <w:r>
-        <w:t>[HIGH-03｜高] 项目A考核日在所述训练期内，防泄漏证据不足</w:t>
+        <w:t>[HIGH-07｜高] 范围声明与第5章节能结果存在责任边界冲突</w:t>
       </w:r>
     </w:p>
     <w:p>
@@ -6796,7 +4273,7 @@
         <w:pStyle w:val="CommentText"/>
       </w:pPr>
       <w:r>
-        <w:t>锚点：[SRC-2.2]、[SRC-3.1]</w:t>
+        <w:t>锚点：[P15]、[P16]、[T13]、[§5–7]</w:t>
       </w:r>
     </w:p>
     <w:p>
@@ -6804,11 +4281,11 @@
         <w:pStyle w:val="CommentText"/>
       </w:pPr>
       <w:r>
-        <w:t>建议：提供时间轴，并证明清洗、标准化、外部天气和累计电度基数均未使用未来信息。</w:t>
+        <w:t>建议：区分本队预测、联合仿真、合作方策略和最终提交责任，注明T13来源。</w:t>
       </w:r>
     </w:p>
   </w:comment>
-  <w:comment w:id="11" w:author="GPT-5.6" w:initials="G56" w:date="2026-09-08T09:21:51Z">
+  <w:comment w:id="11" w:author="GPT-5.6" w:initials="G56" w:date="2026-09-08T09:32:04Z">
     <w:p>
       <w:pPr>
         <w:pStyle w:val="CommentText"/>
@@ -6820,7 +4297,7 @@
         <w:annotationRef/>
       </w:r>
       <w:r>
-        <w:t>[BLOCK-02｜阻断] 项目B核心结果链路缺失</w:t>
+        <w:t>[LOW-01｜低] 中英文术语、符号与空格不统一</w:t>
       </w:r>
     </w:p>
     <w:p>
@@ -6828,7 +4305,7 @@
         <w:pStyle w:val="CommentText"/>
       </w:pPr>
       <w:r>
-        <w:t>锚点：[SRC-T2]、[SRC-T5B-C]、[SRC-T6B]、[SRC-T7]</w:t>
+        <w:t>锚点：[P16]、[P21]、[P32]</w:t>
       </w:r>
     </w:p>
     <w:p>
@@ -6836,11 +4313,11 @@
         <w:pStyle w:val="CommentText"/>
       </w:pPr>
       <w:r>
-        <w:t>建议：从最终评测脚本导出逐时、极端工况和设备结果，保留计算日志；不得推测或留占位符。</w:t>
+        <w:t>建议：首次定义缩写，统一24 h、百分点等表达。</w:t>
       </w:r>
     </w:p>
   </w:comment>
-  <w:comment w:id="12" w:author="GPT-5.6" w:initials="G56" w:date="2026-09-08T09:21:51Z">
+  <w:comment w:id="12" w:author="GPT-5.6" w:initials="G56" w:date="2026-09-08T09:32:04Z">
     <w:p>
       <w:pPr>
         <w:pStyle w:val="CommentText"/>
@@ -6852,7 +4329,7 @@
         <w:annotationRef/>
       </w:r>
       <w:r>
-        <w:t>[MED-02｜中] 项目C表3相对误差单位不统一</w:t>
+        <w:t>[HIGH-06｜高] 项目B缺少与A/C同等级的方法说明</w:t>
       </w:r>
     </w:p>
     <w:p>
@@ -6860,7 +4337,7 @@
         <w:pStyle w:val="CommentText"/>
       </w:pPr>
       <w:r>
-        <w:t>锚点：[SRC-T3]</w:t>
+        <w:t>锚点：[P21]、[P32]、[§5–7]</w:t>
       </w:r>
     </w:p>
     <w:p>
@@ -6868,11 +4345,11 @@
         <w:pStyle w:val="CommentText"/>
       </w:pPr>
       <w:r>
-        <w:t>建议：核对公式后统一百分数或比例格式，表头与单元格采用同一单位。</w:t>
+        <w:t>建议：补B的数据、模型、训练窗、评测协议、节能策略和结果解释。</w:t>
       </w:r>
     </w:p>
   </w:comment>
-  <w:comment w:id="13" w:author="GPT-5.6" w:initials="G56" w:date="2026-09-08T09:21:51Z">
+  <w:comment w:id="13" w:author="GPT-5.6" w:initials="G56" w:date="2026-09-08T09:32:04Z">
     <w:p>
       <w:pPr>
         <w:pStyle w:val="CommentText"/>
@@ -6884,7 +4361,7 @@
         <w:annotationRef/>
       </w:r>
       <w:r>
-        <w:t>[BLOCK-04｜阻断] 原始提交稿缺席，无法完成最终格式与逐项核验</w:t>
+        <w:t>[MED-05｜中] 冷量恒等式的单位链和边界处理未说明</w:t>
       </w:r>
     </w:p>
     <w:p>
@@ -6892,7 +4369,7 @@
         <w:pStyle w:val="CommentText"/>
       </w:pPr>
       <w:r>
-        <w:t>锚点：[SRC-无法复原的范围]</w:t>
+        <w:t>锚点：[P21]、[P23–P28]</w:t>
       </w:r>
     </w:p>
     <w:p>
@@ -6900,11 +4377,11 @@
         <w:pStyle w:val="CommentText"/>
       </w:pPr>
       <w:r>
-        <w:t>建议：取得正式源文件，在原稿上完成122段、15表、占位符、字数、样式和签字终检。</w:t>
+        <w:t>建议：列明变量单位、密度、采样周期、符号方向和小温差保护。</w:t>
       </w:r>
     </w:p>
   </w:comment>
-  <w:comment w:id="14" w:author="GPT-5.6" w:initials="G56" w:date="2026-09-08T09:21:51Z">
+  <w:comment w:id="14" w:author="GPT-5.6" w:initials="G56" w:date="2026-09-08T09:32:04Z">
     <w:p>
       <w:pPr>
         <w:pStyle w:val="CommentText"/>
@@ -6916,7 +4393,7 @@
         <w:annotationRef/>
       </w:r>
       <w:r>
-        <w:t>[MED-03｜中] 极端工况MAPE的百分号与小数口径需统一</w:t>
+        <w:t>[MED-04｜中] 数据弃用窗口和有效小时数缺少清洗漏斗</w:t>
       </w:r>
     </w:p>
     <w:p>
@@ -6924,7 +4401,7 @@
         <w:pStyle w:val="CommentText"/>
       </w:pPr>
       <w:r>
-        <w:t>锚点：[SRC-T5A]</w:t>
+        <w:t>锚点：[P16]、[P21]</w:t>
       </w:r>
     </w:p>
     <w:p>
@@ -6932,11 +4409,11 @@
         <w:pStyle w:val="CommentText"/>
       </w:pPr>
       <w:r>
-        <w:t>建议：统一使用“MAPE（%）”表头或逐值百分号，不要混用。</w:t>
+        <w:t>建议：补原始小时数、规则命中、重叠、整段剔除与最终有效数。</w:t>
       </w:r>
     </w:p>
   </w:comment>
-  <w:comment w:id="15" w:author="GPT-5.6" w:initials="G56" w:date="2026-09-08T09:21:51Z">
+  <w:comment w:id="15" w:author="GPT-5.6" w:initials="G56" w:date="2026-09-08T09:32:04Z">
     <w:p>
       <w:pPr>
         <w:pStyle w:val="CommentText"/>
@@ -6948,7 +4425,7 @@
         <w:annotationRef/>
       </w:r>
       <w:r>
-        <w:t>[HIGH-04｜高] 极端工况结果未形成完整横向证据</w:t>
+        <w:t>[MED-05｜中] 冷量恒等式的单位链和边界处理未说明</w:t>
       </w:r>
     </w:p>
     <w:p>
@@ -6956,7 +4433,7 @@
         <w:pStyle w:val="CommentText"/>
       </w:pPr>
       <w:r>
-        <w:t>锚点：[SRC-T5A]、[SRC-T5B-C]、[SRC-T7]</w:t>
+        <w:t>锚点：[P21]、[P23–P28]</w:t>
       </w:r>
     </w:p>
     <w:p>
@@ -6964,11 +4441,11 @@
         <w:pStyle w:val="CommentText"/>
       </w:pPr>
       <w:r>
-        <w:t>建议：按模板补齐A/B/C每个工况的定义、样本数和指标；无样本时写合规说明，不留空。</w:t>
+        <w:t>建议：列明变量单位、密度、采样周期、符号方向和小温差保护。</w:t>
       </w:r>
     </w:p>
   </w:comment>
-  <w:comment w:id="16" w:author="GPT-5.6" w:initials="G56" w:date="2026-09-08T09:21:51Z">
+  <w:comment w:id="16" w:author="GPT-5.6" w:initials="G56" w:date="2026-09-08T09:32:04Z">
     <w:p>
       <w:pPr>
         <w:pStyle w:val="CommentText"/>
@@ -6980,7 +4457,7 @@
         <w:annotationRef/>
       </w:r>
       <w:r>
-        <w:t>[LOW-03｜低] “水泵”指标对象过于笼统</w:t>
+        <w:t>[MED-09｜中] 可复现交付对GBM和项目B覆盖不足</w:t>
       </w:r>
     </w:p>
     <w:p>
@@ -6988,7 +4465,7 @@
         <w:pStyle w:val="CommentText"/>
       </w:pPr>
       <w:r>
-        <w:t>锚点：[SRC-T6A]、[SRC-T6C]</w:t>
+        <w:t>锚点：[P23–P28]、[P32]</w:t>
       </w:r>
     </w:p>
     <w:p>
@@ -6996,11 +4473,11 @@
         <w:pStyle w:val="CommentText"/>
       </w:pPr>
       <w:r>
-        <w:t>建议：明确冷冻水泵、冷却水泵、总泵功率或聚合口径。</w:t>
+        <w:t>建议：补环境、依赖、数据版本、代码提交号和运行入口。</w:t>
       </w:r>
     </w:p>
   </w:comment>
-  <w:comment w:id="17" w:author="GPT-5.6" w:initials="G56" w:date="2026-09-08T09:21:51Z">
+  <w:comment w:id="17" w:author="GPT-5.6" w:initials="G56" w:date="2026-09-08T09:32:04Z">
     <w:p>
       <w:pPr>
         <w:pStyle w:val="CommentText"/>
@@ -7012,7 +4489,7 @@
         <w:annotationRef/>
       </w:r>
       <w:r>
-        <w:t>[BLOCK-02｜阻断] 项目B核心结果链路缺失</w:t>
+        <w:t>[HIGH-04｜高] “完美预报代理”与真实日前场景存在口径风险</w:t>
       </w:r>
     </w:p>
     <w:p>
@@ -7020,7 +4497,7 @@
         <w:pStyle w:val="CommentText"/>
       </w:pPr>
       <w:r>
-        <w:t>锚点：[SRC-T2]、[SRC-T5B-C]、[SRC-T6B]、[SRC-T7]</w:t>
+        <w:t>锚点：[P16]、[P32]</w:t>
       </w:r>
     </w:p>
     <w:p>
@@ -7028,11 +4505,11 @@
         <w:pStyle w:val="CommentText"/>
       </w:pPr>
       <w:r>
-        <w:t>建议：从最终评测脚本导出逐时、极端工况和设备结果，保留计算日志；不得推测或留占位符。</w:t>
+        <w:t>建议：说明外部气象来源和可得时间，区分缺测补值与目标日预报并量化代理差异。</w:t>
       </w:r>
     </w:p>
   </w:comment>
-  <w:comment w:id="18" w:author="GPT-5.6" w:initials="G56" w:date="2026-09-08T09:21:51Z">
+  <w:comment w:id="18" w:author="GPT-5.6" w:initials="G56" w:date="2026-09-08T09:32:04Z">
     <w:p>
       <w:pPr>
         <w:pStyle w:val="CommentText"/>
@@ -7044,7 +4521,7 @@
         <w:annotationRef/>
       </w:r>
       <w:r>
-        <w:t>[HIGH-01｜高] 项目C设备预测指标可能明显超阈值</w:t>
+        <w:t>[HIGH-03｜高] 项目A考核日在训练期内，防泄漏证据需覆盖全链路</w:t>
       </w:r>
     </w:p>
     <w:p>
@@ -7052,7 +4529,7 @@
         <w:pStyle w:val="CommentText"/>
       </w:pPr>
       <w:r>
-        <w:t>锚点：[SRC-T6C]</w:t>
+        <w:t>锚点：[P16]、[P21]、[P32]</w:t>
       </w:r>
     </w:p>
     <w:p>
@@ -7060,11 +4537,11 @@
         <w:pStyle w:val="CommentText"/>
       </w:pPr>
       <w:r>
-        <w:t>建议：先核实第三列是否为MAPE；若是，复算24.33和10.01并核对≤6%阈值出处，不能直接改数。</w:t>
+        <w:t>建议：补时间轴与数据血缘，覆盖清洗、补值、归一化、特征及累计量基数。</w:t>
       </w:r>
     </w:p>
   </w:comment>
-  <w:comment w:id="19" w:author="GPT-5.6" w:initials="G56" w:date="2026-09-08T09:21:51Z">
+  <w:comment w:id="19" w:author="GPT-5.6" w:initials="G56" w:date="2026-09-08T09:32:04Z">
     <w:p>
       <w:pPr>
         <w:pStyle w:val="CommentText"/>
@@ -7076,7 +4553,7 @@
         <w:annotationRef/>
       </w:r>
       <w:r>
-        <w:t>[LOW-03｜低] “水泵”指标对象过于笼统</w:t>
+        <w:t>[HIGH-02｜高] TFT主线与项目A每日重训梯度提升树口径不一致</w:t>
       </w:r>
     </w:p>
     <w:p>
@@ -7084,7 +4561,7 @@
         <w:pStyle w:val="CommentText"/>
       </w:pPr>
       <w:r>
-        <w:t>锚点：[SRC-T6A]、[SRC-T6C]</w:t>
+        <w:t>锚点：[P21]、[P32]、[T1]</w:t>
       </w:r>
     </w:p>
     <w:p>
@@ -7092,11 +4569,11 @@
         <w:pStyle w:val="CommentText"/>
       </w:pPr>
       <w:r>
-        <w:t>建议：明确冷冻水泵、冷却水泵、总泵功率或聚合口径。</w:t>
+        <w:t>建议：补例外触发条件、特征、超参数、滚动截止点和适用边界。</w:t>
       </w:r>
     </w:p>
   </w:comment>
-  <w:comment w:id="20" w:author="GPT-5.6" w:initials="G56" w:date="2026-09-08T09:21:51Z">
+  <w:comment w:id="20" w:author="GPT-5.6" w:initials="G56" w:date="2026-09-08T09:32:04Z">
     <w:p>
       <w:pPr>
         <w:pStyle w:val="CommentText"/>
@@ -7108,7 +4585,7 @@
         <w:annotationRef/>
       </w:r>
       <w:r>
-        <w:t>[HIGH-01｜高] 项目C设备预测指标可能明显超阈值</w:t>
+        <w:t>[MED-10｜中] 五种子均值在GBM协议中的随机性来源不明确</w:t>
       </w:r>
     </w:p>
     <w:p>
@@ -7116,7 +4593,7 @@
         <w:pStyle w:val="CommentText"/>
       </w:pPr>
       <w:r>
-        <w:t>锚点：[SRC-T6C]</w:t>
+        <w:t>锚点：[P21]、[P32]</w:t>
       </w:r>
     </w:p>
     <w:p>
@@ -7124,11 +4601,11 @@
         <w:pStyle w:val="CommentText"/>
       </w:pPr>
       <w:r>
-        <w:t>建议：先核实第三列是否为MAPE；若是，复算24.33和10.01并核对≤6%阈值出处，不能直接改数。</w:t>
+        <w:t>建议：说明GBM中受种子控制的过程；确定性实现则改为准确表述。</w:t>
       </w:r>
     </w:p>
   </w:comment>
-  <w:comment w:id="21" w:author="GPT-5.6" w:initials="G56" w:date="2026-09-08T09:21:51Z">
+  <w:comment w:id="21" w:author="GPT-5.6" w:initials="G56" w:date="2026-09-08T09:32:04Z">
     <w:p>
       <w:pPr>
         <w:pStyle w:val="CommentText"/>
@@ -7140,7 +4617,7 @@
         <w:annotationRef/>
       </w:r>
       <w:r>
-        <w:t>[HIGH-04｜高] 极端工况结果未形成完整横向证据</w:t>
+        <w:t>[BLOCK-01｜阻断] 队伍名称这一必填身份字段未填写</w:t>
       </w:r>
     </w:p>
     <w:p>
@@ -7148,7 +4625,7 @@
         <w:pStyle w:val="CommentText"/>
       </w:pPr>
       <w:r>
-        <w:t>锚点：[SRC-T5A]、[SRC-T5B-C]、[SRC-T7]</w:t>
+        <w:t>锚点：[P8]、[P11]、[T0]</w:t>
       </w:r>
     </w:p>
     <w:p>
@@ -7156,11 +4633,11 @@
         <w:pStyle w:val="CommentText"/>
       </w:pPr>
       <w:r>
-        <w:t>建议：按模板补齐A/B/C每个工况的定义、样本数和指标；无样本时写合规说明，不留空。</w:t>
+        <w:t>建议：依据报名信息确认正式队名，在P8和T0同步填写。</w:t>
       </w:r>
     </w:p>
   </w:comment>
-  <w:comment w:id="22" w:author="GPT-5.6" w:initials="G56" w:date="2026-09-08T09:21:51Z">
+  <w:comment w:id="22" w:author="GPT-5.6" w:initials="G56" w:date="2026-09-08T09:32:04Z">
     <w:p>
       <w:pPr>
         <w:pStyle w:val="CommentText"/>
@@ -7172,7 +4649,7 @@
         <w:annotationRef/>
       </w:r>
       <w:r>
-        <w:t>[BLOCK-02｜阻断] 项目B核心结果链路缺失</w:t>
+        <w:t>[BLOCK-02｜阻断] 项目B核心预测结果链路缺失</w:t>
       </w:r>
     </w:p>
     <w:p>
@@ -7180,7 +4657,7 @@
         <w:pStyle w:val="CommentText"/>
       </w:pPr>
       <w:r>
-        <w:t>锚点：[SRC-T2]、[SRC-T5B-C]、[SRC-T6B]、[SRC-T7]</w:t>
+        <w:t>锚点：[P11]、[T2]、[T5]、[T8]、[T10–T12]</w:t>
       </w:r>
     </w:p>
     <w:p>
@@ -7188,11 +4665,11 @@
         <w:pStyle w:val="CommentText"/>
       </w:pPr>
       <w:r>
-        <w:t>建议：从最终评测脚本导出逐时、极端工况和设备结果，保留计算日志；不得推测或留占位符。</w:t>
+        <w:t>建议：从最终脚本补齐B的逐时、极端和设备结果并保留日志，不得推测数值。</w:t>
       </w:r>
     </w:p>
   </w:comment>
-  <w:comment w:id="23" w:author="GPT-5.6" w:initials="G56" w:date="2026-09-08T09:21:51Z">
+  <w:comment w:id="23" w:author="GPT-5.6" w:initials="G56" w:date="2026-09-08T09:32:04Z">
     <w:p>
       <w:pPr>
         <w:pStyle w:val="CommentText"/>
@@ -7204,7 +4681,7 @@
         <w:annotationRef/>
       </w:r>
       <w:r>
-        <w:t>[BLOCK-03｜阻断] 节能结果不完整，整体成绩无法形成</w:t>
+        <w:t>[MED-02｜中] T3相对误差百分号不统一</w:t>
       </w:r>
     </w:p>
     <w:p>
@@ -7212,7 +4689,7 @@
         <w:pStyle w:val="CommentText"/>
       </w:pPr>
       <w:r>
-        <w:t>锚点：[SRC-5/T8]、[SRC-5.2]</w:t>
+        <w:t>锚点：[T3]</w:t>
       </w:r>
     </w:p>
     <w:p>
@@ -7220,11 +4697,11 @@
         <w:pStyle w:val="CommentText"/>
       </w:pPr>
       <w:r>
-        <w:t>建议：按官方基准和权重补齐B、C及加权结果，注明单位、周期、边界和公式。</w:t>
+        <w:t>建议：核对公式后统一表头和单元格百分数格式。</w:t>
       </w:r>
     </w:p>
   </w:comment>
-  <w:comment w:id="24" w:author="GPT-5.6" w:initials="G56" w:date="2026-09-08T09:21:51Z">
+  <w:comment w:id="24" w:author="GPT-5.6" w:initials="G56" w:date="2026-09-08T09:32:04Z">
     <w:p>
       <w:pPr>
         <w:pStyle w:val="CommentText"/>
@@ -7236,7 +4713,7 @@
         <w:annotationRef/>
       </w:r>
       <w:r>
-        <w:t>[BLOCK-03｜阻断] 节能结果不完整，整体成绩无法形成</w:t>
+        <w:t>[MED-03｜中] T4极端工况MAPE单位显示不明确</w:t>
       </w:r>
     </w:p>
     <w:p>
@@ -7244,7 +4721,7 @@
         <w:pStyle w:val="CommentText"/>
       </w:pPr>
       <w:r>
-        <w:t>锚点：[SRC-5/T8]、[SRC-5.2]</w:t>
+        <w:t>锚点：[T4]</w:t>
       </w:r>
     </w:p>
     <w:p>
@@ -7252,11 +4729,11 @@
         <w:pStyle w:val="CommentText"/>
       </w:pPr>
       <w:r>
-        <w:t>建议：按官方基准和权重补齐B、C及加权结果，注明单位、周期、边界和公式。</w:t>
+        <w:t>建议：统一使用MAPE（%）表头或逐值百分号。</w:t>
       </w:r>
     </w:p>
   </w:comment>
-  <w:comment w:id="25" w:author="GPT-5.6" w:initials="G56" w:date="2026-09-08T09:21:51Z">
+  <w:comment w:id="25" w:author="GPT-5.6" w:initials="G56" w:date="2026-09-08T09:32:04Z">
     <w:p>
       <w:pPr>
         <w:pStyle w:val="CommentText"/>
@@ -7268,7 +4745,7 @@
         <w:annotationRef/>
       </w:r>
       <w:r>
-        <w:t>[BLOCK-03｜阻断] 节能结果不完整，整体成绩无法形成</w:t>
+        <w:t>[HIGH-05｜高] 极端工况负荷与设备结果不完整</w:t>
       </w:r>
     </w:p>
     <w:p>
@@ -7276,7 +4753,7 @@
         <w:pStyle w:val="CommentText"/>
       </w:pPr>
       <w:r>
-        <w:t>锚点：[SRC-5/T8]、[SRC-5.2]</w:t>
+        <w:t>锚点：[T4]、[T5]、[T6]、[T10–T12]</w:t>
       </w:r>
     </w:p>
     <w:p>
@@ -7284,11 +4761,11 @@
         <w:pStyle w:val="CommentText"/>
       </w:pPr>
       <w:r>
-        <w:t>建议：按官方基准和权重补齐B、C及加权结果，注明单位、周期、边界和公式。</w:t>
+        <w:t>建议：逐工况补定义、样本数、时间范围和指标；无样本时给合规说明。</w:t>
       </w:r>
     </w:p>
   </w:comment>
-  <w:comment w:id="26" w:author="GPT-5.6" w:initials="G56" w:date="2026-09-08T09:21:51Z">
+  <w:comment w:id="26" w:author="GPT-5.6" w:initials="G56" w:date="2026-09-08T09:32:04Z">
     <w:p>
       <w:pPr>
         <w:pStyle w:val="CommentText"/>
@@ -7300,7 +4777,7 @@
         <w:annotationRef/>
       </w:r>
       <w:r>
-        <w:t>[MED-08｜中] 节能计算边界、单位和加权公式未呈现</w:t>
+        <w:t>[HIGH-05｜高] 极端工况负荷与设备结果不完整</w:t>
       </w:r>
     </w:p>
     <w:p>
@@ -7308,7 +4785,7 @@
         <w:pStyle w:val="CommentText"/>
       </w:pPr>
       <w:r>
-        <w:t>锚点：[SRC-5/T8]</w:t>
+        <w:t>锚点：[T4]、[T5]、[T6]、[T10–T12]</w:t>
       </w:r>
     </w:p>
     <w:p>
@@ -7316,11 +4793,11 @@
         <w:pStyle w:val="CommentText"/>
       </w:pPr>
       <w:r>
-        <w:t>建议：补表头单位、周期、设备范围、基准、节能率公式和官方权重。</w:t>
+        <w:t>建议：逐工况补定义、样本数、时间范围和指标；无样本时给合规说明。</w:t>
       </w:r>
     </w:p>
   </w:comment>
-  <w:comment w:id="27" w:author="GPT-5.6" w:initials="G56" w:date="2026-09-08T09:21:51Z">
+  <w:comment w:id="27" w:author="GPT-5.6" w:initials="G56" w:date="2026-09-08T09:32:04Z">
     <w:p>
       <w:pPr>
         <w:pStyle w:val="CommentText"/>
@@ -7332,7 +4809,7 @@
         <w:annotationRef/>
       </w:r>
       <w:r>
-        <w:t>[HIGH-05｜高] 项目B缺少与A/C同等级的方法说明</w:t>
+        <w:t>[LOW-02｜低] “水泵”指标对象不够具体</w:t>
       </w:r>
     </w:p>
     <w:p>
@@ -7340,7 +4817,7 @@
         <w:pStyle w:val="CommentText"/>
       </w:pPr>
       <w:r>
-        <w:t>锚点：[SRC-2.2]、[SRC-5.2]、[SRC-6.1]</w:t>
+        <w:t>锚点：[T7]、[T9]、[§5–7]</w:t>
       </w:r>
     </w:p>
     <w:p>
@@ -7348,11 +4825,11 @@
         <w:pStyle w:val="CommentText"/>
       </w:pPr>
       <w:r>
-        <w:t>建议：补充B的数据、模型、训练窗、验证协议、节能策略与结果解释。</w:t>
+        <w:t>建议：明确是冷冻水泵、冷却水泵、总泵功率或聚合值。</w:t>
       </w:r>
     </w:p>
   </w:comment>
-  <w:comment w:id="28" w:author="GPT-5.6" w:initials="G56" w:date="2026-09-08T09:21:51Z">
+  <w:comment w:id="28" w:author="GPT-5.6" w:initials="G56" w:date="2026-09-08T09:32:04Z">
     <w:p>
       <w:pPr>
         <w:pStyle w:val="CommentText"/>
@@ -7364,7 +4841,7 @@
         <w:annotationRef/>
       </w:r>
       <w:r>
-        <w:t>[MED-09｜中] 8.9%~19.8%的对象和统计范围不清楚</w:t>
+        <w:t>[BLOCK-02｜阻断] 项目B核心预测结果链路缺失</w:t>
       </w:r>
     </w:p>
     <w:p>
@@ -7372,7 +4849,7 @@
         <w:pStyle w:val="CommentText"/>
       </w:pPr>
       <w:r>
-        <w:t>锚点：[SRC-5.3]</w:t>
+        <w:t>锚点：[P11]、[T2]、[T5]、[T8]、[T10–T12]</w:t>
       </w:r>
     </w:p>
     <w:p>
@@ -7380,11 +4857,11 @@
         <w:pStyle w:val="CommentText"/>
       </w:pPr>
       <w:r>
-        <w:t>建议：明确项目、日期、样本数和最小—最大口径，使端点可追溯。</w:t>
+        <w:t>建议：从最终脚本补齐B的逐时、极端和设备结果并保留日志，不得推测数值。</w:t>
       </w:r>
     </w:p>
   </w:comment>
-  <w:comment w:id="29" w:author="GPT-5.6" w:initials="G56" w:date="2026-09-08T09:21:51Z">
+  <w:comment w:id="29" w:author="GPT-5.6" w:initials="G56" w:date="2026-09-08T09:32:04Z">
     <w:p>
       <w:pPr>
         <w:pStyle w:val="CommentText"/>
@@ -7396,7 +4873,7 @@
         <w:annotationRef/>
       </w:r>
       <w:r>
-        <w:t>[MED-01｜中] 模板字数限制尚未验证</w:t>
+        <w:t>[HIGH-01｜高] 项目C冷机和水泵MAPE超过“≤6%”线</w:t>
       </w:r>
     </w:p>
     <w:p>
@@ -7404,7 +4881,7 @@
         <w:pStyle w:val="CommentText"/>
       </w:pPr>
       <w:r>
-        <w:t>锚点：[SRC-2.1]、[SRC-2.2]、[SRC-5]、[SRC-6]</w:t>
+        <w:t>锚点：[T9]</w:t>
       </w:r>
     </w:p>
     <w:p>
@@ -7412,11 +4889,11 @@
         <w:pStyle w:val="CommentText"/>
       </w:pPr>
       <w:r>
-        <w:t>建议：在正式Word中按赛方口径逐节计数；当前摘要不足以作精确字数判断。</w:t>
+        <w:t>建议：复算24.33和10.01，核对样本及停机低分母处理；不得直接改数。</w:t>
       </w:r>
     </w:p>
   </w:comment>
-  <w:comment w:id="30" w:author="GPT-5.6" w:initials="G56" w:date="2026-09-08T09:21:51Z">
+  <w:comment w:id="30" w:author="GPT-5.6" w:initials="G56" w:date="2026-09-08T09:32:04Z">
     <w:p>
       <w:pPr>
         <w:pStyle w:val="CommentText"/>
@@ -7428,7 +4905,7 @@
         <w:annotationRef/>
       </w:r>
       <w:r>
-        <w:t>[MED-11｜中] 声明的签字完成状态未知</w:t>
+        <w:t>[HIGH-05｜高] 极端工况负荷与设备结果不完整</w:t>
       </w:r>
     </w:p>
     <w:p>
@@ -7436,7 +4913,7 @@
         <w:pStyle w:val="CommentText"/>
       </w:pPr>
       <w:r>
-        <w:t>锚点：[SRC-DECL]</w:t>
+        <w:t>锚点：[T4]、[T5]、[T6]、[T10–T12]</w:t>
       </w:r>
     </w:p>
     <w:p>
@@ -7444,7 +4921,295 @@
         <w:pStyle w:val="CommentText"/>
       </w:pPr>
       <w:r>
-        <w:t>建议：在正式Word或导出PDF中确认签字/盖章实际存在并满足规则。</w:t>
+        <w:t>建议：逐工况补定义、样本数、时间范围和指标；无样本时给合规说明。</w:t>
+      </w:r>
+    </w:p>
+  </w:comment>
+  <w:comment w:id="31" w:author="GPT-5.6" w:initials="G56" w:date="2026-09-08T09:32:04Z">
+    <w:p>
+      <w:pPr>
+        <w:pStyle w:val="CommentText"/>
+      </w:pPr>
+      <w:r>
+        <w:rPr>
+          <w:rStyle w:val="CommentReference"/>
+        </w:rPr>
+        <w:annotationRef/>
+      </w:r>
+      <w:r>
+        <w:t>[MED-06｜中] 节能表缺少单位、统计边界和加权公式</w:t>
+      </w:r>
+    </w:p>
+    <w:p>
+      <w:pPr>
+        <w:pStyle w:val="CommentText"/>
+      </w:pPr>
+      <w:r>
+        <w:t>锚点：[T13]</w:t>
+      </w:r>
+    </w:p>
+    <w:p>
+      <w:pPr>
+        <w:pStyle w:val="CommentText"/>
+      </w:pPr>
+      <w:r>
+        <w:t>建议：补能耗单位、周期、基准、设备边界、节能率公式和权重。</w:t>
+      </w:r>
+    </w:p>
+  </w:comment>
+  <w:comment w:id="32" w:author="GPT-5.6" w:initials="G56" w:date="2026-09-08T09:32:04Z">
+    <w:p>
+      <w:pPr>
+        <w:pStyle w:val="CommentText"/>
+      </w:pPr>
+      <w:r>
+        <w:rPr>
+          <w:rStyle w:val="CommentReference"/>
+        </w:rPr>
+        <w:annotationRef/>
+      </w:r>
+      <w:r>
+        <w:t>[BLOCK-03｜阻断] T13项目B/C及加权节能结果未完成</w:t>
+      </w:r>
+    </w:p>
+    <w:p>
+      <w:pPr>
+        <w:pStyle w:val="CommentText"/>
+      </w:pPr>
+      <w:r>
+        <w:t>锚点：[P11]、[T13]、[§5–7]</w:t>
+      </w:r>
+    </w:p>
+    <w:p>
+      <w:pPr>
+        <w:pStyle w:val="CommentText"/>
+      </w:pPr>
+      <w:r>
+        <w:t>建议：按官方基准和权重补齐B、C及加权值，注明单位、边界和公式。</w:t>
+      </w:r>
+    </w:p>
+  </w:comment>
+  <w:comment w:id="33" w:author="GPT-5.6" w:initials="G56" w:date="2026-09-08T09:32:04Z">
+    <w:p>
+      <w:pPr>
+        <w:pStyle w:val="CommentText"/>
+      </w:pPr>
+      <w:r>
+        <w:rPr>
+          <w:rStyle w:val="CommentReference"/>
+        </w:rPr>
+        <w:annotationRef/>
+      </w:r>
+      <w:r>
+        <w:t>[BLOCK-03｜阻断] T13项目B/C及加权节能结果未完成</w:t>
+      </w:r>
+    </w:p>
+    <w:p>
+      <w:pPr>
+        <w:pStyle w:val="CommentText"/>
+      </w:pPr>
+      <w:r>
+        <w:t>锚点：[P11]、[T13]、[§5–7]</w:t>
+      </w:r>
+    </w:p>
+    <w:p>
+      <w:pPr>
+        <w:pStyle w:val="CommentText"/>
+      </w:pPr>
+      <w:r>
+        <w:t>建议：按官方基准和权重补齐B、C及加权值，注明单位、边界和公式。</w:t>
+      </w:r>
+    </w:p>
+  </w:comment>
+  <w:comment w:id="34" w:author="GPT-5.6" w:initials="G56" w:date="2026-09-08T09:32:04Z">
+    <w:p>
+      <w:pPr>
+        <w:pStyle w:val="CommentText"/>
+      </w:pPr>
+      <w:r>
+        <w:rPr>
+          <w:rStyle w:val="CommentReference"/>
+        </w:rPr>
+        <w:annotationRef/>
+      </w:r>
+      <w:r>
+        <w:t>[MED-11｜中] 签字日期存在，但实际签署状态需确认</w:t>
+      </w:r>
+    </w:p>
+    <w:p>
+      <w:pPr>
+        <w:pStyle w:val="CommentText"/>
+      </w:pPr>
+      <w:r>
+        <w:t>锚点：[T14]、[§5–7]</w:t>
+      </w:r>
+    </w:p>
+    <w:p>
+      <w:pPr>
+        <w:pStyle w:val="CommentText"/>
+      </w:pPr>
+      <w:r>
+        <w:t>建议：在最终Word/PDF确认签署主体、签名或盖章及日期可见。</w:t>
+      </w:r>
+    </w:p>
+  </w:comment>
+  <w:comment w:id="35" w:author="GPT-5.6" w:initials="G56" w:date="2026-09-08T09:32:04Z">
+    <w:p>
+      <w:pPr>
+        <w:pStyle w:val="CommentText"/>
+      </w:pPr>
+      <w:r>
+        <w:rPr>
+          <w:rStyle w:val="CommentReference"/>
+        </w:rPr>
+        <w:annotationRef/>
+      </w:r>
+      <w:r>
+        <w:t>[HIGH-07｜高] 范围声明与第5章节能结果存在责任边界冲突</w:t>
+      </w:r>
+    </w:p>
+    <w:p>
+      <w:pPr>
+        <w:pStyle w:val="CommentText"/>
+      </w:pPr>
+      <w:r>
+        <w:t>锚点：[P15]、[P16]、[T13]、[§5–7]</w:t>
+      </w:r>
+    </w:p>
+    <w:p>
+      <w:pPr>
+        <w:pStyle w:val="CommentText"/>
+      </w:pPr>
+      <w:r>
+        <w:t>建议：区分本队预测、联合仿真、合作方策略和最终提交责任，注明T13来源。</w:t>
+      </w:r>
+    </w:p>
+  </w:comment>
+  <w:comment w:id="36" w:author="GPT-5.6" w:initials="G56" w:date="2026-09-08T09:32:04Z">
+    <w:p>
+      <w:pPr>
+        <w:pStyle w:val="CommentText"/>
+      </w:pPr>
+      <w:r>
+        <w:rPr>
+          <w:rStyle w:val="CommentReference"/>
+        </w:rPr>
+        <w:annotationRef/>
+      </w:r>
+      <w:r>
+        <w:t>[HIGH-06｜高] 项目B缺少与A/C同等级的方法说明</w:t>
+      </w:r>
+    </w:p>
+    <w:p>
+      <w:pPr>
+        <w:pStyle w:val="CommentText"/>
+      </w:pPr>
+      <w:r>
+        <w:t>锚点：[P21]、[P32]、[§5–7]</w:t>
+      </w:r>
+    </w:p>
+    <w:p>
+      <w:pPr>
+        <w:pStyle w:val="CommentText"/>
+      </w:pPr>
+      <w:r>
+        <w:t>建议：补B的数据、模型、训练窗、评测协议、节能策略和结果解释。</w:t>
+      </w:r>
+    </w:p>
+  </w:comment>
+  <w:comment w:id="37" w:author="GPT-5.6" w:initials="G56" w:date="2026-09-08T09:32:04Z">
+    <w:p>
+      <w:pPr>
+        <w:pStyle w:val="CommentText"/>
+      </w:pPr>
+      <w:r>
+        <w:rPr>
+          <w:rStyle w:val="CommentReference"/>
+        </w:rPr>
+        <w:annotationRef/>
+      </w:r>
+      <w:r>
+        <w:t>[MED-07｜中] 日MAPE范围缺少对象与统计定义</w:t>
+      </w:r>
+    </w:p>
+    <w:p>
+      <w:pPr>
+        <w:pStyle w:val="CommentText"/>
+      </w:pPr>
+      <w:r>
+        <w:t>锚点：[§5–7]</w:t>
+      </w:r>
+    </w:p>
+    <w:p>
+      <w:pPr>
+        <w:pStyle w:val="CommentText"/>
+      </w:pPr>
+      <w:r>
+        <w:t>建议：明确项目、日期、样本数和最小—最大口径。</w:t>
+      </w:r>
+    </w:p>
+  </w:comment>
+  <w:comment w:id="38" w:author="GPT-5.6" w:initials="G56" w:date="2026-09-08T09:32:04Z">
+    <w:p>
+      <w:pPr>
+        <w:pStyle w:val="CommentText"/>
+      </w:pPr>
+      <w:r>
+        <w:rPr>
+          <w:rStyle w:val="CommentReference"/>
+        </w:rPr>
+        <w:annotationRef/>
+      </w:r>
+      <w:r>
+        <w:t>[HIGH-06｜高] 项目B缺少与A/C同等级的方法说明</w:t>
+      </w:r>
+    </w:p>
+    <w:p>
+      <w:pPr>
+        <w:pStyle w:val="CommentText"/>
+      </w:pPr>
+      <w:r>
+        <w:t>锚点：[P21]、[P32]、[§5–7]</w:t>
+      </w:r>
+    </w:p>
+    <w:p>
+      <w:pPr>
+        <w:pStyle w:val="CommentText"/>
+      </w:pPr>
+      <w:r>
+        <w:t>建议：补B的数据、模型、训练窗、评测协议、节能策略和结果解释。</w:t>
+      </w:r>
+    </w:p>
+  </w:comment>
+  <w:comment w:id="39" w:author="GPT-5.6" w:initials="G56" w:date="2026-09-08T09:32:04Z">
+    <w:p>
+      <w:pPr>
+        <w:pStyle w:val="CommentText"/>
+      </w:pPr>
+      <w:r>
+        <w:rPr>
+          <w:rStyle w:val="CommentReference"/>
+        </w:rPr>
+        <w:annotationRef/>
+      </w:r>
+      <w:r>
+        <w:t>[MED-11｜中] 签字日期存在，但实际签署状态需确认</w:t>
+      </w:r>
+    </w:p>
+    <w:p>
+      <w:pPr>
+        <w:pStyle w:val="CommentText"/>
+      </w:pPr>
+      <w:r>
+        <w:t>锚点：[T14]、[§5–7]</w:t>
+      </w:r>
+    </w:p>
+    <w:p>
+      <w:pPr>
+        <w:pStyle w:val="CommentText"/>
+      </w:pPr>
+      <w:r>
+        <w:t>建议：在最终Word/PDF确认签署主体、签名或盖章及日期可见。</w:t>
       </w:r>
     </w:p>
   </w:comment>
@@ -7479,7 +5244,7 @@
         <w:color w:val="646464"/>
         <w:sz w:val="16"/>
       </w:rPr>
-      <w:t>AI「赛马制」测试数据报告 · 审查批注版（基于结构化抽取复原）</w:t>
+      <w:t>AI“赛马制”测试数据报告 · GPT-5.6 批注版</w:t>
     </w:r>
   </w:p>
 </w:hdr>
@@ -7849,7 +5614,7 @@
     <w:qFormat/>
     <w:rsid w:val="00FC693F"/>
     <w:pPr>
-      <w:spacing w:after="100" w:line="300" w:lineRule="auto"/>
+      <w:spacing w:after="100" w:line="293" w:lineRule="auto"/>
     </w:pPr>
     <w:rPr>
       <w:rFonts w:ascii="Aptos" w:hAnsi="Aptos" w:eastAsia="等线"/>
@@ -7963,11 +5728,10 @@
       <w:outlineLvl w:val="2"/>
     </w:pPr>
     <w:rPr>
-      <w:rFonts w:asciiTheme="majorHAnsi" w:eastAsiaTheme="majorEastAsia" w:hAnsiTheme="majorHAnsi" w:cstheme="majorBidi" w:ascii="Aptos Display" w:hAnsi="Aptos Display" w:eastAsia="微软雅黑"/>
+      <w:rFonts w:asciiTheme="majorHAnsi" w:eastAsiaTheme="majorEastAsia" w:hAnsiTheme="majorHAnsi" w:cstheme="majorBidi"/>
       <w:b/>
       <w:bCs/>
-      <w:color w:val="2F5597"/>
-      <w:sz w:val="22"/>
+      <w:color w:val="4F81BD" w:themeColor="accent1"/>
     </w:rPr>
   </w:style>
   <w:style w:type="paragraph" w:styleId="Heading4">
